--- a/svfe-json-schemas/catalogos.docx
+++ b/svfe-json-schemas/catalogos.docx
@@ -2592,7 +2592,7 @@
     <w:p>
       <w:r>
         <w:pict w14:anchorId="0F3B2AB5">
-          <v:rect id="_x0000_i1044" style="width:0;height:1.5pt" o:hralign="center" o:hrstd="t" o:hr="t" fillcolor="#a0a0a0" stroked="f"/>
+          <v:rect id="_x0000_i1025" style="width:0;height:1.5pt" o:hralign="center" o:hrstd="t" o:hr="t" fillcolor="#a0a0a0" stroked="f"/>
         </w:pict>
       </w:r>
     </w:p>
@@ -5109,7 +5109,7 @@
     <w:p>
       <w:r>
         <w:pict w14:anchorId="6BE21647">
-          <v:rect id="_x0000_i1045" style="width:0;height:1.5pt" o:hralign="center" o:hrstd="t" o:hr="t" fillcolor="#a0a0a0" stroked="f"/>
+          <v:rect id="_x0000_i1026" style="width:0;height:1.5pt" o:hralign="center" o:hrstd="t" o:hr="t" fillcolor="#a0a0a0" stroked="f"/>
         </w:pict>
       </w:r>
     </w:p>
@@ -5125,7 +5125,7 @@
         </w:rPr>
         <w:lastRenderedPageBreak/>
         <w:pict w14:anchorId="6BEE283A">
-          <v:rect id="_x0000_i1068" style="width:0;height:1.5pt" o:hralign="center" o:hrstd="t" o:hr="t" fillcolor="#a0a0a0" stroked="f"/>
+          <v:rect id="_x0000_i1027" style="width:0;height:1.5pt" o:hralign="center" o:hrstd="t" o:hr="t" fillcolor="#a0a0a0" stroked="f"/>
         </w:pict>
       </w:r>
     </w:p>
@@ -5375,7 +5375,7 @@
           <w:rFonts w:ascii="Segoe UI Emoji" w:hAnsi="Segoe UI Emoji" w:cs="Segoe UI Emoji"/>
         </w:rPr>
         <w:pict w14:anchorId="2A8A195B">
-          <v:rect id="_x0000_i1069" style="width:0;height:1.5pt" o:hralign="center" o:hrstd="t" o:hr="t" fillcolor="#a0a0a0" stroked="f"/>
+          <v:rect id="_x0000_i1028" style="width:0;height:1.5pt" o:hralign="center" o:hrstd="t" o:hr="t" fillcolor="#a0a0a0" stroked="f"/>
         </w:pict>
       </w:r>
     </w:p>
@@ -5951,7 +5951,7 @@
       <w:r>
         <w:lastRenderedPageBreak/>
         <w:pict w14:anchorId="0AB75DB6">
-          <v:rect id="_x0000_i1159" style="width:0;height:1.5pt" o:hralign="center" o:hrstd="t" o:hr="t" fillcolor="#a0a0a0" stroked="f"/>
+          <v:rect id="_x0000_i1029" style="width:0;height:1.5pt" o:hralign="center" o:hrstd="t" o:hr="t" fillcolor="#a0a0a0" stroked="f"/>
         </w:pict>
       </w:r>
     </w:p>
@@ -6302,7 +6302,7 @@
     <w:p>
       <w:r>
         <w:pict w14:anchorId="3792B58E">
-          <v:rect id="_x0000_i1160" style="width:0;height:1.5pt" o:hralign="center" o:hrstd="t" o:hr="t" fillcolor="#a0a0a0" stroked="f"/>
+          <v:rect id="_x0000_i1030" style="width:0;height:1.5pt" o:hralign="center" o:hrstd="t" o:hr="t" fillcolor="#a0a0a0" stroked="f"/>
         </w:pict>
       </w:r>
     </w:p>
@@ -6369,7 +6369,7 @@
     <w:p>
       <w:r>
         <w:pict w14:anchorId="124BE965">
-          <v:rect id="_x0000_i1161" style="width:0;height:1.5pt" o:hralign="center" o:hrstd="t" o:hr="t" fillcolor="#a0a0a0" stroked="f"/>
+          <v:rect id="_x0000_i1031" style="width:0;height:1.5pt" o:hralign="center" o:hrstd="t" o:hr="t" fillcolor="#a0a0a0" stroked="f"/>
         </w:pict>
       </w:r>
     </w:p>
@@ -6449,7 +6449,7 @@
     <w:p>
       <w:r>
         <w:pict w14:anchorId="0545953F">
-          <v:rect id="_x0000_i1162" style="width:0;height:1.5pt" o:hralign="center" o:hrstd="t" o:hr="t" fillcolor="#a0a0a0" stroked="f"/>
+          <v:rect id="_x0000_i1032" style="width:0;height:1.5pt" o:hralign="center" o:hrstd="t" o:hr="t" fillcolor="#a0a0a0" stroked="f"/>
         </w:pict>
       </w:r>
     </w:p>
@@ -6537,7 +6537,7 @@
     <w:p>
       <w:r>
         <w:pict w14:anchorId="597B4549">
-          <v:rect id="_x0000_i1163" style="width:0;height:1.5pt" o:hralign="center" o:hrstd="t" o:hr="t" fillcolor="#a0a0a0" stroked="f"/>
+          <v:rect id="_x0000_i1033" style="width:0;height:1.5pt" o:hralign="center" o:hrstd="t" o:hr="t" fillcolor="#a0a0a0" stroked="f"/>
         </w:pict>
       </w:r>
     </w:p>
@@ -6597,7 +6597,7 @@
     <w:p>
       <w:r>
         <w:pict w14:anchorId="691DF296">
-          <v:rect id="_x0000_i1164" style="width:0;height:1.5pt" o:hralign="center" o:hrstd="t" o:hr="t" fillcolor="#a0a0a0" stroked="f"/>
+          <v:rect id="_x0000_i1034" style="width:0;height:1.5pt" o:hralign="center" o:hrstd="t" o:hr="t" fillcolor="#a0a0a0" stroked="f"/>
         </w:pict>
       </w:r>
     </w:p>
@@ -6671,7 +6671,7 @@
     <w:p>
       <w:r>
         <w:pict w14:anchorId="3CF04201">
-          <v:rect id="_x0000_i1165" style="width:0;height:1.5pt" o:hralign="center" o:hrstd="t" o:hr="t" fillcolor="#a0a0a0" stroked="f"/>
+          <v:rect id="_x0000_i1035" style="width:0;height:1.5pt" o:hralign="center" o:hrstd="t" o:hr="t" fillcolor="#a0a0a0" stroked="f"/>
         </w:pict>
       </w:r>
     </w:p>
@@ -6737,7 +6737,7 @@
     <w:p>
       <w:r>
         <w:pict w14:anchorId="6820EE36">
-          <v:rect id="_x0000_i1166" style="width:0;height:1.5pt" o:hralign="center" o:hrstd="t" o:hr="t" fillcolor="#a0a0a0" stroked="f"/>
+          <v:rect id="_x0000_i1036" style="width:0;height:1.5pt" o:hralign="center" o:hrstd="t" o:hr="t" fillcolor="#a0a0a0" stroked="f"/>
         </w:pict>
       </w:r>
     </w:p>
@@ -7224,7 +7224,7 @@
     <w:p>
       <w:r>
         <w:pict w14:anchorId="525F8341">
-          <v:rect id="_x0000_i1167" style="width:0;height:1.5pt" o:hralign="center" o:hrstd="t" o:hr="t" fillcolor="#a0a0a0" stroked="f"/>
+          <v:rect id="_x0000_i1037" style="width:0;height:1.5pt" o:hralign="center" o:hrstd="t" o:hr="t" fillcolor="#a0a0a0" stroked="f"/>
         </w:pict>
       </w:r>
     </w:p>
@@ -7905,7 +7905,7 @@
     <w:p>
       <w:r>
         <w:pict w14:anchorId="353B3532">
-          <v:rect id="_x0000_i1168" style="width:0;height:1.5pt" o:hralign="center" o:hrstd="t" o:hr="t" fillcolor="#a0a0a0" stroked="f"/>
+          <v:rect id="_x0000_i1038" style="width:0;height:1.5pt" o:hralign="center" o:hrstd="t" o:hr="t" fillcolor="#a0a0a0" stroked="f"/>
         </w:pict>
       </w:r>
     </w:p>
@@ -7958,7 +7958,7 @@
     <w:p>
       <w:r>
         <w:pict w14:anchorId="3B749E2C">
-          <v:rect id="_x0000_i1169" style="width:0;height:1.5pt" o:hralign="center" o:hrstd="t" o:hr="t" fillcolor="#a0a0a0" stroked="f"/>
+          <v:rect id="_x0000_i1039" style="width:0;height:1.5pt" o:hralign="center" o:hrstd="t" o:hr="t" fillcolor="#a0a0a0" stroked="f"/>
         </w:pict>
       </w:r>
     </w:p>
@@ -8039,7 +8039,7 @@
     <w:p>
       <w:r>
         <w:pict w14:anchorId="03E4E41E">
-          <v:rect id="_x0000_i1170" style="width:0;height:1.5pt" o:hralign="center" o:hrstd="t" o:hr="t" fillcolor="#a0a0a0" stroked="f"/>
+          <v:rect id="_x0000_i1040" style="width:0;height:1.5pt" o:hralign="center" o:hrstd="t" o:hr="t" fillcolor="#a0a0a0" stroked="f"/>
         </w:pict>
       </w:r>
     </w:p>
@@ -8161,7 +8161,7 @@
     <w:p>
       <w:r>
         <w:pict w14:anchorId="7F0FF61C">
-          <v:rect id="_x0000_i1171" style="width:0;height:1.5pt" o:hralign="center" o:hrstd="t" o:hr="t" fillcolor="#a0a0a0" stroked="f"/>
+          <v:rect id="_x0000_i1041" style="width:0;height:1.5pt" o:hralign="center" o:hrstd="t" o:hr="t" fillcolor="#a0a0a0" stroked="f"/>
         </w:pict>
       </w:r>
     </w:p>
@@ -8214,7 +8214,7 @@
     <w:p>
       <w:r>
         <w:pict w14:anchorId="22619E9D">
-          <v:rect id="_x0000_i1172" style="width:0;height:1.5pt" o:hralign="center" o:hrstd="t" o:hr="t" fillcolor="#a0a0a0" stroked="f"/>
+          <v:rect id="_x0000_i1042" style="width:0;height:1.5pt" o:hralign="center" o:hrstd="t" o:hr="t" fillcolor="#a0a0a0" stroked="f"/>
         </w:pict>
       </w:r>
     </w:p>
@@ -8224,6 +8224,828 @@
           <w:lang w:val="es-MX"/>
         </w:rPr>
       </w:pPr>
+      <w:r>
+        <w:rPr>
+          <w:lang w:val="es-MX"/>
+        </w:rPr>
+        <w:t>departamentos</w:t>
+      </w:r>
+    </w:p>
+    <w:p>
+      <w:pPr>
+        <w:rPr>
+          <w:lang w:val="es-MX"/>
+        </w:rPr>
+      </w:pPr>
+      <w:r>
+        <w:rPr>
+          <w:lang w:val="es-MX"/>
+        </w:rPr>
+        <w:t xml:space="preserve">00 Otro (Para extranjeros) </w:t>
+      </w:r>
+    </w:p>
+    <w:p>
+      <w:pPr>
+        <w:rPr>
+          <w:lang w:val="es-MX"/>
+        </w:rPr>
+      </w:pPr>
+      <w:r>
+        <w:rPr>
+          <w:lang w:val="es-MX"/>
+        </w:rPr>
+        <w:t xml:space="preserve">01 Ahuachapán </w:t>
+      </w:r>
+    </w:p>
+    <w:p>
+      <w:pPr>
+        <w:rPr>
+          <w:lang w:val="es-MX"/>
+        </w:rPr>
+      </w:pPr>
+      <w:r>
+        <w:rPr>
+          <w:lang w:val="es-MX"/>
+        </w:rPr>
+        <w:t xml:space="preserve">02 Santa Ana </w:t>
+      </w:r>
+    </w:p>
+    <w:p>
+      <w:pPr>
+        <w:rPr>
+          <w:lang w:val="es-MX"/>
+        </w:rPr>
+      </w:pPr>
+      <w:r>
+        <w:rPr>
+          <w:lang w:val="es-MX"/>
+        </w:rPr>
+        <w:t xml:space="preserve">O3 Sonsonate </w:t>
+      </w:r>
+    </w:p>
+    <w:p>
+      <w:pPr>
+        <w:rPr>
+          <w:lang w:val="es-MX"/>
+        </w:rPr>
+      </w:pPr>
+      <w:r>
+        <w:rPr>
+          <w:lang w:val="es-MX"/>
+        </w:rPr>
+        <w:t xml:space="preserve">04 Chalatenango </w:t>
+      </w:r>
+    </w:p>
+    <w:p>
+      <w:pPr>
+        <w:rPr>
+          <w:lang w:val="es-MX"/>
+        </w:rPr>
+      </w:pPr>
+      <w:r>
+        <w:rPr>
+          <w:lang w:val="es-MX"/>
+        </w:rPr>
+        <w:t xml:space="preserve">05 La Libertad </w:t>
+      </w:r>
+    </w:p>
+    <w:p>
+      <w:pPr>
+        <w:rPr>
+          <w:lang w:val="es-MX"/>
+        </w:rPr>
+      </w:pPr>
+      <w:r>
+        <w:rPr>
+          <w:lang w:val="es-MX"/>
+        </w:rPr>
+        <w:t xml:space="preserve">06 San Salvador </w:t>
+      </w:r>
+    </w:p>
+    <w:p>
+      <w:pPr>
+        <w:rPr>
+          <w:lang w:val="es-MX"/>
+        </w:rPr>
+      </w:pPr>
+      <w:r>
+        <w:rPr>
+          <w:lang w:val="es-MX"/>
+        </w:rPr>
+        <w:t xml:space="preserve">07 Cuscatlán </w:t>
+      </w:r>
+    </w:p>
+    <w:p>
+      <w:pPr>
+        <w:rPr>
+          <w:lang w:val="es-MX"/>
+        </w:rPr>
+      </w:pPr>
+      <w:r>
+        <w:rPr>
+          <w:lang w:val="es-MX"/>
+        </w:rPr>
+        <w:t xml:space="preserve">08 La Paz </w:t>
+      </w:r>
+    </w:p>
+    <w:p>
+      <w:pPr>
+        <w:rPr>
+          <w:lang w:val="es-MX"/>
+        </w:rPr>
+      </w:pPr>
+      <w:r>
+        <w:rPr>
+          <w:lang w:val="es-MX"/>
+        </w:rPr>
+        <w:t xml:space="preserve">09 Cabañas </w:t>
+      </w:r>
+    </w:p>
+    <w:p>
+      <w:pPr>
+        <w:rPr>
+          <w:lang w:val="es-MX"/>
+        </w:rPr>
+      </w:pPr>
+      <w:r>
+        <w:rPr>
+          <w:lang w:val="es-MX"/>
+        </w:rPr>
+        <w:t xml:space="preserve">10 San Vicente </w:t>
+      </w:r>
+    </w:p>
+    <w:p>
+      <w:pPr>
+        <w:rPr>
+          <w:lang w:val="es-MX"/>
+        </w:rPr>
+      </w:pPr>
+      <w:r>
+        <w:rPr>
+          <w:lang w:val="es-MX"/>
+        </w:rPr>
+        <w:t xml:space="preserve">11 Usulután </w:t>
+      </w:r>
+    </w:p>
+    <w:p>
+      <w:pPr>
+        <w:rPr>
+          <w:lang w:val="es-MX"/>
+        </w:rPr>
+      </w:pPr>
+      <w:r>
+        <w:rPr>
+          <w:lang w:val="es-MX"/>
+        </w:rPr>
+        <w:t xml:space="preserve">12 San Miguel </w:t>
+      </w:r>
+    </w:p>
+    <w:p>
+      <w:pPr>
+        <w:rPr>
+          <w:lang w:val="es-MX"/>
+        </w:rPr>
+      </w:pPr>
+      <w:r>
+        <w:rPr>
+          <w:lang w:val="es-MX"/>
+        </w:rPr>
+        <w:t xml:space="preserve">l3 Morazán </w:t>
+      </w:r>
+    </w:p>
+    <w:p>
+      <w:pPr>
+        <w:rPr>
+          <w:lang w:val="es-MX"/>
+        </w:rPr>
+      </w:pPr>
+      <w:r>
+        <w:rPr>
+          <w:lang w:val="es-MX"/>
+        </w:rPr>
+        <w:t>14 La Unión</w:t>
+      </w:r>
+    </w:p>
+    <w:p>
+      <w:pPr>
+        <w:rPr>
+          <w:lang w:val="es-MX"/>
+        </w:rPr>
+      </w:pPr>
+    </w:p>
+    <w:p>
+      <w:pPr>
+        <w:rPr>
+          <w:lang w:val="es-MX"/>
+        </w:rPr>
+      </w:pPr>
+    </w:p>
+    <w:p>
+      <w:pPr>
+        <w:rPr>
+          <w:lang w:val="es-MX"/>
+        </w:rPr>
+      </w:pPr>
+      <w:r>
+        <w:rPr>
+          <w:lang w:val="es-MX"/>
+        </w:rPr>
+        <w:lastRenderedPageBreak/>
+        <w:t>municipios</w:t>
+      </w:r>
+    </w:p>
+    <w:p>
+      <w:pPr>
+        <w:rPr>
+          <w:lang w:val="es-MX"/>
+        </w:rPr>
+      </w:pPr>
+    </w:p>
+    <w:p>
+      <w:pPr>
+        <w:rPr>
+          <w:lang w:val="es-MX"/>
+        </w:rPr>
+      </w:pPr>
+      <w:r>
+        <w:rPr>
+          <w:lang w:val="es-MX"/>
+        </w:rPr>
+        <w:t xml:space="preserve">00 Otro (Para extranjeros) </w:t>
+      </w:r>
+    </w:p>
+    <w:p>
+      <w:pPr>
+        <w:rPr>
+          <w:lang w:val="es-MX"/>
+        </w:rPr>
+      </w:pPr>
+      <w:r>
+        <w:rPr>
+          <w:lang w:val="es-MX"/>
+        </w:rPr>
+        <w:t xml:space="preserve">13 AHUACHAPAN NORTE </w:t>
+      </w:r>
+    </w:p>
+    <w:p>
+      <w:pPr>
+        <w:rPr>
+          <w:lang w:val="es-MX"/>
+        </w:rPr>
+      </w:pPr>
+      <w:r>
+        <w:rPr>
+          <w:lang w:val="es-MX"/>
+        </w:rPr>
+        <w:t xml:space="preserve">14 AHUACHAPAN CENTRO </w:t>
+      </w:r>
+    </w:p>
+    <w:p>
+      <w:pPr>
+        <w:rPr>
+          <w:lang w:val="es-MX"/>
+        </w:rPr>
+      </w:pPr>
+      <w:r>
+        <w:rPr>
+          <w:lang w:val="es-MX"/>
+        </w:rPr>
+        <w:t xml:space="preserve">15 AHUACHAPAN SUR </w:t>
+      </w:r>
+    </w:p>
+    <w:p>
+      <w:pPr>
+        <w:rPr>
+          <w:lang w:val="es-MX"/>
+        </w:rPr>
+      </w:pPr>
+      <w:r>
+        <w:rPr>
+          <w:lang w:val="es-MX"/>
+        </w:rPr>
+        <w:t xml:space="preserve">14 SANTA ANA NORTE </w:t>
+      </w:r>
+    </w:p>
+    <w:p>
+      <w:pPr>
+        <w:rPr>
+          <w:lang w:val="es-MX"/>
+        </w:rPr>
+      </w:pPr>
+      <w:r>
+        <w:rPr>
+          <w:lang w:val="es-MX"/>
+        </w:rPr>
+        <w:t xml:space="preserve">15 SANTA ANA CENTRO </w:t>
+      </w:r>
+    </w:p>
+    <w:p>
+      <w:pPr>
+        <w:rPr>
+          <w:lang w:val="es-MX"/>
+        </w:rPr>
+      </w:pPr>
+      <w:r>
+        <w:rPr>
+          <w:lang w:val="es-MX"/>
+        </w:rPr>
+        <w:t xml:space="preserve">16 SANTA ANA ESTE </w:t>
+      </w:r>
+    </w:p>
+    <w:p>
+      <w:pPr>
+        <w:rPr>
+          <w:lang w:val="es-MX"/>
+        </w:rPr>
+      </w:pPr>
+      <w:r>
+        <w:rPr>
+          <w:lang w:val="es-MX"/>
+        </w:rPr>
+        <w:t xml:space="preserve">17 SANTA ANA OESTE </w:t>
+      </w:r>
+    </w:p>
+    <w:p>
+      <w:pPr>
+        <w:rPr>
+          <w:lang w:val="es-MX"/>
+        </w:rPr>
+      </w:pPr>
+      <w:r>
+        <w:rPr>
+          <w:lang w:val="es-MX"/>
+        </w:rPr>
+        <w:t xml:space="preserve">17 SONSONATE NORTE </w:t>
+      </w:r>
+    </w:p>
+    <w:p>
+      <w:pPr>
+        <w:rPr>
+          <w:lang w:val="es-MX"/>
+        </w:rPr>
+      </w:pPr>
+      <w:r>
+        <w:rPr>
+          <w:lang w:val="es-MX"/>
+        </w:rPr>
+        <w:t xml:space="preserve">18 SONSONATE CENTRO </w:t>
+      </w:r>
+    </w:p>
+    <w:p>
+      <w:pPr>
+        <w:rPr>
+          <w:lang w:val="es-MX"/>
+        </w:rPr>
+      </w:pPr>
+      <w:r>
+        <w:rPr>
+          <w:lang w:val="es-MX"/>
+        </w:rPr>
+        <w:t xml:space="preserve">19 SONSONATE ESTE </w:t>
+      </w:r>
+    </w:p>
+    <w:p>
+      <w:pPr>
+        <w:rPr>
+          <w:lang w:val="es-MX"/>
+        </w:rPr>
+      </w:pPr>
+      <w:r>
+        <w:rPr>
+          <w:lang w:val="es-MX"/>
+        </w:rPr>
+        <w:t xml:space="preserve">20 SONSONATE OESTE </w:t>
+      </w:r>
+    </w:p>
+    <w:p>
+      <w:pPr>
+        <w:rPr>
+          <w:lang w:val="es-MX"/>
+        </w:rPr>
+      </w:pPr>
+      <w:r>
+        <w:rPr>
+          <w:lang w:val="es-MX"/>
+        </w:rPr>
+        <w:t xml:space="preserve">34 CHALATENANGO NORTE </w:t>
+      </w:r>
+    </w:p>
+    <w:p>
+      <w:pPr>
+        <w:rPr>
+          <w:lang w:val="es-MX"/>
+        </w:rPr>
+      </w:pPr>
+      <w:r>
+        <w:rPr>
+          <w:lang w:val="es-MX"/>
+        </w:rPr>
+        <w:t xml:space="preserve">35 CHALATENANGO CENTRO </w:t>
+      </w:r>
+    </w:p>
+    <w:p>
+      <w:pPr>
+        <w:rPr>
+          <w:lang w:val="es-MX"/>
+        </w:rPr>
+      </w:pPr>
+      <w:r>
+        <w:rPr>
+          <w:lang w:val="es-MX"/>
+        </w:rPr>
+        <w:t xml:space="preserve">36 CHALATENANGO SUR </w:t>
+      </w:r>
+    </w:p>
+    <w:p>
+      <w:pPr>
+        <w:rPr>
+          <w:lang w:val="es-MX"/>
+        </w:rPr>
+      </w:pPr>
+      <w:r>
+        <w:rPr>
+          <w:lang w:val="es-MX"/>
+        </w:rPr>
+        <w:t xml:space="preserve">23 LA LIBERTAD NORTE </w:t>
+      </w:r>
+    </w:p>
+    <w:p>
+      <w:pPr>
+        <w:rPr>
+          <w:lang w:val="es-MX"/>
+        </w:rPr>
+      </w:pPr>
+      <w:r>
+        <w:rPr>
+          <w:lang w:val="es-MX"/>
+        </w:rPr>
+        <w:t xml:space="preserve">24 LA LIBERTAD CENTRO </w:t>
+      </w:r>
+    </w:p>
+    <w:p>
+      <w:pPr>
+        <w:rPr>
+          <w:lang w:val="es-MX"/>
+        </w:rPr>
+      </w:pPr>
+      <w:r>
+        <w:rPr>
+          <w:lang w:val="es-MX"/>
+        </w:rPr>
+        <w:t xml:space="preserve">25 LA LIBERTAD OESTE </w:t>
+      </w:r>
+    </w:p>
+    <w:p>
+      <w:pPr>
+        <w:rPr>
+          <w:lang w:val="es-MX"/>
+        </w:rPr>
+      </w:pPr>
+      <w:r>
+        <w:rPr>
+          <w:lang w:val="es-MX"/>
+        </w:rPr>
+        <w:t xml:space="preserve">26 LA LIBERTAD ESTE </w:t>
+      </w:r>
+    </w:p>
+    <w:p>
+      <w:pPr>
+        <w:rPr>
+          <w:lang w:val="es-MX"/>
+        </w:rPr>
+      </w:pPr>
+      <w:r>
+        <w:rPr>
+          <w:lang w:val="es-MX"/>
+        </w:rPr>
+        <w:t xml:space="preserve">27 LA LIBERTAD COSTA </w:t>
+      </w:r>
+    </w:p>
+    <w:p>
+      <w:pPr>
+        <w:rPr>
+          <w:lang w:val="es-MX"/>
+        </w:rPr>
+      </w:pPr>
+      <w:r>
+        <w:rPr>
+          <w:lang w:val="es-MX"/>
+        </w:rPr>
+        <w:t xml:space="preserve">28 LA LIBERTAD SUR </w:t>
+      </w:r>
+    </w:p>
+    <w:p>
+      <w:pPr>
+        <w:rPr>
+          <w:lang w:val="es-MX"/>
+        </w:rPr>
+      </w:pPr>
+      <w:r>
+        <w:rPr>
+          <w:lang w:val="es-MX"/>
+        </w:rPr>
+        <w:t xml:space="preserve">20 SAN SALVADOR NORTE </w:t>
+      </w:r>
+    </w:p>
+    <w:p>
+      <w:pPr>
+        <w:rPr>
+          <w:lang w:val="es-MX"/>
+        </w:rPr>
+      </w:pPr>
+      <w:r>
+        <w:rPr>
+          <w:lang w:val="es-MX"/>
+        </w:rPr>
+        <w:t xml:space="preserve">21 SAN SALVADOR OESTE </w:t>
+      </w:r>
+    </w:p>
+    <w:p>
+      <w:pPr>
+        <w:rPr>
+          <w:lang w:val="es-MX"/>
+        </w:rPr>
+      </w:pPr>
+      <w:r>
+        <w:rPr>
+          <w:lang w:val="es-MX"/>
+        </w:rPr>
+        <w:t xml:space="preserve">22 SAN SALVADOR ESTE </w:t>
+      </w:r>
+    </w:p>
+    <w:p>
+      <w:pPr>
+        <w:rPr>
+          <w:lang w:val="es-MX"/>
+        </w:rPr>
+      </w:pPr>
+      <w:r>
+        <w:rPr>
+          <w:lang w:val="es-MX"/>
+        </w:rPr>
+        <w:lastRenderedPageBreak/>
+        <w:t xml:space="preserve">23 SAN SALVADOR CENTRO </w:t>
+      </w:r>
+    </w:p>
+    <w:p>
+      <w:pPr>
+        <w:rPr>
+          <w:lang w:val="es-MX"/>
+        </w:rPr>
+      </w:pPr>
+      <w:r>
+        <w:rPr>
+          <w:lang w:val="es-MX"/>
+        </w:rPr>
+        <w:t xml:space="preserve">24 SAN SALVADOR SUR </w:t>
+      </w:r>
+    </w:p>
+    <w:p>
+      <w:pPr>
+        <w:rPr>
+          <w:lang w:val="es-MX"/>
+        </w:rPr>
+      </w:pPr>
+      <w:r>
+        <w:rPr>
+          <w:lang w:val="es-MX"/>
+        </w:rPr>
+        <w:t xml:space="preserve">17 CUSCATLAN NORTE </w:t>
+      </w:r>
+    </w:p>
+    <w:p>
+      <w:pPr>
+        <w:rPr>
+          <w:lang w:val="es-MX"/>
+        </w:rPr>
+      </w:pPr>
+      <w:r>
+        <w:rPr>
+          <w:lang w:val="es-MX"/>
+        </w:rPr>
+        <w:t xml:space="preserve">18 CUSCATLAN SUR </w:t>
+      </w:r>
+    </w:p>
+    <w:p>
+      <w:pPr>
+        <w:rPr>
+          <w:lang w:val="es-MX"/>
+        </w:rPr>
+      </w:pPr>
+      <w:r>
+        <w:rPr>
+          <w:lang w:val="es-MX"/>
+        </w:rPr>
+        <w:t xml:space="preserve">23 LA PAZ OESTE </w:t>
+      </w:r>
+    </w:p>
+    <w:p>
+      <w:pPr>
+        <w:rPr>
+          <w:lang w:val="es-MX"/>
+        </w:rPr>
+      </w:pPr>
+      <w:r>
+        <w:rPr>
+          <w:lang w:val="es-MX"/>
+        </w:rPr>
+        <w:t xml:space="preserve">24 LA PAZ CENTRO </w:t>
+      </w:r>
+    </w:p>
+    <w:p>
+      <w:pPr>
+        <w:rPr>
+          <w:lang w:val="es-MX"/>
+        </w:rPr>
+      </w:pPr>
+      <w:r>
+        <w:rPr>
+          <w:lang w:val="es-MX"/>
+        </w:rPr>
+        <w:t xml:space="preserve">25 LA PAZ ESTE </w:t>
+      </w:r>
+    </w:p>
+    <w:p>
+      <w:pPr>
+        <w:rPr>
+          <w:lang w:val="es-MX"/>
+        </w:rPr>
+      </w:pPr>
+      <w:r>
+        <w:rPr>
+          <w:lang w:val="es-MX"/>
+        </w:rPr>
+        <w:t xml:space="preserve">l0 CABANAS OESTE </w:t>
+      </w:r>
+    </w:p>
+    <w:p>
+      <w:pPr>
+        <w:rPr>
+          <w:lang w:val="es-MX"/>
+        </w:rPr>
+      </w:pPr>
+      <w:r>
+        <w:rPr>
+          <w:lang w:val="es-MX"/>
+        </w:rPr>
+        <w:t xml:space="preserve">11 CABANAS ESTE </w:t>
+      </w:r>
+    </w:p>
+    <w:p>
+      <w:pPr>
+        <w:rPr>
+          <w:lang w:val="es-MX"/>
+        </w:rPr>
+      </w:pPr>
+      <w:r>
+        <w:rPr>
+          <w:lang w:val="es-MX"/>
+        </w:rPr>
+        <w:t xml:space="preserve">14 SAN VICENTE NORTE </w:t>
+      </w:r>
+    </w:p>
+    <w:p>
+      <w:pPr>
+        <w:rPr>
+          <w:lang w:val="es-MX"/>
+        </w:rPr>
+      </w:pPr>
+      <w:r>
+        <w:rPr>
+          <w:lang w:val="es-MX"/>
+        </w:rPr>
+        <w:t xml:space="preserve">15 SAN VICENTE SUR </w:t>
+      </w:r>
+    </w:p>
+    <w:p>
+      <w:pPr>
+        <w:rPr>
+          <w:lang w:val="es-MX"/>
+        </w:rPr>
+      </w:pPr>
+      <w:r>
+        <w:rPr>
+          <w:lang w:val="es-MX"/>
+        </w:rPr>
+        <w:t xml:space="preserve">24 USULUTAN NORTE </w:t>
+      </w:r>
+    </w:p>
+    <w:p>
+      <w:pPr>
+        <w:rPr>
+          <w:lang w:val="es-MX"/>
+        </w:rPr>
+      </w:pPr>
+      <w:r>
+        <w:rPr>
+          <w:lang w:val="es-MX"/>
+        </w:rPr>
+        <w:t xml:space="preserve">25 USULUTAN ESTE </w:t>
+      </w:r>
+    </w:p>
+    <w:p>
+      <w:pPr>
+        <w:rPr>
+          <w:lang w:val="es-MX"/>
+        </w:rPr>
+      </w:pPr>
+      <w:r>
+        <w:rPr>
+          <w:lang w:val="es-MX"/>
+        </w:rPr>
+        <w:t xml:space="preserve">26 USULUTAN OESTE </w:t>
+      </w:r>
+    </w:p>
+    <w:p>
+      <w:pPr>
+        <w:rPr>
+          <w:lang w:val="es-MX"/>
+        </w:rPr>
+      </w:pPr>
+      <w:r>
+        <w:rPr>
+          <w:lang w:val="es-MX"/>
+        </w:rPr>
+        <w:t xml:space="preserve">21 SAN MIGUEL NORTE </w:t>
+      </w:r>
+    </w:p>
+    <w:p>
+      <w:pPr>
+        <w:rPr>
+          <w:lang w:val="es-MX"/>
+        </w:rPr>
+      </w:pPr>
+      <w:r>
+        <w:rPr>
+          <w:lang w:val="es-MX"/>
+        </w:rPr>
+        <w:t xml:space="preserve">22 SAN MIGUEL CENTRO </w:t>
+      </w:r>
+    </w:p>
+    <w:p>
+      <w:pPr>
+        <w:rPr>
+          <w:lang w:val="es-MX"/>
+        </w:rPr>
+      </w:pPr>
+      <w:r>
+        <w:rPr>
+          <w:lang w:val="es-MX"/>
+        </w:rPr>
+        <w:t xml:space="preserve">23 SAN MIGUEL OESTE </w:t>
+      </w:r>
+    </w:p>
+    <w:p>
+      <w:pPr>
+        <w:rPr>
+          <w:lang w:val="es-MX"/>
+        </w:rPr>
+      </w:pPr>
+      <w:r>
+        <w:rPr>
+          <w:lang w:val="es-MX"/>
+        </w:rPr>
+        <w:t xml:space="preserve">27 MORAZAN NORTE </w:t>
+      </w:r>
+    </w:p>
+    <w:p>
+      <w:pPr>
+        <w:rPr>
+          <w:lang w:val="es-MX"/>
+        </w:rPr>
+      </w:pPr>
+      <w:r>
+        <w:rPr>
+          <w:lang w:val="es-MX"/>
+        </w:rPr>
+        <w:t xml:space="preserve">28 MORAZAN SUR </w:t>
+      </w:r>
+    </w:p>
+    <w:p>
+      <w:pPr>
+        <w:rPr>
+          <w:lang w:val="es-MX"/>
+        </w:rPr>
+      </w:pPr>
+      <w:r>
+        <w:rPr>
+          <w:lang w:val="es-MX"/>
+        </w:rPr>
+        <w:t xml:space="preserve">19 LA UNION NORTE </w:t>
+      </w:r>
+    </w:p>
+    <w:p>
+      <w:pPr>
+        <w:rPr>
+          <w:lang w:val="es-MX"/>
+        </w:rPr>
+      </w:pPr>
+      <w:r>
+        <w:rPr>
+          <w:lang w:val="es-MX"/>
+        </w:rPr>
+        <w:t>20 LA UNION SUR</w:t>
+      </w:r>
     </w:p>
     <w:sectPr>
       <w:pgSz w:w="12240" w:h="15840"/>
@@ -9111,6 +9933,7 @@
   <w:style w:type="character" w:default="1" w:styleId="Fuentedeprrafopredeter">
     <w:name w:val="Default Paragraph Font"/>
     <w:uiPriority w:val="1"/>
+    <w:semiHidden/>
     <w:unhideWhenUsed/>
   </w:style>
   <w:style w:type="table" w:default="1" w:styleId="Tablanormal">

--- a/svfe-json-schemas/catalogos.docx
+++ b/svfe-json-schemas/catalogos.docx
@@ -8228,20 +8228,35 @@
         <w:rPr>
           <w:lang w:val="es-MX"/>
         </w:rPr>
-        <w:t>departamentos</w:t>
-      </w:r>
-    </w:p>
-    <w:p>
-      <w:pPr>
-        <w:rPr>
-          <w:lang w:val="es-MX"/>
-        </w:rPr>
-      </w:pPr>
-      <w:r>
-        <w:rPr>
-          <w:lang w:val="es-MX"/>
-        </w:rPr>
-        <w:t xml:space="preserve">00 Otro (Para extranjeros) </w:t>
+        <w:br/>
+        <w:t>CAT-012 Departamento</w:t>
+      </w:r>
+    </w:p>
+    <w:p>
+      <w:pPr>
+        <w:rPr>
+          <w:lang w:val="es-MX"/>
+        </w:rPr>
+      </w:pPr>
+      <w:r>
+        <w:rPr>
+          <w:lang w:val="es-MX"/>
+        </w:rPr>
+        <w:t xml:space="preserve">00 </w:t>
+      </w:r>
+      <w:proofErr w:type="gramStart"/>
+      <w:r>
+        <w:rPr>
+          <w:lang w:val="es-MX"/>
+        </w:rPr>
+        <w:t>Otro</w:t>
+      </w:r>
+      <w:proofErr w:type="gramEnd"/>
+      <w:r>
+        <w:rPr>
+          <w:lang w:val="es-MX"/>
+        </w:rPr>
+        <w:t xml:space="preserve"> (Para extranjeros) </w:t>
       </w:r>
     </w:p>
     <w:p>
@@ -8267,7 +8282,21 @@
         <w:rPr>
           <w:lang w:val="es-MX"/>
         </w:rPr>
-        <w:t xml:space="preserve">02 Santa Ana </w:t>
+        <w:t xml:space="preserve">02 </w:t>
+      </w:r>
+      <w:proofErr w:type="gramStart"/>
+      <w:r>
+        <w:rPr>
+          <w:lang w:val="es-MX"/>
+        </w:rPr>
+        <w:t>Santa</w:t>
+      </w:r>
+      <w:proofErr w:type="gramEnd"/>
+      <w:r>
+        <w:rPr>
+          <w:lang w:val="es-MX"/>
+        </w:rPr>
+        <w:t xml:space="preserve"> Ana </w:t>
       </w:r>
     </w:p>
     <w:p>
@@ -8306,20 +8335,48 @@
         <w:rPr>
           <w:lang w:val="es-MX"/>
         </w:rPr>
-        <w:t xml:space="preserve">05 La Libertad </w:t>
-      </w:r>
-    </w:p>
-    <w:p>
-      <w:pPr>
-        <w:rPr>
-          <w:lang w:val="es-MX"/>
-        </w:rPr>
-      </w:pPr>
-      <w:r>
-        <w:rPr>
-          <w:lang w:val="es-MX"/>
-        </w:rPr>
-        <w:t xml:space="preserve">06 San Salvador </w:t>
+        <w:t xml:space="preserve">05 </w:t>
+      </w:r>
+      <w:proofErr w:type="gramStart"/>
+      <w:r>
+        <w:rPr>
+          <w:lang w:val="es-MX"/>
+        </w:rPr>
+        <w:t>La</w:t>
+      </w:r>
+      <w:proofErr w:type="gramEnd"/>
+      <w:r>
+        <w:rPr>
+          <w:lang w:val="es-MX"/>
+        </w:rPr>
+        <w:t xml:space="preserve"> Libertad </w:t>
+      </w:r>
+    </w:p>
+    <w:p>
+      <w:pPr>
+        <w:rPr>
+          <w:lang w:val="es-MX"/>
+        </w:rPr>
+      </w:pPr>
+      <w:r>
+        <w:rPr>
+          <w:lang w:val="es-MX"/>
+        </w:rPr>
+        <w:t xml:space="preserve">06 </w:t>
+      </w:r>
+      <w:proofErr w:type="gramStart"/>
+      <w:r>
+        <w:rPr>
+          <w:lang w:val="es-MX"/>
+        </w:rPr>
+        <w:t>San</w:t>
+      </w:r>
+      <w:proofErr w:type="gramEnd"/>
+      <w:r>
+        <w:rPr>
+          <w:lang w:val="es-MX"/>
+        </w:rPr>
+        <w:t xml:space="preserve"> Salvador </w:t>
       </w:r>
     </w:p>
     <w:p>
@@ -8345,7 +8402,21 @@
         <w:rPr>
           <w:lang w:val="es-MX"/>
         </w:rPr>
-        <w:t xml:space="preserve">08 La Paz </w:t>
+        <w:t xml:space="preserve">08 </w:t>
+      </w:r>
+      <w:proofErr w:type="gramStart"/>
+      <w:r>
+        <w:rPr>
+          <w:lang w:val="es-MX"/>
+        </w:rPr>
+        <w:t>La</w:t>
+      </w:r>
+      <w:proofErr w:type="gramEnd"/>
+      <w:r>
+        <w:rPr>
+          <w:lang w:val="es-MX"/>
+        </w:rPr>
+        <w:t xml:space="preserve"> Paz </w:t>
       </w:r>
     </w:p>
     <w:p>
@@ -8371,7 +8442,21 @@
         <w:rPr>
           <w:lang w:val="es-MX"/>
         </w:rPr>
-        <w:t xml:space="preserve">10 San Vicente </w:t>
+        <w:t xml:space="preserve">10 </w:t>
+      </w:r>
+      <w:proofErr w:type="gramStart"/>
+      <w:r>
+        <w:rPr>
+          <w:lang w:val="es-MX"/>
+        </w:rPr>
+        <w:t>San</w:t>
+      </w:r>
+      <w:proofErr w:type="gramEnd"/>
+      <w:r>
+        <w:rPr>
+          <w:lang w:val="es-MX"/>
+        </w:rPr>
+        <w:t xml:space="preserve"> Vicente </w:t>
       </w:r>
     </w:p>
     <w:p>
@@ -8397,7 +8482,21 @@
         <w:rPr>
           <w:lang w:val="es-MX"/>
         </w:rPr>
-        <w:t xml:space="preserve">12 San Miguel </w:t>
+        <w:t xml:space="preserve">12 </w:t>
+      </w:r>
+      <w:proofErr w:type="gramStart"/>
+      <w:r>
+        <w:rPr>
+          <w:lang w:val="es-MX"/>
+        </w:rPr>
+        <w:t>San</w:t>
+      </w:r>
+      <w:proofErr w:type="gramEnd"/>
+      <w:r>
+        <w:rPr>
+          <w:lang w:val="es-MX"/>
+        </w:rPr>
+        <w:t xml:space="preserve"> Miguel </w:t>
       </w:r>
     </w:p>
     <w:p>
@@ -8423,22 +8522,375 @@
         <w:rPr>
           <w:lang w:val="es-MX"/>
         </w:rPr>
-        <w:t>14 La Unión</w:t>
-      </w:r>
-    </w:p>
-    <w:p>
-      <w:pPr>
-        <w:rPr>
-          <w:lang w:val="es-MX"/>
-        </w:rPr>
-      </w:pPr>
-    </w:p>
-    <w:p>
-      <w:pPr>
-        <w:rPr>
-          <w:lang w:val="es-MX"/>
-        </w:rPr>
-      </w:pPr>
+        <w:t xml:space="preserve">14 </w:t>
+      </w:r>
+      <w:proofErr w:type="gramStart"/>
+      <w:r>
+        <w:rPr>
+          <w:lang w:val="es-MX"/>
+        </w:rPr>
+        <w:t>La</w:t>
+      </w:r>
+      <w:proofErr w:type="gramEnd"/>
+      <w:r>
+        <w:rPr>
+          <w:lang w:val="es-MX"/>
+        </w:rPr>
+        <w:t xml:space="preserve"> Unión</w:t>
+      </w:r>
+    </w:p>
+    <w:p>
+      <w:pPr>
+        <w:rPr>
+          <w:lang w:val="es-MX"/>
+        </w:rPr>
+      </w:pPr>
+    </w:p>
+    <w:p>
+      <w:pPr>
+        <w:rPr>
+          <w:lang w:val="es-MX"/>
+        </w:rPr>
+      </w:pPr>
+    </w:p>
+    <w:p>
+      <w:pPr>
+        <w:rPr>
+          <w:lang w:val="es-MX"/>
+        </w:rPr>
+      </w:pPr>
+      <w:r>
+        <w:rPr>
+          <w:lang w:val="es-MX"/>
+        </w:rPr>
+        <w:t>CAT-013 M</w:t>
+      </w:r>
+      <w:r>
+        <w:rPr>
+          <w:lang w:val="es-MX"/>
+        </w:rPr>
+        <w:t>unicipio</w:t>
+      </w:r>
+    </w:p>
+    <w:p>
+      <w:pPr>
+        <w:rPr>
+          <w:lang w:val="es-MX"/>
+        </w:rPr>
+      </w:pPr>
+    </w:p>
+    <w:p>
+      <w:pPr>
+        <w:rPr>
+          <w:lang w:val="es-MX"/>
+        </w:rPr>
+      </w:pPr>
+      <w:r>
+        <w:rPr>
+          <w:lang w:val="es-MX"/>
+        </w:rPr>
+        <w:t xml:space="preserve">00 </w:t>
+      </w:r>
+      <w:proofErr w:type="gramStart"/>
+      <w:r>
+        <w:rPr>
+          <w:lang w:val="es-MX"/>
+        </w:rPr>
+        <w:t>Otro</w:t>
+      </w:r>
+      <w:proofErr w:type="gramEnd"/>
+      <w:r>
+        <w:rPr>
+          <w:lang w:val="es-MX"/>
+        </w:rPr>
+        <w:t xml:space="preserve"> (Para extranjeros) </w:t>
+      </w:r>
+    </w:p>
+    <w:p>
+      <w:pPr>
+        <w:rPr>
+          <w:lang w:val="es-MX"/>
+        </w:rPr>
+      </w:pPr>
+      <w:r>
+        <w:rPr>
+          <w:lang w:val="es-MX"/>
+        </w:rPr>
+        <w:t xml:space="preserve">13 AHUACHAPAN NORTE </w:t>
+      </w:r>
+    </w:p>
+    <w:p>
+      <w:pPr>
+        <w:rPr>
+          <w:lang w:val="es-MX"/>
+        </w:rPr>
+      </w:pPr>
+      <w:r>
+        <w:rPr>
+          <w:lang w:val="es-MX"/>
+        </w:rPr>
+        <w:t xml:space="preserve">14 AHUACHAPAN CENTRO </w:t>
+      </w:r>
+    </w:p>
+    <w:p>
+      <w:pPr>
+        <w:rPr>
+          <w:lang w:val="es-MX"/>
+        </w:rPr>
+      </w:pPr>
+      <w:r>
+        <w:rPr>
+          <w:lang w:val="es-MX"/>
+        </w:rPr>
+        <w:t xml:space="preserve">15 AHUACHAPAN SUR </w:t>
+      </w:r>
+    </w:p>
+    <w:p>
+      <w:pPr>
+        <w:rPr>
+          <w:lang w:val="es-MX"/>
+        </w:rPr>
+      </w:pPr>
+      <w:r>
+        <w:rPr>
+          <w:lang w:val="es-MX"/>
+        </w:rPr>
+        <w:t xml:space="preserve">14 SANTA ANA NORTE </w:t>
+      </w:r>
+    </w:p>
+    <w:p>
+      <w:pPr>
+        <w:rPr>
+          <w:lang w:val="es-MX"/>
+        </w:rPr>
+      </w:pPr>
+      <w:r>
+        <w:rPr>
+          <w:lang w:val="es-MX"/>
+        </w:rPr>
+        <w:t xml:space="preserve">15 SANTA ANA CENTRO </w:t>
+      </w:r>
+    </w:p>
+    <w:p>
+      <w:pPr>
+        <w:rPr>
+          <w:lang w:val="es-MX"/>
+        </w:rPr>
+      </w:pPr>
+      <w:r>
+        <w:rPr>
+          <w:lang w:val="es-MX"/>
+        </w:rPr>
+        <w:t xml:space="preserve">16 SANTA ANA ESTE </w:t>
+      </w:r>
+    </w:p>
+    <w:p>
+      <w:pPr>
+        <w:rPr>
+          <w:lang w:val="es-MX"/>
+        </w:rPr>
+      </w:pPr>
+      <w:r>
+        <w:rPr>
+          <w:lang w:val="es-MX"/>
+        </w:rPr>
+        <w:t xml:space="preserve">17 SANTA ANA OESTE </w:t>
+      </w:r>
+    </w:p>
+    <w:p>
+      <w:pPr>
+        <w:rPr>
+          <w:lang w:val="es-MX"/>
+        </w:rPr>
+      </w:pPr>
+      <w:r>
+        <w:rPr>
+          <w:lang w:val="es-MX"/>
+        </w:rPr>
+        <w:t xml:space="preserve">17 SONSONATE NORTE </w:t>
+      </w:r>
+    </w:p>
+    <w:p>
+      <w:pPr>
+        <w:rPr>
+          <w:lang w:val="es-MX"/>
+        </w:rPr>
+      </w:pPr>
+      <w:r>
+        <w:rPr>
+          <w:lang w:val="es-MX"/>
+        </w:rPr>
+        <w:t xml:space="preserve">18 SONSONATE CENTRO </w:t>
+      </w:r>
+    </w:p>
+    <w:p>
+      <w:pPr>
+        <w:rPr>
+          <w:lang w:val="es-MX"/>
+        </w:rPr>
+      </w:pPr>
+      <w:r>
+        <w:rPr>
+          <w:lang w:val="es-MX"/>
+        </w:rPr>
+        <w:t xml:space="preserve">19 SONSONATE ESTE </w:t>
+      </w:r>
+    </w:p>
+    <w:p>
+      <w:pPr>
+        <w:rPr>
+          <w:lang w:val="es-MX"/>
+        </w:rPr>
+      </w:pPr>
+      <w:r>
+        <w:rPr>
+          <w:lang w:val="es-MX"/>
+        </w:rPr>
+        <w:t xml:space="preserve">20 SONSONATE OESTE </w:t>
+      </w:r>
+    </w:p>
+    <w:p>
+      <w:pPr>
+        <w:rPr>
+          <w:lang w:val="es-MX"/>
+        </w:rPr>
+      </w:pPr>
+      <w:r>
+        <w:rPr>
+          <w:lang w:val="es-MX"/>
+        </w:rPr>
+        <w:t xml:space="preserve">34 CHALATENANGO NORTE </w:t>
+      </w:r>
+    </w:p>
+    <w:p>
+      <w:pPr>
+        <w:rPr>
+          <w:lang w:val="es-MX"/>
+        </w:rPr>
+      </w:pPr>
+      <w:r>
+        <w:rPr>
+          <w:lang w:val="es-MX"/>
+        </w:rPr>
+        <w:t xml:space="preserve">35 CHALATENANGO CENTRO </w:t>
+      </w:r>
+    </w:p>
+    <w:p>
+      <w:pPr>
+        <w:rPr>
+          <w:lang w:val="es-MX"/>
+        </w:rPr>
+      </w:pPr>
+      <w:r>
+        <w:rPr>
+          <w:lang w:val="es-MX"/>
+        </w:rPr>
+        <w:t xml:space="preserve">36 CHALATENANGO SUR </w:t>
+      </w:r>
+    </w:p>
+    <w:p>
+      <w:pPr>
+        <w:rPr>
+          <w:lang w:val="es-MX"/>
+        </w:rPr>
+      </w:pPr>
+      <w:r>
+        <w:rPr>
+          <w:lang w:val="es-MX"/>
+        </w:rPr>
+        <w:t xml:space="preserve">23 LA LIBERTAD NORTE </w:t>
+      </w:r>
+    </w:p>
+    <w:p>
+      <w:pPr>
+        <w:rPr>
+          <w:lang w:val="es-MX"/>
+        </w:rPr>
+      </w:pPr>
+      <w:r>
+        <w:rPr>
+          <w:lang w:val="es-MX"/>
+        </w:rPr>
+        <w:t xml:space="preserve">24 LA LIBERTAD CENTRO </w:t>
+      </w:r>
+    </w:p>
+    <w:p>
+      <w:pPr>
+        <w:rPr>
+          <w:lang w:val="es-MX"/>
+        </w:rPr>
+      </w:pPr>
+      <w:r>
+        <w:rPr>
+          <w:lang w:val="es-MX"/>
+        </w:rPr>
+        <w:t xml:space="preserve">25 LA LIBERTAD OESTE </w:t>
+      </w:r>
+    </w:p>
+    <w:p>
+      <w:pPr>
+        <w:rPr>
+          <w:lang w:val="es-MX"/>
+        </w:rPr>
+      </w:pPr>
+      <w:r>
+        <w:rPr>
+          <w:lang w:val="es-MX"/>
+        </w:rPr>
+        <w:t xml:space="preserve">26 LA LIBERTAD ESTE </w:t>
+      </w:r>
+    </w:p>
+    <w:p>
+      <w:pPr>
+        <w:rPr>
+          <w:lang w:val="es-MX"/>
+        </w:rPr>
+      </w:pPr>
+      <w:r>
+        <w:rPr>
+          <w:lang w:val="es-MX"/>
+        </w:rPr>
+        <w:t xml:space="preserve">27 LA LIBERTAD COSTA </w:t>
+      </w:r>
+    </w:p>
+    <w:p>
+      <w:pPr>
+        <w:rPr>
+          <w:lang w:val="es-MX"/>
+        </w:rPr>
+      </w:pPr>
+      <w:r>
+        <w:rPr>
+          <w:lang w:val="es-MX"/>
+        </w:rPr>
+        <w:t xml:space="preserve">28 LA LIBERTAD SUR </w:t>
+      </w:r>
+    </w:p>
+    <w:p>
+      <w:pPr>
+        <w:rPr>
+          <w:lang w:val="es-MX"/>
+        </w:rPr>
+      </w:pPr>
+      <w:r>
+        <w:rPr>
+          <w:lang w:val="es-MX"/>
+        </w:rPr>
+        <w:t xml:space="preserve">20 SAN SALVADOR NORTE </w:t>
+      </w:r>
+    </w:p>
+    <w:p>
+      <w:pPr>
+        <w:rPr>
+          <w:lang w:val="es-MX"/>
+        </w:rPr>
+      </w:pPr>
+      <w:r>
+        <w:rPr>
+          <w:lang w:val="es-MX"/>
+        </w:rPr>
+        <w:t xml:space="preserve">21 SAN SALVADOR OESTE </w:t>
+      </w:r>
     </w:p>
     <w:p>
       <w:pPr>
@@ -8451,325 +8903,6 @@
           <w:lang w:val="es-MX"/>
         </w:rPr>
         <w:lastRenderedPageBreak/>
-        <w:t>municipios</w:t>
-      </w:r>
-    </w:p>
-    <w:p>
-      <w:pPr>
-        <w:rPr>
-          <w:lang w:val="es-MX"/>
-        </w:rPr>
-      </w:pPr>
-    </w:p>
-    <w:p>
-      <w:pPr>
-        <w:rPr>
-          <w:lang w:val="es-MX"/>
-        </w:rPr>
-      </w:pPr>
-      <w:r>
-        <w:rPr>
-          <w:lang w:val="es-MX"/>
-        </w:rPr>
-        <w:t xml:space="preserve">00 Otro (Para extranjeros) </w:t>
-      </w:r>
-    </w:p>
-    <w:p>
-      <w:pPr>
-        <w:rPr>
-          <w:lang w:val="es-MX"/>
-        </w:rPr>
-      </w:pPr>
-      <w:r>
-        <w:rPr>
-          <w:lang w:val="es-MX"/>
-        </w:rPr>
-        <w:t xml:space="preserve">13 AHUACHAPAN NORTE </w:t>
-      </w:r>
-    </w:p>
-    <w:p>
-      <w:pPr>
-        <w:rPr>
-          <w:lang w:val="es-MX"/>
-        </w:rPr>
-      </w:pPr>
-      <w:r>
-        <w:rPr>
-          <w:lang w:val="es-MX"/>
-        </w:rPr>
-        <w:t xml:space="preserve">14 AHUACHAPAN CENTRO </w:t>
-      </w:r>
-    </w:p>
-    <w:p>
-      <w:pPr>
-        <w:rPr>
-          <w:lang w:val="es-MX"/>
-        </w:rPr>
-      </w:pPr>
-      <w:r>
-        <w:rPr>
-          <w:lang w:val="es-MX"/>
-        </w:rPr>
-        <w:t xml:space="preserve">15 AHUACHAPAN SUR </w:t>
-      </w:r>
-    </w:p>
-    <w:p>
-      <w:pPr>
-        <w:rPr>
-          <w:lang w:val="es-MX"/>
-        </w:rPr>
-      </w:pPr>
-      <w:r>
-        <w:rPr>
-          <w:lang w:val="es-MX"/>
-        </w:rPr>
-        <w:t xml:space="preserve">14 SANTA ANA NORTE </w:t>
-      </w:r>
-    </w:p>
-    <w:p>
-      <w:pPr>
-        <w:rPr>
-          <w:lang w:val="es-MX"/>
-        </w:rPr>
-      </w:pPr>
-      <w:r>
-        <w:rPr>
-          <w:lang w:val="es-MX"/>
-        </w:rPr>
-        <w:t xml:space="preserve">15 SANTA ANA CENTRO </w:t>
-      </w:r>
-    </w:p>
-    <w:p>
-      <w:pPr>
-        <w:rPr>
-          <w:lang w:val="es-MX"/>
-        </w:rPr>
-      </w:pPr>
-      <w:r>
-        <w:rPr>
-          <w:lang w:val="es-MX"/>
-        </w:rPr>
-        <w:t xml:space="preserve">16 SANTA ANA ESTE </w:t>
-      </w:r>
-    </w:p>
-    <w:p>
-      <w:pPr>
-        <w:rPr>
-          <w:lang w:val="es-MX"/>
-        </w:rPr>
-      </w:pPr>
-      <w:r>
-        <w:rPr>
-          <w:lang w:val="es-MX"/>
-        </w:rPr>
-        <w:t xml:space="preserve">17 SANTA ANA OESTE </w:t>
-      </w:r>
-    </w:p>
-    <w:p>
-      <w:pPr>
-        <w:rPr>
-          <w:lang w:val="es-MX"/>
-        </w:rPr>
-      </w:pPr>
-      <w:r>
-        <w:rPr>
-          <w:lang w:val="es-MX"/>
-        </w:rPr>
-        <w:t xml:space="preserve">17 SONSONATE NORTE </w:t>
-      </w:r>
-    </w:p>
-    <w:p>
-      <w:pPr>
-        <w:rPr>
-          <w:lang w:val="es-MX"/>
-        </w:rPr>
-      </w:pPr>
-      <w:r>
-        <w:rPr>
-          <w:lang w:val="es-MX"/>
-        </w:rPr>
-        <w:t xml:space="preserve">18 SONSONATE CENTRO </w:t>
-      </w:r>
-    </w:p>
-    <w:p>
-      <w:pPr>
-        <w:rPr>
-          <w:lang w:val="es-MX"/>
-        </w:rPr>
-      </w:pPr>
-      <w:r>
-        <w:rPr>
-          <w:lang w:val="es-MX"/>
-        </w:rPr>
-        <w:t xml:space="preserve">19 SONSONATE ESTE </w:t>
-      </w:r>
-    </w:p>
-    <w:p>
-      <w:pPr>
-        <w:rPr>
-          <w:lang w:val="es-MX"/>
-        </w:rPr>
-      </w:pPr>
-      <w:r>
-        <w:rPr>
-          <w:lang w:val="es-MX"/>
-        </w:rPr>
-        <w:t xml:space="preserve">20 SONSONATE OESTE </w:t>
-      </w:r>
-    </w:p>
-    <w:p>
-      <w:pPr>
-        <w:rPr>
-          <w:lang w:val="es-MX"/>
-        </w:rPr>
-      </w:pPr>
-      <w:r>
-        <w:rPr>
-          <w:lang w:val="es-MX"/>
-        </w:rPr>
-        <w:t xml:space="preserve">34 CHALATENANGO NORTE </w:t>
-      </w:r>
-    </w:p>
-    <w:p>
-      <w:pPr>
-        <w:rPr>
-          <w:lang w:val="es-MX"/>
-        </w:rPr>
-      </w:pPr>
-      <w:r>
-        <w:rPr>
-          <w:lang w:val="es-MX"/>
-        </w:rPr>
-        <w:t xml:space="preserve">35 CHALATENANGO CENTRO </w:t>
-      </w:r>
-    </w:p>
-    <w:p>
-      <w:pPr>
-        <w:rPr>
-          <w:lang w:val="es-MX"/>
-        </w:rPr>
-      </w:pPr>
-      <w:r>
-        <w:rPr>
-          <w:lang w:val="es-MX"/>
-        </w:rPr>
-        <w:t xml:space="preserve">36 CHALATENANGO SUR </w:t>
-      </w:r>
-    </w:p>
-    <w:p>
-      <w:pPr>
-        <w:rPr>
-          <w:lang w:val="es-MX"/>
-        </w:rPr>
-      </w:pPr>
-      <w:r>
-        <w:rPr>
-          <w:lang w:val="es-MX"/>
-        </w:rPr>
-        <w:t xml:space="preserve">23 LA LIBERTAD NORTE </w:t>
-      </w:r>
-    </w:p>
-    <w:p>
-      <w:pPr>
-        <w:rPr>
-          <w:lang w:val="es-MX"/>
-        </w:rPr>
-      </w:pPr>
-      <w:r>
-        <w:rPr>
-          <w:lang w:val="es-MX"/>
-        </w:rPr>
-        <w:t xml:space="preserve">24 LA LIBERTAD CENTRO </w:t>
-      </w:r>
-    </w:p>
-    <w:p>
-      <w:pPr>
-        <w:rPr>
-          <w:lang w:val="es-MX"/>
-        </w:rPr>
-      </w:pPr>
-      <w:r>
-        <w:rPr>
-          <w:lang w:val="es-MX"/>
-        </w:rPr>
-        <w:t xml:space="preserve">25 LA LIBERTAD OESTE </w:t>
-      </w:r>
-    </w:p>
-    <w:p>
-      <w:pPr>
-        <w:rPr>
-          <w:lang w:val="es-MX"/>
-        </w:rPr>
-      </w:pPr>
-      <w:r>
-        <w:rPr>
-          <w:lang w:val="es-MX"/>
-        </w:rPr>
-        <w:t xml:space="preserve">26 LA LIBERTAD ESTE </w:t>
-      </w:r>
-    </w:p>
-    <w:p>
-      <w:pPr>
-        <w:rPr>
-          <w:lang w:val="es-MX"/>
-        </w:rPr>
-      </w:pPr>
-      <w:r>
-        <w:rPr>
-          <w:lang w:val="es-MX"/>
-        </w:rPr>
-        <w:t xml:space="preserve">27 LA LIBERTAD COSTA </w:t>
-      </w:r>
-    </w:p>
-    <w:p>
-      <w:pPr>
-        <w:rPr>
-          <w:lang w:val="es-MX"/>
-        </w:rPr>
-      </w:pPr>
-      <w:r>
-        <w:rPr>
-          <w:lang w:val="es-MX"/>
-        </w:rPr>
-        <w:t xml:space="preserve">28 LA LIBERTAD SUR </w:t>
-      </w:r>
-    </w:p>
-    <w:p>
-      <w:pPr>
-        <w:rPr>
-          <w:lang w:val="es-MX"/>
-        </w:rPr>
-      </w:pPr>
-      <w:r>
-        <w:rPr>
-          <w:lang w:val="es-MX"/>
-        </w:rPr>
-        <w:t xml:space="preserve">20 SAN SALVADOR NORTE </w:t>
-      </w:r>
-    </w:p>
-    <w:p>
-      <w:pPr>
-        <w:rPr>
-          <w:lang w:val="es-MX"/>
-        </w:rPr>
-      </w:pPr>
-      <w:r>
-        <w:rPr>
-          <w:lang w:val="es-MX"/>
-        </w:rPr>
-        <w:t xml:space="preserve">21 SAN SALVADOR OESTE </w:t>
-      </w:r>
-    </w:p>
-    <w:p>
-      <w:pPr>
-        <w:rPr>
-          <w:lang w:val="es-MX"/>
-        </w:rPr>
-      </w:pPr>
-      <w:r>
-        <w:rPr>
-          <w:lang w:val="es-MX"/>
-        </w:rPr>
         <w:t xml:space="preserve">22 SAN SALVADOR ESTE </w:t>
       </w:r>
     </w:p>
@@ -8783,7 +8916,6 @@
         <w:rPr>
           <w:lang w:val="es-MX"/>
         </w:rPr>
-        <w:lastRenderedPageBreak/>
         <w:t xml:space="preserve">23 SAN SALVADOR CENTRO </w:t>
       </w:r>
     </w:p>

--- a/svfe-json-schemas/catalogos.docx
+++ b/svfe-json-schemas/catalogos.docx
@@ -130,7 +130,6 @@
                 <w:bCs/>
               </w:rPr>
             </w:pPr>
-            <w:proofErr w:type="spellStart"/>
             <w:r>
               <w:rPr>
                 <w:b/>
@@ -138,7 +137,6 @@
               </w:rPr>
               <w:t>Catálogo</w:t>
             </w:r>
-            <w:proofErr w:type="spellEnd"/>
           </w:p>
         </w:tc>
         <w:tc>
@@ -154,7 +152,6 @@
                 <w:bCs/>
               </w:rPr>
             </w:pPr>
-            <w:proofErr w:type="spellStart"/>
             <w:r>
               <w:rPr>
                 <w:b/>
@@ -162,7 +159,6 @@
               </w:rPr>
               <w:t>Descripción</w:t>
             </w:r>
-            <w:proofErr w:type="spellEnd"/>
           </w:p>
         </w:tc>
         <w:tc>
@@ -213,13 +209,8 @@
             <w:hideMark/>
           </w:tcPr>
           <w:p>
-            <w:proofErr w:type="spellStart"/>
-            <w:r>
-              <w:t>Ambiente</w:t>
-            </w:r>
-            <w:proofErr w:type="spellEnd"/>
-            <w:r>
-              <w:t xml:space="preserve"> de Destino</w:t>
+            <w:r>
+              <w:t>Ambiente de Destino</w:t>
             </w:r>
           </w:p>
         </w:tc>
@@ -249,23 +240,7 @@
               <w:t xml:space="preserve">Contiene los códigos asignados por la Administración Tributaria para el Ambiente de Destino en el que se transmite el DTE. </w:t>
             </w:r>
             <w:r>
-              <w:t xml:space="preserve">Los ambientes son: </w:t>
-            </w:r>
-            <w:proofErr w:type="spellStart"/>
-            <w:r>
-              <w:t>Prueba</w:t>
-            </w:r>
-            <w:proofErr w:type="spellEnd"/>
-            <w:r>
-              <w:t xml:space="preserve"> y </w:t>
-            </w:r>
-            <w:proofErr w:type="spellStart"/>
-            <w:r>
-              <w:t>Producción</w:t>
-            </w:r>
-            <w:proofErr w:type="spellEnd"/>
-            <w:r>
-              <w:t>.</w:t>
+              <w:t>Los ambientes son: Prueba y Producción.</w:t>
             </w:r>
           </w:p>
         </w:tc>
@@ -285,21 +260,7 @@
               <w:rPr>
                 <w:lang w:val="es-MX"/>
               </w:rPr>
-              <w:t xml:space="preserve">FE, CCFE, NRE, NCE, NDE, CRE, CLE, DCLE, FEXE, FSEE, CDE, Evento de </w:t>
-            </w:r>
-            <w:proofErr w:type="spellStart"/>
-            <w:r>
-              <w:rPr>
-                <w:lang w:val="es-MX"/>
-              </w:rPr>
-              <w:t>Inval</w:t>
-            </w:r>
-            <w:proofErr w:type="spellEnd"/>
-            <w:r>
-              <w:rPr>
-                <w:lang w:val="es-MX"/>
-              </w:rPr>
-              <w:t>. Electrónico, Evento de Contingencia Electrónico</w:t>
+              <w:t>FE, CCFE, NRE, NCE, NDE, CRE, CLE, DCLE, FEXE, FSEE, CDE, Evento de Inval. Electrónico, Evento de Contingencia Electrónico</w:t>
             </w:r>
           </w:p>
         </w:tc>
@@ -328,13 +289,8 @@
           </w:tcPr>
           <w:p>
             <w:r>
-              <w:t xml:space="preserve">Tipo de </w:t>
-            </w:r>
-            <w:proofErr w:type="spellStart"/>
-            <w:r>
-              <w:t>Documento</w:t>
-            </w:r>
-            <w:proofErr w:type="spellEnd"/>
+              <w:t>Tipo de Documento</w:t>
+            </w:r>
           </w:p>
         </w:tc>
         <w:tc>
@@ -405,19 +361,9 @@
             <w:hideMark/>
           </w:tcPr>
           <w:p>
-            <w:proofErr w:type="spellStart"/>
-            <w:r>
-              <w:t>Modelo</w:t>
-            </w:r>
-            <w:proofErr w:type="spellEnd"/>
-            <w:r>
-              <w:t xml:space="preserve"> de </w:t>
-            </w:r>
-            <w:proofErr w:type="spellStart"/>
-            <w:r>
-              <w:t>Facturación</w:t>
-            </w:r>
-            <w:proofErr w:type="spellEnd"/>
+            <w:r>
+              <w:t>Modelo de Facturación</w:t>
+            </w:r>
           </w:p>
         </w:tc>
         <w:tc>
@@ -489,13 +435,8 @@
           </w:tcPr>
           <w:p>
             <w:r>
-              <w:t xml:space="preserve">Tipo de </w:t>
-            </w:r>
-            <w:proofErr w:type="spellStart"/>
-            <w:r>
-              <w:t>Transmisión</w:t>
-            </w:r>
-            <w:proofErr w:type="spellEnd"/>
+              <w:t>Tipo de Transmisión</w:t>
+            </w:r>
           </w:p>
         </w:tc>
         <w:tc>
@@ -567,13 +508,8 @@
           </w:tcPr>
           <w:p>
             <w:r>
-              <w:t xml:space="preserve">Tipo de </w:t>
-            </w:r>
-            <w:proofErr w:type="spellStart"/>
-            <w:r>
-              <w:t>Contingencia</w:t>
-            </w:r>
-            <w:proofErr w:type="spellEnd"/>
+              <w:t>Tipo de Contingencia</w:t>
+            </w:r>
           </w:p>
         </w:tc>
         <w:tc>
@@ -652,13 +588,8 @@
             <w:hideMark/>
           </w:tcPr>
           <w:p>
-            <w:proofErr w:type="spellStart"/>
-            <w:r>
-              <w:t>Retención</w:t>
-            </w:r>
-            <w:proofErr w:type="spellEnd"/>
-            <w:r>
-              <w:t xml:space="preserve"> IVA CH</w:t>
+            <w:r>
+              <w:t>Retención IVA CH</w:t>
             </w:r>
           </w:p>
         </w:tc>
@@ -812,19 +743,9 @@
             <w:hideMark/>
           </w:tcPr>
           <w:p>
-            <w:proofErr w:type="spellStart"/>
-            <w:r>
-              <w:t>Catálogo</w:t>
-            </w:r>
-            <w:proofErr w:type="spellEnd"/>
-            <w:r>
-              <w:t xml:space="preserve"> </w:t>
-            </w:r>
-            <w:proofErr w:type="spellStart"/>
-            <w:r>
-              <w:t>eliminado</w:t>
-            </w:r>
-            <w:proofErr w:type="spellEnd"/>
+            <w:r>
+              <w:t>Catálogo eliminado</w:t>
+            </w:r>
           </w:p>
         </w:tc>
         <w:tc>
@@ -846,41 +767,21 @@
             <w:hideMark/>
           </w:tcPr>
           <w:p>
-            <w:proofErr w:type="spellStart"/>
-            <w:r>
-              <w:t>Catálogo</w:t>
-            </w:r>
-            <w:proofErr w:type="spellEnd"/>
-            <w:r>
-              <w:t xml:space="preserve"> </w:t>
-            </w:r>
-            <w:proofErr w:type="spellStart"/>
-            <w:r>
-              <w:t>eliminado</w:t>
-            </w:r>
-            <w:proofErr w:type="spellEnd"/>
-          </w:p>
-        </w:tc>
-        <w:tc>
-          <w:tcPr>
-            <w:tcW w:w="0" w:type="auto"/>
-            <w:vAlign w:val="center"/>
-            <w:hideMark/>
-          </w:tcPr>
-          <w:p>
-            <w:proofErr w:type="spellStart"/>
-            <w:r>
-              <w:t>Catálogo</w:t>
-            </w:r>
-            <w:proofErr w:type="spellEnd"/>
-            <w:r>
-              <w:t xml:space="preserve"> </w:t>
-            </w:r>
-            <w:proofErr w:type="spellStart"/>
-            <w:r>
-              <w:t>eliminado</w:t>
-            </w:r>
-            <w:proofErr w:type="spellEnd"/>
+            <w:r>
+              <w:t>Catálogo eliminado</w:t>
+            </w:r>
+          </w:p>
+        </w:tc>
+        <w:tc>
+          <w:tcPr>
+            <w:tcW w:w="0" w:type="auto"/>
+            <w:vAlign w:val="center"/>
+            <w:hideMark/>
+          </w:tcPr>
+          <w:p>
+            <w:r>
+              <w:t>Catálogo eliminado</w:t>
+            </w:r>
           </w:p>
         </w:tc>
       </w:tr>
@@ -908,13 +809,8 @@
           </w:tcPr>
           <w:p>
             <w:r>
-              <w:t xml:space="preserve">Tipo de </w:t>
-            </w:r>
-            <w:proofErr w:type="spellStart"/>
-            <w:r>
-              <w:t>establecimiento</w:t>
-            </w:r>
-            <w:proofErr w:type="spellEnd"/>
+              <w:t>Tipo de establecimiento</w:t>
+            </w:r>
           </w:p>
         </w:tc>
         <w:tc>
@@ -965,21 +861,7 @@
               <w:rPr>
                 <w:lang w:val="es-MX"/>
               </w:rPr>
-              <w:t xml:space="preserve">FE, CCFE, NRE, NCE, NDE, CRE, CLE, DCLE, FEXE, FSEE, Evento de </w:t>
-            </w:r>
-            <w:proofErr w:type="spellStart"/>
-            <w:r>
-              <w:rPr>
-                <w:lang w:val="es-MX"/>
-              </w:rPr>
-              <w:t>Inval</w:t>
-            </w:r>
-            <w:proofErr w:type="spellEnd"/>
-            <w:r>
-              <w:rPr>
-                <w:lang w:val="es-MX"/>
-              </w:rPr>
-              <w:t>. Electrónico, Evento de Contingencia</w:t>
+              <w:t>FE, CCFE, NRE, NCE, NDE, CRE, CLE, DCLE, FEXE, FSEE, Evento de Inval. Electrónico, Evento de Contingencia</w:t>
             </w:r>
           </w:p>
         </w:tc>
@@ -1308,13 +1190,8 @@
           </w:tcPr>
           <w:p>
             <w:r>
-              <w:t xml:space="preserve">Unidad de </w:t>
-            </w:r>
-            <w:proofErr w:type="spellStart"/>
-            <w:r>
-              <w:t>Medida</w:t>
-            </w:r>
-            <w:proofErr w:type="spellEnd"/>
+              <w:t>Unidad de Medida</w:t>
+            </w:r>
           </w:p>
         </w:tc>
         <w:tc>
@@ -1385,11 +1262,9 @@
             <w:hideMark/>
           </w:tcPr>
           <w:p>
-            <w:proofErr w:type="spellStart"/>
             <w:r>
               <w:t>Tributos</w:t>
             </w:r>
-            <w:proofErr w:type="spellEnd"/>
           </w:p>
         </w:tc>
         <w:tc>
@@ -1460,19 +1335,9 @@
             <w:hideMark/>
           </w:tcPr>
           <w:p>
-            <w:proofErr w:type="spellStart"/>
-            <w:r>
-              <w:t>Condición</w:t>
-            </w:r>
-            <w:proofErr w:type="spellEnd"/>
-            <w:r>
-              <w:t xml:space="preserve"> de la </w:t>
-            </w:r>
-            <w:proofErr w:type="spellStart"/>
-            <w:r>
-              <w:t>Operación</w:t>
-            </w:r>
-            <w:proofErr w:type="spellEnd"/>
+            <w:r>
+              <w:t>Condición de la Operación</w:t>
+            </w:r>
           </w:p>
         </w:tc>
         <w:tc>
@@ -1569,23 +1434,7 @@
           </w:tcPr>
           <w:p>
             <w:r>
-              <w:t xml:space="preserve">Formas de </w:t>
-            </w:r>
-            <w:proofErr w:type="spellStart"/>
-            <w:r>
-              <w:t>pago</w:t>
-            </w:r>
-            <w:proofErr w:type="spellEnd"/>
-            <w:r>
-              <w:t xml:space="preserve"> </w:t>
-            </w:r>
-            <w:proofErr w:type="spellStart"/>
-            <w:r>
-              <w:t>aceptadas</w:t>
-            </w:r>
-            <w:proofErr w:type="spellEnd"/>
-            <w:r>
-              <w:t>.</w:t>
+              <w:t>Formas de pago aceptadas.</w:t>
             </w:r>
           </w:p>
         </w:tc>
@@ -1625,11 +1474,9 @@
             <w:hideMark/>
           </w:tcPr>
           <w:p>
-            <w:proofErr w:type="spellStart"/>
             <w:r>
               <w:t>Plazo</w:t>
             </w:r>
-            <w:proofErr w:type="spellEnd"/>
           </w:p>
         </w:tc>
         <w:tc>
@@ -1701,21 +1548,8 @@
           </w:tcPr>
           <w:p>
             <w:r>
-              <w:t xml:space="preserve">Código de </w:t>
-            </w:r>
-            <w:proofErr w:type="spellStart"/>
-            <w:r>
-              <w:t>Actividad</w:t>
-            </w:r>
-            <w:proofErr w:type="spellEnd"/>
-            <w:r>
-              <w:t xml:space="preserve"> </w:t>
-            </w:r>
-            <w:proofErr w:type="spellStart"/>
-            <w:r>
-              <w:t>Económica</w:t>
-            </w:r>
-            <w:proofErr w:type="spellEnd"/>
+              <w:t>Código de Actividad Económica</w:t>
+            </w:r>
           </w:p>
         </w:tc>
         <w:tc>
@@ -1737,29 +1571,8 @@
             <w:hideMark/>
           </w:tcPr>
           <w:p>
-            <w:proofErr w:type="spellStart"/>
-            <w:r>
-              <w:t>Clasifica</w:t>
-            </w:r>
-            <w:proofErr w:type="spellEnd"/>
-            <w:r>
-              <w:t xml:space="preserve"> las </w:t>
-            </w:r>
-            <w:proofErr w:type="spellStart"/>
-            <w:r>
-              <w:t>actividades</w:t>
-            </w:r>
-            <w:proofErr w:type="spellEnd"/>
-            <w:r>
-              <w:t xml:space="preserve"> </w:t>
-            </w:r>
-            <w:proofErr w:type="spellStart"/>
-            <w:r>
-              <w:t>económicas</w:t>
-            </w:r>
-            <w:proofErr w:type="spellEnd"/>
-            <w:r>
-              <w:t>.</w:t>
+            <w:r>
+              <w:t>Clasifica las actividades económicas.</w:t>
             </w:r>
           </w:p>
         </w:tc>
@@ -1872,21 +1685,8 @@
             <w:hideMark/>
           </w:tcPr>
           <w:p>
-            <w:proofErr w:type="spellStart"/>
-            <w:r>
-              <w:t>Otros</w:t>
-            </w:r>
-            <w:proofErr w:type="spellEnd"/>
-            <w:r>
-              <w:t xml:space="preserve"> </w:t>
-            </w:r>
-            <w:proofErr w:type="spellStart"/>
-            <w:r>
-              <w:t>Documentos</w:t>
-            </w:r>
-            <w:proofErr w:type="spellEnd"/>
-            <w:r>
-              <w:t xml:space="preserve"> Asociados</w:t>
+            <w:r>
+              <w:t>Otros Documentos Asociados</w:t>
             </w:r>
           </w:p>
         </w:tc>
@@ -1909,29 +1709,8 @@
             <w:hideMark/>
           </w:tcPr>
           <w:p>
-            <w:proofErr w:type="spellStart"/>
-            <w:r>
-              <w:t>Identificación</w:t>
-            </w:r>
-            <w:proofErr w:type="spellEnd"/>
-            <w:r>
-              <w:t xml:space="preserve"> de </w:t>
-            </w:r>
-            <w:proofErr w:type="spellStart"/>
-            <w:r>
-              <w:t>documentos</w:t>
-            </w:r>
-            <w:proofErr w:type="spellEnd"/>
-            <w:r>
-              <w:t xml:space="preserve"> </w:t>
-            </w:r>
-            <w:proofErr w:type="spellStart"/>
-            <w:r>
-              <w:t>asociados</w:t>
-            </w:r>
-            <w:proofErr w:type="spellEnd"/>
-            <w:r>
-              <w:t>.</w:t>
+            <w:r>
+              <w:t>Identificación de documentos asociados.</w:t>
             </w:r>
           </w:p>
         </w:tc>
@@ -2027,43 +1806,11 @@
               <w:rPr>
                 <w:lang w:val="es-MX"/>
               </w:rPr>
-              <w:t xml:space="preserve">FE, NRE, CRIE, FEXE, Evento de </w:t>
-            </w:r>
-            <w:proofErr w:type="spellStart"/>
-            <w:r>
-              <w:rPr>
-                <w:lang w:val="es-MX"/>
-              </w:rPr>
-              <w:t>Inval</w:t>
-            </w:r>
-            <w:proofErr w:type="spellEnd"/>
-            <w:r>
-              <w:rPr>
-                <w:lang w:val="es-MX"/>
-              </w:rPr>
-              <w:t xml:space="preserve">. </w:t>
-            </w:r>
-            <w:proofErr w:type="spellStart"/>
-            <w:r>
-              <w:t>Electrónico</w:t>
-            </w:r>
-            <w:proofErr w:type="spellEnd"/>
-            <w:r>
-              <w:t xml:space="preserve">, </w:t>
-            </w:r>
-            <w:proofErr w:type="spellStart"/>
-            <w:r>
-              <w:t>Evento</w:t>
-            </w:r>
-            <w:proofErr w:type="spellEnd"/>
-            <w:r>
-              <w:t xml:space="preserve"> de </w:t>
-            </w:r>
-            <w:proofErr w:type="spellStart"/>
-            <w:r>
-              <w:t>Contingencia</w:t>
-            </w:r>
-            <w:proofErr w:type="spellEnd"/>
+              <w:t xml:space="preserve">FE, NRE, CRIE, FEXE, Evento de Inval. </w:t>
+            </w:r>
+            <w:r>
+              <w:t>Electrónico, Evento de Contingencia</w:t>
+            </w:r>
           </w:p>
         </w:tc>
       </w:tr>
@@ -2142,19 +1889,9 @@
             <w:hideMark/>
           </w:tcPr>
           <w:p>
-            <w:proofErr w:type="spellStart"/>
-            <w:r>
-              <w:t>Evento</w:t>
-            </w:r>
-            <w:proofErr w:type="spellEnd"/>
-            <w:r>
-              <w:t xml:space="preserve"> de </w:t>
-            </w:r>
-            <w:proofErr w:type="spellStart"/>
-            <w:r>
-              <w:t>Contingencia</w:t>
-            </w:r>
-            <w:proofErr w:type="spellEnd"/>
+            <w:r>
+              <w:t>Evento de Contingencia</w:t>
+            </w:r>
           </w:p>
         </w:tc>
       </w:tr>
@@ -2182,13 +1919,8 @@
           </w:tcPr>
           <w:p>
             <w:r>
-              <w:t xml:space="preserve">Tipo de </w:t>
-            </w:r>
-            <w:proofErr w:type="spellStart"/>
-            <w:r>
-              <w:t>Invalidación</w:t>
-            </w:r>
-            <w:proofErr w:type="spellEnd"/>
+              <w:t>Tipo de Invalidación</w:t>
+            </w:r>
           </w:p>
         </w:tc>
         <w:tc>
@@ -2210,60 +1942,21 @@
             <w:hideMark/>
           </w:tcPr>
           <w:p>
-            <w:proofErr w:type="spellStart"/>
-            <w:r>
-              <w:t>Motivos</w:t>
-            </w:r>
-            <w:proofErr w:type="spellEnd"/>
-            <w:r>
-              <w:t xml:space="preserve"> </w:t>
-            </w:r>
-            <w:proofErr w:type="spellStart"/>
-            <w:r>
-              <w:t>válidos</w:t>
-            </w:r>
-            <w:proofErr w:type="spellEnd"/>
-            <w:r>
-              <w:t xml:space="preserve"> de </w:t>
-            </w:r>
-            <w:proofErr w:type="spellStart"/>
-            <w:r>
-              <w:t>invalidación</w:t>
-            </w:r>
-            <w:proofErr w:type="spellEnd"/>
-            <w:r>
-              <w:t>.</w:t>
-            </w:r>
-          </w:p>
-        </w:tc>
-        <w:tc>
-          <w:tcPr>
-            <w:tcW w:w="0" w:type="auto"/>
-            <w:vAlign w:val="center"/>
-            <w:hideMark/>
-          </w:tcPr>
-          <w:p>
-            <w:proofErr w:type="spellStart"/>
-            <w:r>
-              <w:t>Evento</w:t>
-            </w:r>
-            <w:proofErr w:type="spellEnd"/>
-            <w:r>
-              <w:t xml:space="preserve"> de </w:t>
-            </w:r>
-            <w:proofErr w:type="spellStart"/>
-            <w:r>
-              <w:t>Inval</w:t>
-            </w:r>
-            <w:proofErr w:type="spellEnd"/>
-            <w:r>
-              <w:t xml:space="preserve">. </w:t>
-            </w:r>
-            <w:proofErr w:type="spellStart"/>
-            <w:r>
-              <w:t>Electrónico</w:t>
-            </w:r>
-            <w:proofErr w:type="spellEnd"/>
+            <w:r>
+              <w:t>Motivos válidos de invalidación.</w:t>
+            </w:r>
+          </w:p>
+        </w:tc>
+        <w:tc>
+          <w:tcPr>
+            <w:tcW w:w="0" w:type="auto"/>
+            <w:vAlign w:val="center"/>
+            <w:hideMark/>
+          </w:tcPr>
+          <w:p>
+            <w:r>
+              <w:t>Evento de Inval. Electrónico</w:t>
+            </w:r>
           </w:p>
         </w:tc>
       </w:tr>
@@ -2372,13 +2065,8 @@
           </w:tcPr>
           <w:p>
             <w:r>
-              <w:t xml:space="preserve">Tipo de </w:t>
-            </w:r>
-            <w:proofErr w:type="spellStart"/>
-            <w:r>
-              <w:t>Donación</w:t>
-            </w:r>
-            <w:proofErr w:type="spellEnd"/>
+              <w:t>Tipo de Donación</w:t>
+            </w:r>
           </w:p>
         </w:tc>
         <w:tc>
@@ -2400,29 +2088,8 @@
             <w:hideMark/>
           </w:tcPr>
           <w:p>
-            <w:proofErr w:type="spellStart"/>
-            <w:r>
-              <w:t>Clasifica</w:t>
-            </w:r>
-            <w:proofErr w:type="spellEnd"/>
-            <w:r>
-              <w:t xml:space="preserve"> </w:t>
-            </w:r>
-            <w:proofErr w:type="spellStart"/>
-            <w:r>
-              <w:t>tipo</w:t>
-            </w:r>
-            <w:proofErr w:type="spellEnd"/>
-            <w:r>
-              <w:t xml:space="preserve"> de </w:t>
-            </w:r>
-            <w:proofErr w:type="spellStart"/>
-            <w:r>
-              <w:t>donación</w:t>
-            </w:r>
-            <w:proofErr w:type="spellEnd"/>
-            <w:r>
-              <w:t>.</w:t>
+            <w:r>
+              <w:t>Clasifica tipo de donación.</w:t>
             </w:r>
           </w:p>
         </w:tc>
@@ -2536,11 +2203,9 @@
             <w:hideMark/>
           </w:tcPr>
           <w:p>
-            <w:proofErr w:type="spellStart"/>
             <w:r>
               <w:t>Régimen</w:t>
             </w:r>
-            <w:proofErr w:type="spellEnd"/>
           </w:p>
         </w:tc>
         <w:tc>
@@ -2625,23 +2290,7 @@
           <w:b/>
           <w:bCs/>
         </w:rPr>
-        <w:t xml:space="preserve">CAT-001 </w:t>
-      </w:r>
-      <w:proofErr w:type="spellStart"/>
-      <w:r>
-        <w:rPr>
-          <w:b/>
-          <w:bCs/>
-        </w:rPr>
-        <w:t>Ambiente</w:t>
-      </w:r>
-      <w:proofErr w:type="spellEnd"/>
-      <w:r>
-        <w:rPr>
-          <w:b/>
-          <w:bCs/>
-        </w:rPr>
-        <w:t xml:space="preserve"> de Destino</w:t>
+        <w:t>CAT-001 Ambiente de Destino</w:t>
       </w:r>
     </w:p>
     <w:tbl>
@@ -2734,13 +2383,8 @@
           </w:tcPr>
           <w:p>
             <w:r>
-              <w:t xml:space="preserve">Modo </w:t>
-            </w:r>
-            <w:proofErr w:type="spellStart"/>
-            <w:r>
-              <w:t>prueba</w:t>
-            </w:r>
-            <w:proofErr w:type="spellEnd"/>
+              <w:t>Modo prueba</w:t>
+            </w:r>
           </w:p>
         </w:tc>
       </w:tr>
@@ -2768,13 +2412,8 @@
           </w:tcPr>
           <w:p>
             <w:r>
-              <w:t xml:space="preserve">Modo </w:t>
-            </w:r>
-            <w:proofErr w:type="spellStart"/>
-            <w:r>
-              <w:t>producción</w:t>
-            </w:r>
-            <w:proofErr w:type="spellEnd"/>
+              <w:t>Modo producción</w:t>
+            </w:r>
           </w:p>
         </w:tc>
       </w:tr>
@@ -2791,17 +2430,8 @@
           <w:b/>
           <w:bCs/>
         </w:rPr>
-        <w:t xml:space="preserve">CAT-002 Tipo de </w:t>
-      </w:r>
-      <w:proofErr w:type="spellStart"/>
-      <w:r>
-        <w:rPr>
-          <w:b/>
-          <w:bCs/>
-        </w:rPr>
-        <w:t>Documento</w:t>
-      </w:r>
-      <w:proofErr w:type="spellEnd"/>
+        <w:t>CAT-002 Tipo de Documento</w:t>
+      </w:r>
     </w:p>
     <w:tbl>
       <w:tblPr>
@@ -2921,21 +2551,8 @@
             <w:hideMark/>
           </w:tcPr>
           <w:p>
-            <w:proofErr w:type="spellStart"/>
-            <w:r>
-              <w:t>Comprobante</w:t>
-            </w:r>
-            <w:proofErr w:type="spellEnd"/>
-            <w:r>
-              <w:t xml:space="preserve"> de </w:t>
-            </w:r>
-            <w:proofErr w:type="spellStart"/>
-            <w:r>
-              <w:t>crédito</w:t>
-            </w:r>
-            <w:proofErr w:type="spellEnd"/>
-            <w:r>
-              <w:t xml:space="preserve"> fiscal</w:t>
+            <w:r>
+              <w:t>Comprobante de crédito fiscal</w:t>
             </w:r>
           </w:p>
         </w:tc>
@@ -2964,13 +2581,8 @@
           </w:tcPr>
           <w:p>
             <w:r>
-              <w:t xml:space="preserve">Nota de </w:t>
-            </w:r>
-            <w:proofErr w:type="spellStart"/>
-            <w:r>
-              <w:t>remisión</w:t>
-            </w:r>
-            <w:proofErr w:type="spellEnd"/>
+              <w:t>Nota de remisión</w:t>
+            </w:r>
           </w:p>
         </w:tc>
       </w:tr>
@@ -2998,13 +2610,8 @@
           </w:tcPr>
           <w:p>
             <w:r>
-              <w:t xml:space="preserve">Nota de </w:t>
-            </w:r>
-            <w:proofErr w:type="spellStart"/>
-            <w:r>
-              <w:t>crédito</w:t>
-            </w:r>
-            <w:proofErr w:type="spellEnd"/>
+              <w:t>Nota de crédito</w:t>
+            </w:r>
           </w:p>
         </w:tc>
       </w:tr>
@@ -3032,13 +2639,8 @@
           </w:tcPr>
           <w:p>
             <w:r>
-              <w:t xml:space="preserve">Nota de </w:t>
-            </w:r>
-            <w:proofErr w:type="spellStart"/>
-            <w:r>
-              <w:t>débito</w:t>
-            </w:r>
-            <w:proofErr w:type="spellEnd"/>
+              <w:t>Nota de débito</w:t>
+            </w:r>
           </w:p>
         </w:tc>
       </w:tr>
@@ -3065,19 +2667,9 @@
             <w:hideMark/>
           </w:tcPr>
           <w:p>
-            <w:proofErr w:type="spellStart"/>
-            <w:r>
-              <w:t>Comprobante</w:t>
-            </w:r>
-            <w:proofErr w:type="spellEnd"/>
-            <w:r>
-              <w:t xml:space="preserve"> de </w:t>
-            </w:r>
-            <w:proofErr w:type="spellStart"/>
-            <w:r>
-              <w:t>retención</w:t>
-            </w:r>
-            <w:proofErr w:type="spellEnd"/>
+            <w:r>
+              <w:t>Comprobante de retención</w:t>
+            </w:r>
           </w:p>
         </w:tc>
       </w:tr>
@@ -3104,19 +2696,9 @@
             <w:hideMark/>
           </w:tcPr>
           <w:p>
-            <w:proofErr w:type="spellStart"/>
-            <w:r>
-              <w:t>Comprobante</w:t>
-            </w:r>
-            <w:proofErr w:type="spellEnd"/>
-            <w:r>
-              <w:t xml:space="preserve"> de </w:t>
-            </w:r>
-            <w:proofErr w:type="spellStart"/>
-            <w:r>
-              <w:t>liquidación</w:t>
-            </w:r>
-            <w:proofErr w:type="spellEnd"/>
+            <w:r>
+              <w:t>Comprobante de liquidación</w:t>
+            </w:r>
           </w:p>
         </w:tc>
       </w:tr>
@@ -3143,27 +2725,9 @@
             <w:hideMark/>
           </w:tcPr>
           <w:p>
-            <w:proofErr w:type="spellStart"/>
-            <w:r>
-              <w:t>Documento</w:t>
-            </w:r>
-            <w:proofErr w:type="spellEnd"/>
-            <w:r>
-              <w:t xml:space="preserve"> </w:t>
-            </w:r>
-            <w:proofErr w:type="spellStart"/>
-            <w:r>
-              <w:t>contable</w:t>
-            </w:r>
-            <w:proofErr w:type="spellEnd"/>
-            <w:r>
-              <w:t xml:space="preserve"> de </w:t>
-            </w:r>
-            <w:proofErr w:type="spellStart"/>
-            <w:r>
-              <w:t>liquidación</w:t>
-            </w:r>
-            <w:proofErr w:type="spellEnd"/>
+            <w:r>
+              <w:t>Documento contable de liquidación</w:t>
+            </w:r>
           </w:p>
         </w:tc>
       </w:tr>
@@ -3191,13 +2755,8 @@
           </w:tcPr>
           <w:p>
             <w:r>
-              <w:t xml:space="preserve">Facturas de </w:t>
-            </w:r>
-            <w:proofErr w:type="spellStart"/>
-            <w:r>
-              <w:t>exportación</w:t>
-            </w:r>
-            <w:proofErr w:type="spellEnd"/>
+              <w:t>Facturas de exportación</w:t>
+            </w:r>
           </w:p>
         </w:tc>
       </w:tr>
@@ -3225,21 +2784,8 @@
           </w:tcPr>
           <w:p>
             <w:r>
-              <w:t xml:space="preserve">Factura de </w:t>
-            </w:r>
-            <w:proofErr w:type="spellStart"/>
-            <w:r>
-              <w:t>sujeto</w:t>
-            </w:r>
-            <w:proofErr w:type="spellEnd"/>
-            <w:r>
-              <w:t xml:space="preserve"> </w:t>
-            </w:r>
-            <w:proofErr w:type="spellStart"/>
-            <w:r>
-              <w:t>excluido</w:t>
-            </w:r>
-            <w:proofErr w:type="spellEnd"/>
+              <w:t>Factura de sujeto excluido</w:t>
+            </w:r>
           </w:p>
         </w:tc>
       </w:tr>
@@ -3266,19 +2812,9 @@
             <w:hideMark/>
           </w:tcPr>
           <w:p>
-            <w:proofErr w:type="spellStart"/>
-            <w:r>
-              <w:t>Comprobante</w:t>
-            </w:r>
-            <w:proofErr w:type="spellEnd"/>
-            <w:r>
-              <w:t xml:space="preserve"> de </w:t>
-            </w:r>
-            <w:proofErr w:type="spellStart"/>
-            <w:r>
-              <w:t>donación</w:t>
-            </w:r>
-            <w:proofErr w:type="spellEnd"/>
+            <w:r>
+              <w:t>Comprobante de donación</w:t>
+            </w:r>
           </w:p>
         </w:tc>
       </w:tr>
@@ -3295,33 +2831,8 @@
           <w:b/>
           <w:bCs/>
         </w:rPr>
-        <w:t xml:space="preserve">CAT-003 </w:t>
-      </w:r>
-      <w:proofErr w:type="spellStart"/>
-      <w:r>
-        <w:rPr>
-          <w:b/>
-          <w:bCs/>
-        </w:rPr>
-        <w:t>Modelo</w:t>
-      </w:r>
-      <w:proofErr w:type="spellEnd"/>
-      <w:r>
-        <w:rPr>
-          <w:b/>
-          <w:bCs/>
-        </w:rPr>
-        <w:t xml:space="preserve"> de </w:t>
-      </w:r>
-      <w:proofErr w:type="spellStart"/>
-      <w:r>
-        <w:rPr>
-          <w:b/>
-          <w:bCs/>
-        </w:rPr>
-        <w:t>Facturación</w:t>
-      </w:r>
-      <w:proofErr w:type="spellEnd"/>
+        <w:t>CAT-003 Modelo de Facturación</w:t>
+      </w:r>
     </w:p>
     <w:tbl>
       <w:tblPr>
@@ -3413,27 +2924,9 @@
             <w:hideMark/>
           </w:tcPr>
           <w:p>
-            <w:proofErr w:type="spellStart"/>
-            <w:r>
-              <w:t>Modelo</w:t>
-            </w:r>
-            <w:proofErr w:type="spellEnd"/>
-            <w:r>
-              <w:t xml:space="preserve"> </w:t>
-            </w:r>
-            <w:proofErr w:type="spellStart"/>
-            <w:r>
-              <w:t>Facturación</w:t>
-            </w:r>
-            <w:proofErr w:type="spellEnd"/>
-            <w:r>
-              <w:t xml:space="preserve"> </w:t>
-            </w:r>
-            <w:proofErr w:type="spellStart"/>
-            <w:r>
-              <w:t>previo</w:t>
-            </w:r>
-            <w:proofErr w:type="spellEnd"/>
+            <w:r>
+              <w:t>Modelo Facturación previo</w:t>
+            </w:r>
           </w:p>
         </w:tc>
       </w:tr>
@@ -3460,27 +2953,9 @@
             <w:hideMark/>
           </w:tcPr>
           <w:p>
-            <w:proofErr w:type="spellStart"/>
-            <w:r>
-              <w:t>Modelo</w:t>
-            </w:r>
-            <w:proofErr w:type="spellEnd"/>
-            <w:r>
-              <w:t xml:space="preserve"> </w:t>
-            </w:r>
-            <w:proofErr w:type="spellStart"/>
-            <w:r>
-              <w:t>Facturación</w:t>
-            </w:r>
-            <w:proofErr w:type="spellEnd"/>
-            <w:r>
-              <w:t xml:space="preserve"> </w:t>
-            </w:r>
-            <w:proofErr w:type="spellStart"/>
-            <w:r>
-              <w:t>diferido</w:t>
-            </w:r>
-            <w:proofErr w:type="spellEnd"/>
+            <w:r>
+              <w:t>Modelo Facturación diferido</w:t>
+            </w:r>
           </w:p>
         </w:tc>
       </w:tr>
@@ -3497,17 +2972,8 @@
           <w:b/>
           <w:bCs/>
         </w:rPr>
-        <w:t xml:space="preserve">CAT-004 Tipo de </w:t>
-      </w:r>
-      <w:proofErr w:type="spellStart"/>
-      <w:r>
-        <w:rPr>
-          <w:b/>
-          <w:bCs/>
-        </w:rPr>
-        <w:t>Transmisión</w:t>
-      </w:r>
-      <w:proofErr w:type="spellEnd"/>
+        <w:t>CAT-004 Tipo de Transmisión</w:t>
+      </w:r>
     </w:p>
     <w:tbl>
       <w:tblPr>
@@ -3598,13 +3064,8 @@
             <w:hideMark/>
           </w:tcPr>
           <w:p>
-            <w:proofErr w:type="spellStart"/>
-            <w:r>
-              <w:t>Transmisión</w:t>
-            </w:r>
-            <w:proofErr w:type="spellEnd"/>
-            <w:r>
-              <w:t xml:space="preserve"> normal</w:t>
+            <w:r>
+              <w:t>Transmisión normal</w:t>
             </w:r>
           </w:p>
         </w:tc>
@@ -3632,27 +3093,9 @@
             <w:hideMark/>
           </w:tcPr>
           <w:p>
-            <w:proofErr w:type="spellStart"/>
-            <w:r>
-              <w:t>Transmisión</w:t>
-            </w:r>
-            <w:proofErr w:type="spellEnd"/>
-            <w:r>
-              <w:t xml:space="preserve"> </w:t>
-            </w:r>
-            <w:proofErr w:type="spellStart"/>
-            <w:r>
-              <w:t>por</w:t>
-            </w:r>
-            <w:proofErr w:type="spellEnd"/>
-            <w:r>
-              <w:t xml:space="preserve"> </w:t>
-            </w:r>
-            <w:proofErr w:type="spellStart"/>
-            <w:r>
-              <w:t>contingencia</w:t>
-            </w:r>
-            <w:proofErr w:type="spellEnd"/>
+            <w:r>
+              <w:t>Transmisión por contingencia</w:t>
+            </w:r>
           </w:p>
         </w:tc>
       </w:tr>
@@ -3669,17 +3112,8 @@
           <w:b/>
           <w:bCs/>
         </w:rPr>
-        <w:t xml:space="preserve">CAT-005 Tipo de </w:t>
-      </w:r>
-      <w:proofErr w:type="spellStart"/>
-      <w:r>
-        <w:rPr>
-          <w:b/>
-          <w:bCs/>
-        </w:rPr>
-        <w:t>Contingencia</w:t>
-      </w:r>
-      <w:proofErr w:type="spellEnd"/>
+        <w:t>CAT-005 Tipo de Contingencia</w:t>
+      </w:r>
     </w:p>
     <w:tbl>
       <w:tblPr>
@@ -3945,23 +3379,7 @@
           <w:b/>
           <w:bCs/>
         </w:rPr>
-        <w:t xml:space="preserve">CAT-006 </w:t>
-      </w:r>
-      <w:proofErr w:type="spellStart"/>
-      <w:r>
-        <w:rPr>
-          <w:b/>
-          <w:bCs/>
-        </w:rPr>
-        <w:t>Retención</w:t>
-      </w:r>
-      <w:proofErr w:type="spellEnd"/>
-      <w:r>
-        <w:rPr>
-          <w:b/>
-          <w:bCs/>
-        </w:rPr>
-        <w:t xml:space="preserve"> IVA MH</w:t>
+        <w:t>CAT-006 Retención IVA MH</w:t>
       </w:r>
     </w:p>
     <w:tbl>
@@ -4053,13 +3471,8 @@
             <w:hideMark/>
           </w:tcPr>
           <w:p>
-            <w:proofErr w:type="spellStart"/>
-            <w:r>
-              <w:t>Retención</w:t>
-            </w:r>
-            <w:proofErr w:type="spellEnd"/>
-            <w:r>
-              <w:t xml:space="preserve"> IVA 1%</w:t>
+            <w:r>
+              <w:t>Retención IVA 1%</w:t>
             </w:r>
           </w:p>
         </w:tc>
@@ -4087,13 +3500,8 @@
             <w:hideMark/>
           </w:tcPr>
           <w:p>
-            <w:proofErr w:type="spellStart"/>
-            <w:r>
-              <w:t>Retención</w:t>
-            </w:r>
-            <w:proofErr w:type="spellEnd"/>
-            <w:r>
-              <w:t xml:space="preserve"> IVA 15%</w:t>
+            <w:r>
+              <w:t>Retención IVA 15%</w:t>
             </w:r>
           </w:p>
         </w:tc>
@@ -4107,6 +3515,31 @@
           <w:lang w:val="es-MX"/>
         </w:rPr>
       </w:pPr>
+      <w:r>
+        <w:rPr>
+          <w:b/>
+          <w:bCs/>
+          <w:lang w:val="es-MX"/>
+        </w:rPr>
+        <w:t>C9</w:t>
+      </w:r>
+      <w:r>
+        <w:rPr>
+          <w:b/>
+          <w:bCs/>
+          <w:lang w:val="es-MX"/>
+        </w:rPr>
+        <w:tab/>
+        <w:t>Otras Retenciones IVA casos especiales</w:t>
+      </w:r>
+      <w:r>
+        <w:rPr>
+          <w:b/>
+          <w:bCs/>
+          <w:lang w:val="es-MX"/>
+        </w:rPr>
+        <w:br/>
+      </w:r>
       <w:r>
         <w:rPr>
           <w:b/>
@@ -4205,11 +3638,9 @@
             <w:hideMark/>
           </w:tcPr>
           <w:p>
-            <w:proofErr w:type="spellStart"/>
             <w:r>
               <w:t>Físico</w:t>
             </w:r>
-            <w:proofErr w:type="spellEnd"/>
           </w:p>
         </w:tc>
       </w:tr>
@@ -4236,11 +3667,9 @@
             <w:hideMark/>
           </w:tcPr>
           <w:p>
-            <w:proofErr w:type="spellStart"/>
             <w:r>
               <w:t>Electrónico</w:t>
             </w:r>
-            <w:proofErr w:type="spellEnd"/>
           </w:p>
         </w:tc>
       </w:tr>
@@ -4350,19 +3779,9 @@
             <w:hideMark/>
           </w:tcPr>
           <w:p>
-            <w:proofErr w:type="spellStart"/>
-            <w:r>
-              <w:t>Catálogo</w:t>
-            </w:r>
-            <w:proofErr w:type="spellEnd"/>
-            <w:r>
-              <w:t xml:space="preserve"> </w:t>
-            </w:r>
-            <w:proofErr w:type="spellStart"/>
-            <w:r>
-              <w:t>eliminado</w:t>
-            </w:r>
-            <w:proofErr w:type="spellEnd"/>
+            <w:r>
+              <w:t>Catálogo eliminado</w:t>
+            </w:r>
           </w:p>
         </w:tc>
       </w:tr>
@@ -4379,17 +3798,8 @@
           <w:b/>
           <w:bCs/>
         </w:rPr>
-        <w:t xml:space="preserve">CAT-009 Tipo de </w:t>
-      </w:r>
-      <w:proofErr w:type="spellStart"/>
-      <w:r>
-        <w:rPr>
-          <w:b/>
-          <w:bCs/>
-        </w:rPr>
-        <w:t>Establecimiento</w:t>
-      </w:r>
-      <w:proofErr w:type="spellEnd"/>
+        <w:t>CAT-009 Tipo de Establecimiento</w:t>
+      </w:r>
     </w:p>
     <w:tbl>
       <w:tblPr>
@@ -4480,11 +3890,9 @@
             <w:hideMark/>
           </w:tcPr>
           <w:p>
-            <w:proofErr w:type="spellStart"/>
             <w:r>
               <w:t>Sucursal</w:t>
             </w:r>
-            <w:proofErr w:type="spellEnd"/>
           </w:p>
         </w:tc>
       </w:tr>
@@ -4512,13 +3920,8 @@
           </w:tcPr>
           <w:p>
             <w:r>
-              <w:t xml:space="preserve">Casa </w:t>
-            </w:r>
-            <w:proofErr w:type="spellStart"/>
-            <w:r>
-              <w:t>Matriz</w:t>
-            </w:r>
-            <w:proofErr w:type="spellEnd"/>
+              <w:t>Casa Matriz</w:t>
+            </w:r>
           </w:p>
         </w:tc>
       </w:tr>
@@ -4687,11 +4090,9 @@
             <w:hideMark/>
           </w:tcPr>
           <w:p>
-            <w:proofErr w:type="spellStart"/>
             <w:r>
               <w:t>Cirugía</w:t>
             </w:r>
-            <w:proofErr w:type="spellEnd"/>
           </w:p>
         </w:tc>
       </w:tr>
@@ -4718,11 +4119,9 @@
             <w:hideMark/>
           </w:tcPr>
           <w:p>
-            <w:proofErr w:type="spellStart"/>
             <w:r>
               <w:t>Operación</w:t>
             </w:r>
-            <w:proofErr w:type="spellEnd"/>
           </w:p>
         </w:tc>
       </w:tr>
@@ -4749,19 +4148,9 @@
             <w:hideMark/>
           </w:tcPr>
           <w:p>
-            <w:proofErr w:type="spellStart"/>
-            <w:r>
-              <w:t>Tratamiento</w:t>
-            </w:r>
-            <w:proofErr w:type="spellEnd"/>
-            <w:r>
-              <w:t xml:space="preserve"> </w:t>
-            </w:r>
-            <w:proofErr w:type="spellStart"/>
-            <w:r>
-              <w:t>médico</w:t>
-            </w:r>
-            <w:proofErr w:type="spellEnd"/>
+            <w:r>
+              <w:t>Tratamiento médico</w:t>
+            </w:r>
           </w:p>
         </w:tc>
       </w:tr>
@@ -5010,11 +4399,9 @@
             <w:hideMark/>
           </w:tcPr>
           <w:p>
-            <w:proofErr w:type="spellStart"/>
             <w:r>
               <w:t>Servicios</w:t>
             </w:r>
-            <w:proofErr w:type="spellEnd"/>
           </w:p>
         </w:tc>
       </w:tr>
@@ -5042,15 +4429,7 @@
           </w:tcPr>
           <w:p>
             <w:r>
-              <w:t xml:space="preserve">Ambos (Bienes y </w:t>
-            </w:r>
-            <w:proofErr w:type="spellStart"/>
-            <w:r>
-              <w:t>Servicios</w:t>
-            </w:r>
-            <w:proofErr w:type="spellEnd"/>
-            <w:r>
-              <w:t>)</w:t>
+              <w:t>Ambos (Bienes y Servicios)</w:t>
             </w:r>
           </w:p>
         </w:tc>
@@ -5078,52 +4457,1479 @@
             <w:hideMark/>
           </w:tcPr>
           <w:p>
-            <w:proofErr w:type="spellStart"/>
-            <w:r>
-              <w:t>Otros</w:t>
-            </w:r>
-            <w:proofErr w:type="spellEnd"/>
-            <w:r>
-              <w:t xml:space="preserve"> </w:t>
-            </w:r>
-            <w:proofErr w:type="spellStart"/>
-            <w:r>
-              <w:t>tributos</w:t>
-            </w:r>
-            <w:proofErr w:type="spellEnd"/>
-            <w:r>
-              <w:t xml:space="preserve"> </w:t>
-            </w:r>
-            <w:proofErr w:type="spellStart"/>
-            <w:r>
-              <w:t>por</w:t>
-            </w:r>
-            <w:proofErr w:type="spellEnd"/>
-            <w:r>
-              <w:t xml:space="preserve"> item</w:t>
+            <w:r>
+              <w:t>Otros tributos por item</w:t>
             </w:r>
           </w:p>
         </w:tc>
       </w:tr>
     </w:tbl>
-    <w:p>
-      <w:r>
-        <w:pict w14:anchorId="6BE21647">
-          <v:rect id="_x0000_i1026" style="width:0;height:1.5pt" o:hralign="center" o:hrstd="t" o:hr="t" fillcolor="#a0a0a0" stroked="f"/>
-        </w:pict>
-      </w:r>
-    </w:p>
-    <w:p>
-      <w:pPr>
-        <w:rPr>
-          <w:rFonts w:ascii="Segoe UI Emoji" w:hAnsi="Segoe UI Emoji" w:cs="Segoe UI Emoji"/>
-        </w:rPr>
-      </w:pPr>
-      <w:r>
-        <w:rPr>
-          <w:rFonts w:ascii="Segoe UI Emoji" w:hAnsi="Segoe UI Emoji" w:cs="Segoe UI Emoji"/>
+    <w:p/>
+    <w:p/>
+    <w:p>
+      <w:pPr>
+        <w:rPr>
+          <w:lang w:val="es-MX"/>
+        </w:rPr>
+      </w:pPr>
+      <w:r>
+        <w:rPr>
+          <w:lang w:val="es-MX"/>
+        </w:rPr>
+        <w:t>CAT-012 Departamento</w:t>
+      </w:r>
+    </w:p>
+    <w:p>
+      <w:pPr>
+        <w:rPr>
+          <w:lang w:val="es-MX"/>
+        </w:rPr>
+      </w:pPr>
+      <w:r>
+        <w:rPr>
+          <w:lang w:val="es-MX"/>
+        </w:rPr>
+        <w:t xml:space="preserve">00 Otro (Para extranjeros) </w:t>
+      </w:r>
+    </w:p>
+    <w:p>
+      <w:pPr>
+        <w:rPr>
+          <w:lang w:val="es-MX"/>
+        </w:rPr>
+      </w:pPr>
+      <w:r>
+        <w:rPr>
+          <w:lang w:val="es-MX"/>
+        </w:rPr>
+        <w:t xml:space="preserve">01 Ahuachapán </w:t>
+      </w:r>
+    </w:p>
+    <w:p>
+      <w:pPr>
+        <w:rPr>
+          <w:lang w:val="es-MX"/>
+        </w:rPr>
+      </w:pPr>
+      <w:r>
+        <w:rPr>
+          <w:lang w:val="es-MX"/>
+        </w:rPr>
+        <w:t xml:space="preserve">02 Santa Ana </w:t>
+      </w:r>
+    </w:p>
+    <w:p>
+      <w:pPr>
+        <w:rPr>
+          <w:lang w:val="es-MX"/>
+        </w:rPr>
+      </w:pPr>
+      <w:r>
+        <w:rPr>
+          <w:lang w:val="es-MX"/>
+        </w:rPr>
+        <w:t>0</w:t>
+      </w:r>
+      <w:r>
+        <w:rPr>
+          <w:lang w:val="es-MX"/>
+        </w:rPr>
+        <w:t xml:space="preserve">3 Sonsonate </w:t>
+      </w:r>
+    </w:p>
+    <w:p>
+      <w:pPr>
+        <w:rPr>
+          <w:lang w:val="es-MX"/>
+        </w:rPr>
+      </w:pPr>
+      <w:r>
+        <w:rPr>
+          <w:lang w:val="es-MX"/>
+        </w:rPr>
+        <w:t xml:space="preserve">04 Chalatenango </w:t>
+      </w:r>
+    </w:p>
+    <w:p>
+      <w:pPr>
+        <w:rPr>
+          <w:lang w:val="es-MX"/>
+        </w:rPr>
+      </w:pPr>
+      <w:r>
+        <w:rPr>
+          <w:lang w:val="es-MX"/>
+        </w:rPr>
+        <w:t xml:space="preserve">05 La Libertad </w:t>
+      </w:r>
+    </w:p>
+    <w:p>
+      <w:pPr>
+        <w:rPr>
+          <w:lang w:val="es-MX"/>
+        </w:rPr>
+      </w:pPr>
+      <w:r>
+        <w:rPr>
+          <w:lang w:val="es-MX"/>
+        </w:rPr>
+        <w:t xml:space="preserve">06 San Salvador </w:t>
+      </w:r>
+    </w:p>
+    <w:p>
+      <w:pPr>
+        <w:rPr>
+          <w:lang w:val="es-MX"/>
+        </w:rPr>
+      </w:pPr>
+      <w:r>
+        <w:rPr>
+          <w:lang w:val="es-MX"/>
+        </w:rPr>
+        <w:t xml:space="preserve">07 Cuscatlán </w:t>
+      </w:r>
+    </w:p>
+    <w:p>
+      <w:pPr>
+        <w:rPr>
+          <w:lang w:val="es-MX"/>
+        </w:rPr>
+      </w:pPr>
+      <w:r>
+        <w:rPr>
+          <w:lang w:val="es-MX"/>
+        </w:rPr>
+        <w:t xml:space="preserve">08 La Paz </w:t>
+      </w:r>
+    </w:p>
+    <w:p>
+      <w:pPr>
+        <w:rPr>
+          <w:lang w:val="es-MX"/>
+        </w:rPr>
+      </w:pPr>
+      <w:r>
+        <w:rPr>
+          <w:lang w:val="es-MX"/>
+        </w:rPr>
+        <w:t xml:space="preserve">09 Cabañas </w:t>
+      </w:r>
+    </w:p>
+    <w:p>
+      <w:pPr>
+        <w:rPr>
+          <w:lang w:val="es-MX"/>
+        </w:rPr>
+      </w:pPr>
+      <w:r>
+        <w:rPr>
+          <w:lang w:val="es-MX"/>
+        </w:rPr>
+        <w:t xml:space="preserve">10 San Vicente </w:t>
+      </w:r>
+    </w:p>
+    <w:p>
+      <w:pPr>
+        <w:rPr>
+          <w:lang w:val="es-MX"/>
+        </w:rPr>
+      </w:pPr>
+      <w:r>
+        <w:rPr>
+          <w:lang w:val="es-MX"/>
+        </w:rPr>
+        <w:t xml:space="preserve">11 Usulután </w:t>
+      </w:r>
+    </w:p>
+    <w:p>
+      <w:pPr>
+        <w:rPr>
+          <w:lang w:val="es-MX"/>
+        </w:rPr>
+      </w:pPr>
+      <w:r>
+        <w:rPr>
+          <w:lang w:val="es-MX"/>
+        </w:rPr>
+        <w:t xml:space="preserve">12 San Miguel </w:t>
+      </w:r>
+    </w:p>
+    <w:p>
+      <w:pPr>
+        <w:rPr>
+          <w:lang w:val="es-MX"/>
+        </w:rPr>
+      </w:pPr>
+      <w:r>
+        <w:rPr>
+          <w:lang w:val="es-MX"/>
+        </w:rPr>
+        <w:t>1</w:t>
+      </w:r>
+      <w:r>
+        <w:rPr>
+          <w:lang w:val="es-MX"/>
+        </w:rPr>
+        <w:t xml:space="preserve">3 Morazán </w:t>
+      </w:r>
+    </w:p>
+    <w:p>
+      <w:pPr>
+        <w:rPr>
+          <w:lang w:val="es-MX"/>
+        </w:rPr>
+      </w:pPr>
+      <w:r>
+        <w:rPr>
+          <w:lang w:val="es-MX"/>
+        </w:rPr>
+        <w:t>14 La Unión</w:t>
+      </w:r>
+    </w:p>
+    <w:p>
+      <w:pPr>
+        <w:rPr>
+          <w:lang w:val="es-MX"/>
+        </w:rPr>
+      </w:pPr>
+    </w:p>
+    <w:p>
+      <w:pPr>
+        <w:rPr>
+          <w:lang w:val="es-MX"/>
+        </w:rPr>
+      </w:pPr>
+    </w:p>
+    <w:p>
+      <w:pPr>
+        <w:rPr>
+          <w:lang w:val="es-MX"/>
+        </w:rPr>
+      </w:pPr>
+      <w:r>
+        <w:rPr>
+          <w:lang w:val="es-MX"/>
+        </w:rPr>
+        <w:t>CAT-013 M</w:t>
+      </w:r>
+      <w:r>
+        <w:rPr>
+          <w:lang w:val="es-MX"/>
+        </w:rPr>
+        <w:t>unicipio</w:t>
+      </w:r>
+    </w:p>
+    <w:p>
+      <w:pPr>
+        <w:rPr>
+          <w:lang w:val="es-MX"/>
+        </w:rPr>
+      </w:pPr>
+    </w:p>
+    <w:p>
+      <w:pPr>
+        <w:rPr>
+          <w:lang w:val="es-MX"/>
+        </w:rPr>
+      </w:pPr>
+      <w:r>
+        <w:rPr>
+          <w:lang w:val="es-MX"/>
+        </w:rPr>
+        <w:t xml:space="preserve">00 Otro (Para extranjeros) </w:t>
+      </w:r>
+    </w:p>
+    <w:p>
+      <w:pPr>
+        <w:rPr>
+          <w:lang w:val="es-MX"/>
+        </w:rPr>
+      </w:pPr>
+      <w:r>
+        <w:rPr>
+          <w:lang w:val="es-MX"/>
+        </w:rPr>
+        <w:t xml:space="preserve">13 AHUACHAPAN NORTE </w:t>
+      </w:r>
+    </w:p>
+    <w:p>
+      <w:pPr>
+        <w:rPr>
+          <w:lang w:val="es-MX"/>
+        </w:rPr>
+      </w:pPr>
+      <w:r>
+        <w:rPr>
+          <w:lang w:val="es-MX"/>
+        </w:rPr>
+        <w:t xml:space="preserve">14 AHUACHAPAN CENTRO </w:t>
+      </w:r>
+    </w:p>
+    <w:p>
+      <w:pPr>
+        <w:rPr>
+          <w:lang w:val="es-MX"/>
+        </w:rPr>
+      </w:pPr>
+      <w:r>
+        <w:rPr>
+          <w:lang w:val="es-MX"/>
+        </w:rPr>
+        <w:t xml:space="preserve">15 AHUACHAPAN SUR </w:t>
+      </w:r>
+    </w:p>
+    <w:p>
+      <w:pPr>
+        <w:rPr>
+          <w:lang w:val="es-MX"/>
+        </w:rPr>
+      </w:pPr>
+      <w:r>
+        <w:rPr>
+          <w:lang w:val="es-MX"/>
+        </w:rPr>
+        <w:t xml:space="preserve">14 SANTA ANA NORTE </w:t>
+      </w:r>
+    </w:p>
+    <w:p>
+      <w:pPr>
+        <w:rPr>
+          <w:lang w:val="es-MX"/>
+        </w:rPr>
+      </w:pPr>
+      <w:r>
+        <w:rPr>
+          <w:lang w:val="es-MX"/>
         </w:rPr>
         <w:lastRenderedPageBreak/>
+        <w:t xml:space="preserve">15 SANTA ANA CENTRO </w:t>
+      </w:r>
+    </w:p>
+    <w:p>
+      <w:pPr>
+        <w:rPr>
+          <w:lang w:val="es-MX"/>
+        </w:rPr>
+      </w:pPr>
+      <w:r>
+        <w:rPr>
+          <w:lang w:val="es-MX"/>
+        </w:rPr>
+        <w:t xml:space="preserve">16 SANTA ANA ESTE </w:t>
+      </w:r>
+    </w:p>
+    <w:p>
+      <w:pPr>
+        <w:rPr>
+          <w:lang w:val="es-MX"/>
+        </w:rPr>
+      </w:pPr>
+      <w:r>
+        <w:rPr>
+          <w:lang w:val="es-MX"/>
+        </w:rPr>
+        <w:t xml:space="preserve">17 SANTA ANA OESTE </w:t>
+      </w:r>
+    </w:p>
+    <w:p>
+      <w:pPr>
+        <w:rPr>
+          <w:lang w:val="es-MX"/>
+        </w:rPr>
+      </w:pPr>
+      <w:r>
+        <w:rPr>
+          <w:lang w:val="es-MX"/>
+        </w:rPr>
+        <w:t xml:space="preserve">17 SONSONATE NORTE </w:t>
+      </w:r>
+    </w:p>
+    <w:p>
+      <w:pPr>
+        <w:rPr>
+          <w:lang w:val="es-MX"/>
+        </w:rPr>
+      </w:pPr>
+      <w:r>
+        <w:rPr>
+          <w:lang w:val="es-MX"/>
+        </w:rPr>
+        <w:t xml:space="preserve">18 SONSONATE CENTRO </w:t>
+      </w:r>
+    </w:p>
+    <w:p>
+      <w:pPr>
+        <w:rPr>
+          <w:lang w:val="es-MX"/>
+        </w:rPr>
+      </w:pPr>
+      <w:r>
+        <w:rPr>
+          <w:lang w:val="es-MX"/>
+        </w:rPr>
+        <w:t xml:space="preserve">19 SONSONATE ESTE </w:t>
+      </w:r>
+    </w:p>
+    <w:p>
+      <w:pPr>
+        <w:rPr>
+          <w:lang w:val="es-MX"/>
+        </w:rPr>
+      </w:pPr>
+      <w:r>
+        <w:rPr>
+          <w:lang w:val="es-MX"/>
+        </w:rPr>
+        <w:t xml:space="preserve">20 SONSONATE OESTE </w:t>
+      </w:r>
+    </w:p>
+    <w:p>
+      <w:pPr>
+        <w:rPr>
+          <w:lang w:val="es-MX"/>
+        </w:rPr>
+      </w:pPr>
+      <w:r>
+        <w:rPr>
+          <w:lang w:val="es-MX"/>
+        </w:rPr>
+        <w:t xml:space="preserve">34 CHALATENANGO NORTE </w:t>
+      </w:r>
+    </w:p>
+    <w:p>
+      <w:pPr>
+        <w:rPr>
+          <w:lang w:val="es-MX"/>
+        </w:rPr>
+      </w:pPr>
+      <w:r>
+        <w:rPr>
+          <w:lang w:val="es-MX"/>
+        </w:rPr>
+        <w:t xml:space="preserve">35 CHALATENANGO CENTRO </w:t>
+      </w:r>
+    </w:p>
+    <w:p>
+      <w:pPr>
+        <w:rPr>
+          <w:lang w:val="es-MX"/>
+        </w:rPr>
+      </w:pPr>
+      <w:r>
+        <w:rPr>
+          <w:lang w:val="es-MX"/>
+        </w:rPr>
+        <w:t xml:space="preserve">36 CHALATENANGO SUR </w:t>
+      </w:r>
+    </w:p>
+    <w:p>
+      <w:pPr>
+        <w:rPr>
+          <w:lang w:val="es-MX"/>
+        </w:rPr>
+      </w:pPr>
+      <w:r>
+        <w:rPr>
+          <w:lang w:val="es-MX"/>
+        </w:rPr>
+        <w:t xml:space="preserve">23 LA LIBERTAD NORTE </w:t>
+      </w:r>
+    </w:p>
+    <w:p>
+      <w:pPr>
+        <w:rPr>
+          <w:lang w:val="es-MX"/>
+        </w:rPr>
+      </w:pPr>
+      <w:r>
+        <w:rPr>
+          <w:lang w:val="es-MX"/>
+        </w:rPr>
+        <w:t xml:space="preserve">24 LA LIBERTAD CENTRO </w:t>
+      </w:r>
+    </w:p>
+    <w:p>
+      <w:pPr>
+        <w:rPr>
+          <w:lang w:val="es-MX"/>
+        </w:rPr>
+      </w:pPr>
+      <w:r>
+        <w:rPr>
+          <w:lang w:val="es-MX"/>
+        </w:rPr>
+        <w:t xml:space="preserve">25 LA LIBERTAD OESTE </w:t>
+      </w:r>
+    </w:p>
+    <w:p>
+      <w:pPr>
+        <w:rPr>
+          <w:lang w:val="es-MX"/>
+        </w:rPr>
+      </w:pPr>
+      <w:r>
+        <w:rPr>
+          <w:lang w:val="es-MX"/>
+        </w:rPr>
+        <w:t xml:space="preserve">26 LA LIBERTAD ESTE </w:t>
+      </w:r>
+    </w:p>
+    <w:p>
+      <w:pPr>
+        <w:rPr>
+          <w:lang w:val="es-MX"/>
+        </w:rPr>
+      </w:pPr>
+      <w:r>
+        <w:rPr>
+          <w:lang w:val="es-MX"/>
+        </w:rPr>
+        <w:t xml:space="preserve">27 LA LIBERTAD COSTA </w:t>
+      </w:r>
+    </w:p>
+    <w:p>
+      <w:pPr>
+        <w:rPr>
+          <w:lang w:val="es-MX"/>
+        </w:rPr>
+      </w:pPr>
+      <w:r>
+        <w:rPr>
+          <w:lang w:val="es-MX"/>
+        </w:rPr>
+        <w:t xml:space="preserve">28 LA LIBERTAD SUR </w:t>
+      </w:r>
+    </w:p>
+    <w:p>
+      <w:pPr>
+        <w:rPr>
+          <w:lang w:val="es-MX"/>
+        </w:rPr>
+      </w:pPr>
+      <w:r>
+        <w:rPr>
+          <w:lang w:val="es-MX"/>
+        </w:rPr>
+        <w:t xml:space="preserve">20 SAN SALVADOR NORTE </w:t>
+      </w:r>
+    </w:p>
+    <w:p>
+      <w:pPr>
+        <w:rPr>
+          <w:lang w:val="es-MX"/>
+        </w:rPr>
+      </w:pPr>
+      <w:r>
+        <w:rPr>
+          <w:lang w:val="es-MX"/>
+        </w:rPr>
+        <w:t xml:space="preserve">21 SAN SALVADOR OESTE </w:t>
+      </w:r>
+    </w:p>
+    <w:p>
+      <w:pPr>
+        <w:rPr>
+          <w:lang w:val="es-MX"/>
+        </w:rPr>
+      </w:pPr>
+      <w:r>
+        <w:rPr>
+          <w:lang w:val="es-MX"/>
+        </w:rPr>
+        <w:t xml:space="preserve">22 SAN SALVADOR ESTE </w:t>
+      </w:r>
+    </w:p>
+    <w:p>
+      <w:pPr>
+        <w:rPr>
+          <w:lang w:val="es-MX"/>
+        </w:rPr>
+      </w:pPr>
+      <w:r>
+        <w:rPr>
+          <w:lang w:val="es-MX"/>
+        </w:rPr>
+        <w:t xml:space="preserve">23 SAN SALVADOR CENTRO </w:t>
+      </w:r>
+    </w:p>
+    <w:p>
+      <w:pPr>
+        <w:rPr>
+          <w:lang w:val="es-MX"/>
+        </w:rPr>
+      </w:pPr>
+      <w:r>
+        <w:rPr>
+          <w:lang w:val="es-MX"/>
+        </w:rPr>
+        <w:t xml:space="preserve">24 SAN SALVADOR SUR </w:t>
+      </w:r>
+    </w:p>
+    <w:p>
+      <w:pPr>
+        <w:rPr>
+          <w:lang w:val="es-MX"/>
+        </w:rPr>
+      </w:pPr>
+      <w:r>
+        <w:rPr>
+          <w:lang w:val="es-MX"/>
+        </w:rPr>
+        <w:t xml:space="preserve">17 CUSCATLAN NORTE </w:t>
+      </w:r>
+    </w:p>
+    <w:p>
+      <w:pPr>
+        <w:rPr>
+          <w:lang w:val="es-MX"/>
+        </w:rPr>
+      </w:pPr>
+      <w:r>
+        <w:rPr>
+          <w:lang w:val="es-MX"/>
+        </w:rPr>
+        <w:t xml:space="preserve">18 CUSCATLAN SUR </w:t>
+      </w:r>
+    </w:p>
+    <w:p>
+      <w:pPr>
+        <w:rPr>
+          <w:lang w:val="es-MX"/>
+        </w:rPr>
+      </w:pPr>
+      <w:r>
+        <w:rPr>
+          <w:lang w:val="es-MX"/>
+        </w:rPr>
+        <w:t xml:space="preserve">23 LA PAZ OESTE </w:t>
+      </w:r>
+    </w:p>
+    <w:p>
+      <w:pPr>
+        <w:rPr>
+          <w:lang w:val="es-MX"/>
+        </w:rPr>
+      </w:pPr>
+      <w:r>
+        <w:rPr>
+          <w:lang w:val="es-MX"/>
+        </w:rPr>
+        <w:t xml:space="preserve">24 LA PAZ CENTRO </w:t>
+      </w:r>
+    </w:p>
+    <w:p>
+      <w:pPr>
+        <w:rPr>
+          <w:lang w:val="es-MX"/>
+        </w:rPr>
+      </w:pPr>
+      <w:r>
+        <w:rPr>
+          <w:lang w:val="es-MX"/>
+        </w:rPr>
+        <w:t xml:space="preserve">25 LA PAZ ESTE </w:t>
+      </w:r>
+    </w:p>
+    <w:p>
+      <w:pPr>
+        <w:rPr>
+          <w:lang w:val="es-MX"/>
+        </w:rPr>
+      </w:pPr>
+      <w:r>
+        <w:rPr>
+          <w:lang w:val="es-MX"/>
+        </w:rPr>
+        <w:lastRenderedPageBreak/>
+        <w:t>1</w:t>
+      </w:r>
+      <w:r>
+        <w:rPr>
+          <w:lang w:val="es-MX"/>
+        </w:rPr>
+        <w:t xml:space="preserve">0 CABANAS OESTE </w:t>
+      </w:r>
+    </w:p>
+    <w:p>
+      <w:pPr>
+        <w:rPr>
+          <w:lang w:val="es-MX"/>
+        </w:rPr>
+      </w:pPr>
+      <w:r>
+        <w:rPr>
+          <w:lang w:val="es-MX"/>
+        </w:rPr>
+        <w:t xml:space="preserve">11 CABANAS ESTE </w:t>
+      </w:r>
+    </w:p>
+    <w:p>
+      <w:pPr>
+        <w:rPr>
+          <w:lang w:val="es-MX"/>
+        </w:rPr>
+      </w:pPr>
+      <w:r>
+        <w:rPr>
+          <w:lang w:val="es-MX"/>
+        </w:rPr>
+        <w:t xml:space="preserve">14 SAN VICENTE NORTE </w:t>
+      </w:r>
+    </w:p>
+    <w:p>
+      <w:pPr>
+        <w:rPr>
+          <w:lang w:val="es-MX"/>
+        </w:rPr>
+      </w:pPr>
+      <w:r>
+        <w:rPr>
+          <w:lang w:val="es-MX"/>
+        </w:rPr>
+        <w:t xml:space="preserve">15 SAN VICENTE SUR </w:t>
+      </w:r>
+    </w:p>
+    <w:p>
+      <w:pPr>
+        <w:rPr>
+          <w:lang w:val="es-MX"/>
+        </w:rPr>
+      </w:pPr>
+      <w:r>
+        <w:rPr>
+          <w:lang w:val="es-MX"/>
+        </w:rPr>
+        <w:t xml:space="preserve">24 USULUTAN NORTE </w:t>
+      </w:r>
+    </w:p>
+    <w:p>
+      <w:pPr>
+        <w:rPr>
+          <w:lang w:val="es-MX"/>
+        </w:rPr>
+      </w:pPr>
+      <w:r>
+        <w:rPr>
+          <w:lang w:val="es-MX"/>
+        </w:rPr>
+        <w:t xml:space="preserve">25 USULUTAN ESTE </w:t>
+      </w:r>
+    </w:p>
+    <w:p>
+      <w:pPr>
+        <w:rPr>
+          <w:lang w:val="es-MX"/>
+        </w:rPr>
+      </w:pPr>
+      <w:r>
+        <w:rPr>
+          <w:lang w:val="es-MX"/>
+        </w:rPr>
+        <w:t xml:space="preserve">26 USULUTAN OESTE </w:t>
+      </w:r>
+    </w:p>
+    <w:p>
+      <w:pPr>
+        <w:rPr>
+          <w:lang w:val="es-MX"/>
+        </w:rPr>
+      </w:pPr>
+      <w:r>
+        <w:rPr>
+          <w:lang w:val="es-MX"/>
+        </w:rPr>
+        <w:t xml:space="preserve">21 SAN MIGUEL NORTE </w:t>
+      </w:r>
+    </w:p>
+    <w:p>
+      <w:pPr>
+        <w:rPr>
+          <w:lang w:val="es-MX"/>
+        </w:rPr>
+      </w:pPr>
+      <w:r>
+        <w:rPr>
+          <w:lang w:val="es-MX"/>
+        </w:rPr>
+        <w:t xml:space="preserve">22 SAN MIGUEL CENTRO </w:t>
+      </w:r>
+    </w:p>
+    <w:p>
+      <w:pPr>
+        <w:rPr>
+          <w:lang w:val="es-MX"/>
+        </w:rPr>
+      </w:pPr>
+      <w:r>
+        <w:rPr>
+          <w:lang w:val="es-MX"/>
+        </w:rPr>
+        <w:t xml:space="preserve">23 SAN MIGUEL OESTE </w:t>
+      </w:r>
+    </w:p>
+    <w:p>
+      <w:pPr>
+        <w:rPr>
+          <w:lang w:val="es-MX"/>
+        </w:rPr>
+      </w:pPr>
+      <w:r>
+        <w:rPr>
+          <w:lang w:val="es-MX"/>
+        </w:rPr>
+        <w:t xml:space="preserve">27 MORAZAN NORTE </w:t>
+      </w:r>
+    </w:p>
+    <w:p>
+      <w:pPr>
+        <w:rPr>
+          <w:lang w:val="es-MX"/>
+        </w:rPr>
+      </w:pPr>
+      <w:r>
+        <w:rPr>
+          <w:lang w:val="es-MX"/>
+        </w:rPr>
+        <w:t xml:space="preserve">28 MORAZAN SUR </w:t>
+      </w:r>
+    </w:p>
+    <w:p>
+      <w:pPr>
+        <w:rPr>
+          <w:lang w:val="es-MX"/>
+        </w:rPr>
+      </w:pPr>
+      <w:r>
+        <w:rPr>
+          <w:lang w:val="es-MX"/>
+        </w:rPr>
+        <w:t xml:space="preserve">19 LA UNION NORTE </w:t>
+      </w:r>
+    </w:p>
+    <w:p>
+      <w:pPr>
+        <w:rPr>
+          <w:lang w:val="es-MX"/>
+        </w:rPr>
+      </w:pPr>
+      <w:r>
+        <w:rPr>
+          <w:lang w:val="es-MX"/>
+        </w:rPr>
+        <w:t>20 LA UNION SUR</w:t>
+      </w:r>
+    </w:p>
+    <w:p>
+      <w:pPr>
+        <w:rPr>
+          <w:lang w:val="es-MX"/>
+        </w:rPr>
+      </w:pPr>
+    </w:p>
+    <w:p>
+      <w:pPr>
+        <w:rPr>
+          <w:lang w:val="es-MX"/>
+        </w:rPr>
+      </w:pPr>
+    </w:p>
+    <w:p>
+      <w:pPr>
+        <w:rPr>
+          <w:lang w:val="es-MX"/>
+        </w:rPr>
+      </w:pPr>
+      <w:r>
+        <w:rPr>
+          <w:lang w:val="es-MX"/>
+        </w:rPr>
+        <w:t xml:space="preserve">CAT-014 Unidad de Medida </w:t>
+      </w:r>
+    </w:p>
+    <w:p>
+      <w:pPr>
+        <w:rPr>
+          <w:lang w:val="es-MX"/>
+        </w:rPr>
+      </w:pPr>
+      <w:r>
+        <w:rPr>
+          <w:lang w:val="es-MX"/>
+        </w:rPr>
+        <w:t xml:space="preserve">(Ver anexo 1 -Tabla de conversiones) </w:t>
+      </w:r>
+    </w:p>
+    <w:p>
+      <w:pPr>
+        <w:rPr>
+          <w:lang w:val="es-MX"/>
+        </w:rPr>
+      </w:pPr>
+      <w:r>
+        <w:rPr>
+          <w:lang w:val="es-MX"/>
+        </w:rPr>
+        <w:t xml:space="preserve">Código Valores </w:t>
+      </w:r>
+    </w:p>
+    <w:p>
+      <w:pPr>
+        <w:rPr>
+          <w:lang w:val="es-MX"/>
+        </w:rPr>
+      </w:pPr>
+      <w:r>
+        <w:rPr>
+          <w:lang w:val="es-MX"/>
+        </w:rPr>
+        <w:t xml:space="preserve">1 metro </w:t>
+      </w:r>
+    </w:p>
+    <w:p>
+      <w:pPr>
+        <w:rPr>
+          <w:lang w:val="es-MX"/>
+        </w:rPr>
+      </w:pPr>
+      <w:r>
+        <w:rPr>
+          <w:lang w:val="es-MX"/>
+        </w:rPr>
+        <w:t xml:space="preserve">2 Yarda </w:t>
+      </w:r>
+    </w:p>
+    <w:p>
+      <w:pPr>
+        <w:rPr>
+          <w:lang w:val="es-MX"/>
+        </w:rPr>
+      </w:pPr>
+      <w:r>
+        <w:rPr>
+          <w:lang w:val="es-MX"/>
+        </w:rPr>
+        <w:t xml:space="preserve">6 milímetro </w:t>
+      </w:r>
+    </w:p>
+    <w:p>
+      <w:pPr>
+        <w:rPr>
+          <w:lang w:val="es-MX"/>
+        </w:rPr>
+      </w:pPr>
+      <w:r>
+        <w:rPr>
+          <w:lang w:val="es-MX"/>
+        </w:rPr>
+        <w:t xml:space="preserve">9 kilómetro cuadrado </w:t>
+      </w:r>
+    </w:p>
+    <w:p>
+      <w:pPr>
+        <w:rPr>
+          <w:lang w:val="es-MX"/>
+        </w:rPr>
+      </w:pPr>
+      <w:r>
+        <w:rPr>
+          <w:lang w:val="es-MX"/>
+        </w:rPr>
+        <w:t>10 Hectárea</w:t>
+      </w:r>
+    </w:p>
+    <w:p>
+      <w:pPr>
+        <w:rPr>
+          <w:lang w:val="es-MX"/>
+        </w:rPr>
+      </w:pPr>
+      <w:r>
+        <w:rPr>
+          <w:lang w:val="es-MX"/>
+        </w:rPr>
+        <w:t xml:space="preserve">13 metro cuadrado </w:t>
+      </w:r>
+    </w:p>
+    <w:p>
+      <w:pPr>
+        <w:rPr>
+          <w:lang w:val="es-MX"/>
+        </w:rPr>
+      </w:pPr>
+      <w:r>
+        <w:rPr>
+          <w:lang w:val="es-MX"/>
+        </w:rPr>
+        <w:t xml:space="preserve">15 Vara cuadrada 2 </w:t>
+      </w:r>
+    </w:p>
+    <w:p>
+      <w:pPr>
+        <w:rPr>
+          <w:lang w:val="es-MX"/>
+        </w:rPr>
+      </w:pPr>
+      <w:r>
+        <w:rPr>
+          <w:lang w:val="es-MX"/>
+        </w:rPr>
+        <w:lastRenderedPageBreak/>
+        <w:t xml:space="preserve">18 metro cúbico </w:t>
+      </w:r>
+    </w:p>
+    <w:p>
+      <w:pPr>
+        <w:rPr>
+          <w:lang w:val="es-MX"/>
+        </w:rPr>
+      </w:pPr>
+      <w:r>
+        <w:rPr>
+          <w:lang w:val="es-MX"/>
+        </w:rPr>
+        <w:t xml:space="preserve">20 Barril </w:t>
+      </w:r>
+    </w:p>
+    <w:p>
+      <w:pPr>
+        <w:rPr>
+          <w:lang w:val="es-MX"/>
+        </w:rPr>
+      </w:pPr>
+      <w:r>
+        <w:rPr>
+          <w:lang w:val="es-MX"/>
+        </w:rPr>
+        <w:t xml:space="preserve">22 Galón 4 </w:t>
+      </w:r>
+    </w:p>
+    <w:p>
+      <w:pPr>
+        <w:rPr>
+          <w:lang w:val="es-MX"/>
+        </w:rPr>
+      </w:pPr>
+      <w:r>
+        <w:rPr>
+          <w:lang w:val="es-MX"/>
+        </w:rPr>
+        <w:t xml:space="preserve">23 Litro </w:t>
+      </w:r>
+    </w:p>
+    <w:p>
+      <w:pPr>
+        <w:rPr>
+          <w:lang w:val="es-MX"/>
+        </w:rPr>
+      </w:pPr>
+      <w:r>
+        <w:rPr>
+          <w:lang w:val="es-MX"/>
+        </w:rPr>
+        <w:t xml:space="preserve">24 Botella </w:t>
+      </w:r>
+    </w:p>
+    <w:p>
+      <w:pPr>
+        <w:rPr>
+          <w:lang w:val="es-MX"/>
+        </w:rPr>
+      </w:pPr>
+      <w:r>
+        <w:rPr>
+          <w:lang w:val="es-MX"/>
+        </w:rPr>
+        <w:t xml:space="preserve">26 Mililitro </w:t>
+      </w:r>
+    </w:p>
+    <w:p>
+      <w:pPr>
+        <w:rPr>
+          <w:lang w:val="es-MX"/>
+        </w:rPr>
+      </w:pPr>
+      <w:r>
+        <w:rPr>
+          <w:lang w:val="es-MX"/>
+        </w:rPr>
+        <w:t xml:space="preserve">30 Tonelada </w:t>
+      </w:r>
+    </w:p>
+    <w:p>
+      <w:pPr>
+        <w:rPr>
+          <w:lang w:val="es-MX"/>
+        </w:rPr>
+      </w:pPr>
+      <w:r>
+        <w:rPr>
+          <w:lang w:val="es-MX"/>
+        </w:rPr>
+        <w:t xml:space="preserve">32 Quintal </w:t>
+      </w:r>
+    </w:p>
+    <w:p>
+      <w:pPr>
+        <w:rPr>
+          <w:lang w:val="es-MX"/>
+        </w:rPr>
+      </w:pPr>
+      <w:r>
+        <w:rPr>
+          <w:lang w:val="es-MX"/>
+        </w:rPr>
+        <w:t xml:space="preserve">33 Arroba </w:t>
+      </w:r>
+    </w:p>
+    <w:p>
+      <w:pPr>
+        <w:rPr>
+          <w:lang w:val="es-MX"/>
+        </w:rPr>
+      </w:pPr>
+      <w:r>
+        <w:rPr>
+          <w:lang w:val="es-MX"/>
+        </w:rPr>
+        <w:t xml:space="preserve">34 Kilogramo </w:t>
+      </w:r>
+    </w:p>
+    <w:p>
+      <w:pPr>
+        <w:rPr>
+          <w:lang w:val="es-MX"/>
+        </w:rPr>
+      </w:pPr>
+      <w:r>
+        <w:rPr>
+          <w:lang w:val="es-MX"/>
+        </w:rPr>
+        <w:t xml:space="preserve">36 Libra </w:t>
+      </w:r>
+    </w:p>
+    <w:p>
+      <w:pPr>
+        <w:rPr>
+          <w:lang w:val="es-MX"/>
+        </w:rPr>
+      </w:pPr>
+      <w:r>
+        <w:rPr>
+          <w:lang w:val="es-MX"/>
+        </w:rPr>
+        <w:t xml:space="preserve">37 Onza troy 5 </w:t>
+      </w:r>
+    </w:p>
+    <w:p>
+      <w:pPr>
+        <w:rPr>
+          <w:lang w:val="es-MX"/>
+        </w:rPr>
+      </w:pPr>
+      <w:r>
+        <w:rPr>
+          <w:lang w:val="es-MX"/>
+        </w:rPr>
+        <w:t xml:space="preserve">38 Onza </w:t>
+      </w:r>
+    </w:p>
+    <w:p>
+      <w:pPr>
+        <w:rPr>
+          <w:lang w:val="es-MX"/>
+        </w:rPr>
+      </w:pPr>
+      <w:r>
+        <w:rPr>
+          <w:lang w:val="es-MX"/>
+        </w:rPr>
+        <w:t xml:space="preserve">39 Gramo </w:t>
+      </w:r>
+    </w:p>
+    <w:p>
+      <w:pPr>
+        <w:rPr>
+          <w:lang w:val="es-MX"/>
+        </w:rPr>
+      </w:pPr>
+      <w:r>
+        <w:rPr>
+          <w:lang w:val="es-MX"/>
+        </w:rPr>
+        <w:t xml:space="preserve">40 Miligramo </w:t>
+      </w:r>
+    </w:p>
+    <w:p>
+      <w:pPr>
+        <w:rPr>
+          <w:lang w:val="es-MX"/>
+        </w:rPr>
+      </w:pPr>
+      <w:r>
+        <w:rPr>
+          <w:lang w:val="es-MX"/>
+        </w:rPr>
+        <w:t xml:space="preserve">42 Megawatt </w:t>
+      </w:r>
+    </w:p>
+    <w:p>
+      <w:pPr>
+        <w:rPr>
+          <w:lang w:val="es-MX"/>
+        </w:rPr>
+      </w:pPr>
+      <w:r>
+        <w:rPr>
+          <w:lang w:val="es-MX"/>
+        </w:rPr>
+        <w:t>4</w:t>
+      </w:r>
+      <w:r>
+        <w:rPr>
+          <w:lang w:val="es-MX"/>
+        </w:rPr>
+        <w:t>3</w:t>
+      </w:r>
+      <w:r>
+        <w:rPr>
+          <w:lang w:val="es-MX"/>
+        </w:rPr>
+        <w:t xml:space="preserve"> Kilowatt </w:t>
+      </w:r>
+    </w:p>
+    <w:p>
+      <w:pPr>
+        <w:rPr>
+          <w:lang w:val="es-MX"/>
+        </w:rPr>
+      </w:pPr>
+      <w:r>
+        <w:rPr>
+          <w:lang w:val="es-MX"/>
+        </w:rPr>
+        <w:t xml:space="preserve">44 Watt </w:t>
+      </w:r>
+    </w:p>
+    <w:p>
+      <w:pPr>
+        <w:rPr>
+          <w:lang w:val="es-MX"/>
+        </w:rPr>
+      </w:pPr>
+      <w:r>
+        <w:rPr>
+          <w:lang w:val="es-MX"/>
+        </w:rPr>
+        <w:t xml:space="preserve">45 Megavoltio-amperio </w:t>
+      </w:r>
+    </w:p>
+    <w:p>
+      <w:pPr>
+        <w:rPr>
+          <w:lang w:val="es-MX"/>
+        </w:rPr>
+      </w:pPr>
+      <w:r>
+        <w:rPr>
+          <w:lang w:val="es-MX"/>
+        </w:rPr>
+        <w:t xml:space="preserve">46 Kilovoltio-amperio </w:t>
+      </w:r>
+    </w:p>
+    <w:p>
+      <w:pPr>
+        <w:rPr>
+          <w:lang w:val="es-MX"/>
+        </w:rPr>
+      </w:pPr>
+      <w:r>
+        <w:rPr>
+          <w:lang w:val="es-MX"/>
+        </w:rPr>
+        <w:t xml:space="preserve">47 Voltio-amperio </w:t>
+      </w:r>
+    </w:p>
+    <w:p>
+      <w:pPr>
+        <w:rPr>
+          <w:lang w:val="es-MX"/>
+        </w:rPr>
+      </w:pPr>
+      <w:r>
+        <w:rPr>
+          <w:lang w:val="es-MX"/>
+        </w:rPr>
+        <w:t xml:space="preserve">49 Gigawatt-hora </w:t>
+      </w:r>
+    </w:p>
+    <w:p>
+      <w:pPr>
+        <w:rPr>
+          <w:lang w:val="es-MX"/>
+        </w:rPr>
+      </w:pPr>
+      <w:r>
+        <w:rPr>
+          <w:lang w:val="es-MX"/>
+        </w:rPr>
+        <w:t xml:space="preserve">50 Megawatt-hora </w:t>
+      </w:r>
+    </w:p>
+    <w:p>
+      <w:pPr>
+        <w:rPr>
+          <w:lang w:val="es-MX"/>
+        </w:rPr>
+      </w:pPr>
+      <w:r>
+        <w:rPr>
+          <w:lang w:val="es-MX"/>
+        </w:rPr>
+        <w:t xml:space="preserve">51 Kilowatt-hora </w:t>
+      </w:r>
+    </w:p>
+    <w:p>
+      <w:pPr>
+        <w:rPr>
+          <w:lang w:val="es-MX"/>
+        </w:rPr>
+      </w:pPr>
+      <w:r>
+        <w:rPr>
+          <w:lang w:val="es-MX"/>
+        </w:rPr>
+        <w:t xml:space="preserve">52 Watt-hora </w:t>
+      </w:r>
+    </w:p>
+    <w:p>
+      <w:pPr>
+        <w:rPr>
+          <w:lang w:val="es-MX"/>
+        </w:rPr>
+      </w:pPr>
+      <w:r>
+        <w:rPr>
+          <w:lang w:val="es-MX"/>
+        </w:rPr>
+        <w:t>5</w:t>
+      </w:r>
+      <w:r>
+        <w:rPr>
+          <w:lang w:val="es-MX"/>
+        </w:rPr>
+        <w:t>3</w:t>
+      </w:r>
+      <w:r>
+        <w:rPr>
+          <w:lang w:val="es-MX"/>
+        </w:rPr>
+        <w:t xml:space="preserve"> Kilovoltio </w:t>
+      </w:r>
+    </w:p>
+    <w:p>
+      <w:pPr>
+        <w:rPr>
+          <w:lang w:val="es-MX"/>
+        </w:rPr>
+      </w:pPr>
+      <w:r>
+        <w:rPr>
+          <w:lang w:val="es-MX"/>
+        </w:rPr>
+        <w:lastRenderedPageBreak/>
+        <w:t xml:space="preserve">54 Voltio </w:t>
+      </w:r>
+    </w:p>
+    <w:p>
+      <w:pPr>
+        <w:rPr>
+          <w:lang w:val="es-MX"/>
+        </w:rPr>
+      </w:pPr>
+      <w:r>
+        <w:rPr>
+          <w:lang w:val="es-MX"/>
+        </w:rPr>
+        <w:t xml:space="preserve">55 Millar </w:t>
+      </w:r>
+    </w:p>
+    <w:p>
+      <w:pPr>
+        <w:rPr>
+          <w:lang w:val="es-MX"/>
+        </w:rPr>
+      </w:pPr>
+      <w:r>
+        <w:rPr>
+          <w:lang w:val="es-MX"/>
+        </w:rPr>
+        <w:t xml:space="preserve">56 Medio millar </w:t>
+      </w:r>
+    </w:p>
+    <w:p>
+      <w:pPr>
+        <w:rPr>
+          <w:lang w:val="es-MX"/>
+        </w:rPr>
+      </w:pPr>
+      <w:r>
+        <w:rPr>
+          <w:lang w:val="es-MX"/>
+        </w:rPr>
+        <w:t xml:space="preserve">57 Ciento </w:t>
+      </w:r>
+    </w:p>
+    <w:p>
+      <w:pPr>
+        <w:rPr>
+          <w:lang w:val="es-MX"/>
+        </w:rPr>
+      </w:pPr>
+      <w:r>
+        <w:rPr>
+          <w:lang w:val="es-MX"/>
+        </w:rPr>
+        <w:t xml:space="preserve">58 Docena </w:t>
+      </w:r>
+    </w:p>
+    <w:p>
+      <w:pPr>
+        <w:rPr>
+          <w:lang w:val="es-MX"/>
+        </w:rPr>
+      </w:pPr>
+      <w:r>
+        <w:rPr>
+          <w:lang w:val="es-MX"/>
+        </w:rPr>
+        <w:t xml:space="preserve">59 Unidad </w:t>
+      </w:r>
+    </w:p>
+    <w:p>
+      <w:pPr>
+        <w:rPr>
+          <w:lang w:val="es-MX"/>
+        </w:rPr>
+      </w:pPr>
+      <w:r>
+        <w:rPr>
+          <w:lang w:val="es-MX"/>
+        </w:rPr>
+        <w:t>99 Otra 6</w:t>
+      </w:r>
+    </w:p>
+    <w:p>
+      <w:pPr>
+        <w:pStyle w:val="Prrafodelista"/>
+        <w:numPr>
+          <w:ilvl w:val="0"/>
+          <w:numId w:val="3"/>
+        </w:numPr>
+        <w:rPr>
+          <w:rFonts w:ascii="Segoe UI Emoji" w:hAnsi="Segoe UI Emoji" w:cs="Segoe UI Emoji"/>
+        </w:rPr>
+      </w:pPr>
+      <w:r>
         <w:pict w14:anchorId="6BEE283A">
           <v:rect id="_x0000_i1027" style="width:0;height:1.5pt" o:hralign="center" o:hrstd="t" o:hr="t" fillcolor="#a0a0a0" stroked="f"/>
         </w:pict>
@@ -5135,6 +5941,7 @@
           <w:rFonts w:ascii="Segoe UI Emoji" w:hAnsi="Segoe UI Emoji" w:cs="Segoe UI Emoji"/>
           <w:b/>
           <w:bCs/>
+          <w:lang w:val="es-MX"/>
         </w:rPr>
       </w:pPr>
       <w:r>
@@ -5142,19 +5949,1099 @@
           <w:rFonts w:ascii="Segoe UI Emoji" w:hAnsi="Segoe UI Emoji" w:cs="Segoe UI Emoji"/>
           <w:b/>
           <w:bCs/>
-        </w:rPr>
-        <w:t xml:space="preserve">CAT-018 </w:t>
-      </w:r>
-      <w:proofErr w:type="spellStart"/>
-      <w:r>
+          <w:lang w:val="es-MX"/>
+        </w:rPr>
+        <w:t>CAT-015 Tributos</w:t>
+      </w:r>
+    </w:p>
+    <w:p>
+      <w:pPr>
+        <w:rPr>
+          <w:rFonts w:ascii="Segoe UI Emoji" w:hAnsi="Segoe UI Emoji" w:cs="Segoe UI Emoji"/>
+          <w:lang w:val="es-MX"/>
+        </w:rPr>
+      </w:pPr>
+      <w:r>
+        <w:rPr>
+          <w:rFonts w:ascii="Segoe UI Emoji" w:hAnsi="Segoe UI Emoji" w:cs="Segoe UI Emoji"/>
+          <w:lang w:val="es-MX"/>
+        </w:rPr>
+        <w:t>1 TRIBUTOS APLICADOS POR ÍTEMS REFLEJADOS EN EL RESUMEN DEL DTE</w:t>
+      </w:r>
+    </w:p>
+    <w:p>
+      <w:pPr>
+        <w:rPr>
+          <w:rFonts w:ascii="Segoe UI Emoji" w:hAnsi="Segoe UI Emoji" w:cs="Segoe UI Emoji"/>
+          <w:lang w:val="es-MX"/>
+        </w:rPr>
+      </w:pPr>
+      <w:r>
+        <w:rPr>
+          <w:rFonts w:ascii="Segoe UI Emoji" w:hAnsi="Segoe UI Emoji" w:cs="Segoe UI Emoji"/>
+          <w:lang w:val="es-MX"/>
+        </w:rPr>
+        <w:t>20 Impuesto al Valor Agregado 13%</w:t>
+      </w:r>
+    </w:p>
+    <w:p>
+      <w:pPr>
+        <w:rPr>
+          <w:rFonts w:ascii="Segoe UI Emoji" w:hAnsi="Segoe UI Emoji" w:cs="Segoe UI Emoji"/>
+          <w:lang w:val="es-MX"/>
+        </w:rPr>
+      </w:pPr>
+      <w:r>
+        <w:rPr>
+          <w:rFonts w:ascii="Segoe UI Emoji" w:hAnsi="Segoe UI Emoji" w:cs="Segoe UI Emoji"/>
+          <w:lang w:val="es-MX"/>
+        </w:rPr>
+        <w:t>C3 Impuesto al Valor Agregado (exportaciones) 0%</w:t>
+      </w:r>
+    </w:p>
+    <w:p>
+      <w:pPr>
+        <w:rPr>
+          <w:rFonts w:ascii="Segoe UI Emoji" w:hAnsi="Segoe UI Emoji" w:cs="Segoe UI Emoji"/>
+          <w:lang w:val="es-MX"/>
+        </w:rPr>
+      </w:pPr>
+      <w:r>
+        <w:rPr>
+          <w:rFonts w:ascii="Segoe UI Emoji" w:hAnsi="Segoe UI Emoji" w:cs="Segoe UI Emoji"/>
+          <w:lang w:val="es-MX"/>
+        </w:rPr>
+        <w:t>59 Turismo por alojamiento (5%)</w:t>
+      </w:r>
+    </w:p>
+    <w:p>
+      <w:pPr>
+        <w:rPr>
+          <w:rFonts w:ascii="Segoe UI Emoji" w:hAnsi="Segoe UI Emoji" w:cs="Segoe UI Emoji"/>
+          <w:lang w:val="es-MX"/>
+        </w:rPr>
+      </w:pPr>
+      <w:r>
+        <w:rPr>
+          <w:rFonts w:ascii="Segoe UI Emoji" w:hAnsi="Segoe UI Emoji" w:cs="Segoe UI Emoji"/>
+          <w:lang w:val="es-MX"/>
+        </w:rPr>
+        <w:t>71 Turismo salida del país por vía aérea $7.00</w:t>
+      </w:r>
+    </w:p>
+    <w:p>
+      <w:pPr>
+        <w:rPr>
+          <w:rFonts w:ascii="Segoe UI Emoji" w:hAnsi="Segoe UI Emoji" w:cs="Segoe UI Emoji"/>
+          <w:lang w:val="es-MX"/>
+        </w:rPr>
+      </w:pPr>
+      <w:r>
+        <w:rPr>
+          <w:rFonts w:ascii="Segoe UI Emoji" w:hAnsi="Segoe UI Emoji" w:cs="Segoe UI Emoji"/>
+          <w:lang w:val="es-MX"/>
+        </w:rPr>
+        <w:t>D1 FOVIAL ($0.20 Ctv. por galón)</w:t>
+      </w:r>
+    </w:p>
+    <w:p>
+      <w:pPr>
+        <w:rPr>
+          <w:rFonts w:ascii="Segoe UI Emoji" w:hAnsi="Segoe UI Emoji" w:cs="Segoe UI Emoji"/>
+          <w:lang w:val="es-MX"/>
+        </w:rPr>
+      </w:pPr>
+      <w:r>
+        <w:rPr>
+          <w:rFonts w:ascii="Segoe UI Emoji" w:hAnsi="Segoe UI Emoji" w:cs="Segoe UI Emoji"/>
+          <w:lang w:val="es-MX"/>
+        </w:rPr>
+        <w:t>C8 COTRANS ($0.10 Ctvs. por galón)</w:t>
+      </w:r>
+    </w:p>
+    <w:p>
+      <w:pPr>
+        <w:rPr>
+          <w:rFonts w:ascii="Segoe UI Emoji" w:hAnsi="Segoe UI Emoji" w:cs="Segoe UI Emoji"/>
+          <w:lang w:val="es-MX"/>
+        </w:rPr>
+      </w:pPr>
+      <w:r>
+        <w:rPr>
+          <w:rFonts w:ascii="Segoe UI Emoji" w:hAnsi="Segoe UI Emoji" w:cs="Segoe UI Emoji"/>
+          <w:lang w:val="es-MX"/>
+        </w:rPr>
+        <w:t>D5 Otras tasas casos especiales</w:t>
+      </w:r>
+    </w:p>
+    <w:p>
+      <w:pPr>
+        <w:rPr>
+          <w:rFonts w:ascii="Segoe UI Emoji" w:hAnsi="Segoe UI Emoji" w:cs="Segoe UI Emoji"/>
+          <w:lang w:val="es-MX"/>
+        </w:rPr>
+      </w:pPr>
+      <w:r>
+        <w:rPr>
+          <w:rFonts w:ascii="Segoe UI Emoji" w:hAnsi="Segoe UI Emoji" w:cs="Segoe UI Emoji"/>
+          <w:lang w:val="es-MX"/>
+        </w:rPr>
+        <w:t>D4 Otros impuestos casos especiales</w:t>
+      </w:r>
+    </w:p>
+    <w:p>
+      <w:pPr>
         <w:rPr>
           <w:rFonts w:ascii="Segoe UI Emoji" w:hAnsi="Segoe UI Emoji" w:cs="Segoe UI Emoji"/>
           <w:b/>
           <w:bCs/>
-        </w:rPr>
-        <w:t>Plazo</w:t>
-      </w:r>
-      <w:proofErr w:type="spellEnd"/>
+          <w:lang w:val="es-MX"/>
+        </w:rPr>
+      </w:pPr>
+      <w:r>
+        <w:rPr>
+          <w:rFonts w:ascii="Segoe UI Emoji" w:hAnsi="Segoe UI Emoji" w:cs="Segoe UI Emoji"/>
+          <w:b/>
+          <w:bCs/>
+          <w:lang w:val="es-MX"/>
+        </w:rPr>
+        <w:t>2 TRIBUTOS APLICADOS POR ÍTEMS REFLEJADOS EN EL CUERPO DEL DOCUMENTO</w:t>
+      </w:r>
+    </w:p>
+    <w:p>
+      <w:pPr>
+        <w:rPr>
+          <w:rFonts w:ascii="Segoe UI Emoji" w:hAnsi="Segoe UI Emoji" w:cs="Segoe UI Emoji"/>
+          <w:lang w:val="es-MX"/>
+        </w:rPr>
+      </w:pPr>
+      <w:r>
+        <w:rPr>
+          <w:rFonts w:ascii="Segoe UI Emoji" w:hAnsi="Segoe UI Emoji" w:cs="Segoe UI Emoji"/>
+          <w:lang w:val="es-MX"/>
+        </w:rPr>
+        <w:t>A8 Impuesto Especial al Combustible (0%, 0.5%, 1%)</w:t>
+      </w:r>
+    </w:p>
+    <w:p>
+      <w:pPr>
+        <w:rPr>
+          <w:rFonts w:ascii="Segoe UI Emoji" w:hAnsi="Segoe UI Emoji" w:cs="Segoe UI Emoji"/>
+          <w:lang w:val="es-MX"/>
+        </w:rPr>
+      </w:pPr>
+      <w:r>
+        <w:rPr>
+          <w:rFonts w:ascii="Segoe UI Emoji" w:hAnsi="Segoe UI Emoji" w:cs="Segoe UI Emoji"/>
+          <w:lang w:val="es-MX"/>
+        </w:rPr>
+        <w:t>57 Impuesto industria de Cemento</w:t>
+      </w:r>
+    </w:p>
+    <w:p>
+      <w:pPr>
+        <w:rPr>
+          <w:rFonts w:ascii="Segoe UI Emoji" w:hAnsi="Segoe UI Emoji" w:cs="Segoe UI Emoji"/>
+          <w:lang w:val="es-MX"/>
+        </w:rPr>
+      </w:pPr>
+      <w:r>
+        <w:rPr>
+          <w:rFonts w:ascii="Segoe UI Emoji" w:hAnsi="Segoe UI Emoji" w:cs="Segoe UI Emoji"/>
+          <w:lang w:val="es-MX"/>
+        </w:rPr>
+        <w:t>90 Impuesto especial a la primera matrícula</w:t>
+      </w:r>
+    </w:p>
+    <w:p>
+      <w:pPr>
+        <w:rPr>
+          <w:rFonts w:ascii="Segoe UI Emoji" w:hAnsi="Segoe UI Emoji" w:cs="Segoe UI Emoji"/>
+          <w:lang w:val="es-MX"/>
+        </w:rPr>
+      </w:pPr>
+      <w:r>
+        <w:rPr>
+          <w:rFonts w:ascii="Segoe UI Emoji" w:hAnsi="Segoe UI Emoji" w:cs="Segoe UI Emoji"/>
+          <w:lang w:val="es-MX"/>
+        </w:rPr>
+        <w:t>D4 Otros impuestos casos especiales</w:t>
+      </w:r>
+    </w:p>
+    <w:p>
+      <w:pPr>
+        <w:rPr>
+          <w:rFonts w:ascii="Segoe UI Emoji" w:hAnsi="Segoe UI Emoji" w:cs="Segoe UI Emoji"/>
+          <w:lang w:val="es-MX"/>
+        </w:rPr>
+      </w:pPr>
+      <w:r>
+        <w:rPr>
+          <w:rFonts w:ascii="Segoe UI Emoji" w:hAnsi="Segoe UI Emoji" w:cs="Segoe UI Emoji"/>
+          <w:lang w:val="es-MX"/>
+        </w:rPr>
+        <w:t>D5 Otras tasas casos especiales</w:t>
+      </w:r>
+    </w:p>
+    <w:p>
+      <w:pPr>
+        <w:rPr>
+          <w:rFonts w:ascii="Segoe UI Emoji" w:hAnsi="Segoe UI Emoji" w:cs="Segoe UI Emoji"/>
+          <w:lang w:val="es-MX"/>
+        </w:rPr>
+      </w:pPr>
+      <w:r>
+        <w:rPr>
+          <w:rFonts w:ascii="Segoe UI Emoji" w:hAnsi="Segoe UI Emoji" w:cs="Segoe UI Emoji"/>
+          <w:lang w:val="es-MX"/>
+        </w:rPr>
+        <w:lastRenderedPageBreak/>
+        <w:t>A6 Impuesto ad-valorem armas de fuego municiones explosivas y artículos similares</w:t>
+      </w:r>
+    </w:p>
+    <w:p>
+      <w:pPr>
+        <w:rPr>
+          <w:rFonts w:ascii="Segoe UI Emoji" w:hAnsi="Segoe UI Emoji" w:cs="Segoe UI Emoji"/>
+          <w:b/>
+          <w:bCs/>
+          <w:lang w:val="es-MX"/>
+        </w:rPr>
+      </w:pPr>
+      <w:r>
+        <w:rPr>
+          <w:rFonts w:ascii="Segoe UI Emoji" w:hAnsi="Segoe UI Emoji" w:cs="Segoe UI Emoji"/>
+          <w:b/>
+          <w:bCs/>
+          <w:lang w:val="es-MX"/>
+        </w:rPr>
+        <w:t>3 IMPUESTOS AD-VALOREM APLICADOS POR ÍTEM DE USO INFORMATIVO REFLEJADOS EN EL RESUMEN DEL DOCUMENTO</w:t>
+      </w:r>
+    </w:p>
+    <w:p>
+      <w:pPr>
+        <w:rPr>
+          <w:rFonts w:ascii="Segoe UI Emoji" w:hAnsi="Segoe UI Emoji" w:cs="Segoe UI Emoji"/>
+          <w:lang w:val="es-MX"/>
+        </w:rPr>
+      </w:pPr>
+      <w:r>
+        <w:rPr>
+          <w:rFonts w:ascii="Segoe UI Emoji" w:hAnsi="Segoe UI Emoji" w:cs="Segoe UI Emoji"/>
+          <w:lang w:val="es-MX"/>
+        </w:rPr>
+        <w:t>C5 Impuesto ad-valorem por diferencial de precios de bebidas alcohólicas (8%)</w:t>
+      </w:r>
+    </w:p>
+    <w:p>
+      <w:pPr>
+        <w:rPr>
+          <w:rFonts w:ascii="Segoe UI Emoji" w:hAnsi="Segoe UI Emoji" w:cs="Segoe UI Emoji"/>
+          <w:lang w:val="es-MX"/>
+        </w:rPr>
+      </w:pPr>
+      <w:r>
+        <w:rPr>
+          <w:rFonts w:ascii="Segoe UI Emoji" w:hAnsi="Segoe UI Emoji" w:cs="Segoe UI Emoji"/>
+          <w:lang w:val="es-MX"/>
+        </w:rPr>
+        <w:t>C6 Impuesto ad-valorem por diferencial de precios al tabaco cigarrillos (39%)</w:t>
+      </w:r>
+    </w:p>
+    <w:p>
+      <w:pPr>
+        <w:rPr>
+          <w:rFonts w:ascii="Segoe UI Emoji" w:hAnsi="Segoe UI Emoji" w:cs="Segoe UI Emoji"/>
+          <w:lang w:val="es-MX"/>
+        </w:rPr>
+      </w:pPr>
+      <w:r>
+        <w:rPr>
+          <w:rFonts w:ascii="Segoe UI Emoji" w:hAnsi="Segoe UI Emoji" w:cs="Segoe UI Emoji"/>
+          <w:lang w:val="es-MX"/>
+        </w:rPr>
+        <w:t>C7 Impuesto ad-valorem por diferencial de precios al tabaco cigarros (100%)</w:t>
+      </w:r>
+    </w:p>
+    <w:p>
+      <w:pPr>
+        <w:rPr>
+          <w:rFonts w:ascii="Segoe UI Emoji" w:hAnsi="Segoe UI Emoji" w:cs="Segoe UI Emoji"/>
+          <w:lang w:val="es-MX"/>
+        </w:rPr>
+      </w:pPr>
+      <w:r>
+        <w:rPr>
+          <w:rFonts w:ascii="Segoe UI Emoji" w:hAnsi="Segoe UI Emoji" w:cs="Segoe UI Emoji"/>
+          <w:lang w:val="es-MX"/>
+        </w:rPr>
+        <w:t>19 Fabricante de Bebidas Gaseosas Isotónicas Deportivas Fortificantes Energizante o Estimulante</w:t>
+      </w:r>
+    </w:p>
+    <w:p>
+      <w:pPr>
+        <w:rPr>
+          <w:rFonts w:ascii="Segoe UI Emoji" w:hAnsi="Segoe UI Emoji" w:cs="Segoe UI Emoji"/>
+          <w:lang w:val="es-MX"/>
+        </w:rPr>
+      </w:pPr>
+      <w:r>
+        <w:rPr>
+          <w:rFonts w:ascii="Segoe UI Emoji" w:hAnsi="Segoe UI Emoji" w:cs="Segoe UI Emoji"/>
+          <w:lang w:val="es-MX"/>
+        </w:rPr>
+        <w:t>28 Importador de Bebidas Gaseosas Isotónicas Deportivas Fortificantes Energizante o Estimulante</w:t>
+      </w:r>
+    </w:p>
+    <w:p>
+      <w:pPr>
+        <w:rPr>
+          <w:rFonts w:ascii="Segoe UI Emoji" w:hAnsi="Segoe UI Emoji" w:cs="Segoe UI Emoji"/>
+          <w:lang w:val="es-MX"/>
+        </w:rPr>
+      </w:pPr>
+      <w:r>
+        <w:rPr>
+          <w:rFonts w:ascii="Segoe UI Emoji" w:hAnsi="Segoe UI Emoji" w:cs="Segoe UI Emoji"/>
+          <w:lang w:val="es-MX"/>
+        </w:rPr>
+        <w:t>31 Detallistas o Expendedores de Bebidas Alcohólicas</w:t>
+      </w:r>
+    </w:p>
+    <w:p>
+      <w:pPr>
+        <w:rPr>
+          <w:rFonts w:ascii="Segoe UI Emoji" w:hAnsi="Segoe UI Emoji" w:cs="Segoe UI Emoji"/>
+          <w:lang w:val="es-MX"/>
+        </w:rPr>
+      </w:pPr>
+      <w:r>
+        <w:rPr>
+          <w:rFonts w:ascii="Segoe UI Emoji" w:hAnsi="Segoe UI Emoji" w:cs="Segoe UI Emoji"/>
+          <w:lang w:val="es-MX"/>
+        </w:rPr>
+        <w:t>32 Fabricante de Cerveza</w:t>
+      </w:r>
+    </w:p>
+    <w:p>
+      <w:pPr>
+        <w:rPr>
+          <w:rFonts w:ascii="Segoe UI Emoji" w:hAnsi="Segoe UI Emoji" w:cs="Segoe UI Emoji"/>
+          <w:lang w:val="es-MX"/>
+        </w:rPr>
+      </w:pPr>
+      <w:r>
+        <w:rPr>
+          <w:rFonts w:ascii="Segoe UI Emoji" w:hAnsi="Segoe UI Emoji" w:cs="Segoe UI Emoji"/>
+          <w:lang w:val="es-MX"/>
+        </w:rPr>
+        <w:t>33 Importador de Cerveza</w:t>
+      </w:r>
+    </w:p>
+    <w:p>
+      <w:pPr>
+        <w:rPr>
+          <w:rFonts w:ascii="Segoe UI Emoji" w:hAnsi="Segoe UI Emoji" w:cs="Segoe UI Emoji"/>
+          <w:lang w:val="es-MX"/>
+        </w:rPr>
+      </w:pPr>
+      <w:r>
+        <w:rPr>
+          <w:rFonts w:ascii="Segoe UI Emoji" w:hAnsi="Segoe UI Emoji" w:cs="Segoe UI Emoji"/>
+          <w:lang w:val="es-MX"/>
+        </w:rPr>
+        <w:t>34 Fabricante de Productos de Tabaco</w:t>
+      </w:r>
+    </w:p>
+    <w:p>
+      <w:pPr>
+        <w:rPr>
+          <w:rFonts w:ascii="Segoe UI Emoji" w:hAnsi="Segoe UI Emoji" w:cs="Segoe UI Emoji"/>
+          <w:lang w:val="es-MX"/>
+        </w:rPr>
+      </w:pPr>
+      <w:r>
+        <w:rPr>
+          <w:rFonts w:ascii="Segoe UI Emoji" w:hAnsi="Segoe UI Emoji" w:cs="Segoe UI Emoji"/>
+          <w:lang w:val="es-MX"/>
+        </w:rPr>
+        <w:t>35 Importador de Productos de Tabaco</w:t>
+      </w:r>
+    </w:p>
+    <w:p>
+      <w:pPr>
+        <w:rPr>
+          <w:rFonts w:ascii="Segoe UI Emoji" w:hAnsi="Segoe UI Emoji" w:cs="Segoe UI Emoji"/>
+          <w:lang w:val="es-MX"/>
+        </w:rPr>
+      </w:pPr>
+      <w:r>
+        <w:rPr>
+          <w:rFonts w:ascii="Segoe UI Emoji" w:hAnsi="Segoe UI Emoji" w:cs="Segoe UI Emoji"/>
+          <w:lang w:val="es-MX"/>
+        </w:rPr>
+        <w:t>36 Fabricante de Armas de Fuego Municiones y Artículos Similares</w:t>
+      </w:r>
+    </w:p>
+    <w:p>
+      <w:pPr>
+        <w:rPr>
+          <w:rFonts w:ascii="Segoe UI Emoji" w:hAnsi="Segoe UI Emoji" w:cs="Segoe UI Emoji"/>
+          <w:lang w:val="es-MX"/>
+        </w:rPr>
+      </w:pPr>
+      <w:r>
+        <w:rPr>
+          <w:rFonts w:ascii="Segoe UI Emoji" w:hAnsi="Segoe UI Emoji" w:cs="Segoe UI Emoji"/>
+          <w:lang w:val="es-MX"/>
+        </w:rPr>
+        <w:t>37 Importador de Arma de Fuego Munición y Artículos Similares</w:t>
+      </w:r>
+    </w:p>
+    <w:p>
+      <w:pPr>
+        <w:rPr>
+          <w:rFonts w:ascii="Segoe UI Emoji" w:hAnsi="Segoe UI Emoji" w:cs="Segoe UI Emoji"/>
+          <w:lang w:val="es-MX"/>
+        </w:rPr>
+      </w:pPr>
+      <w:r>
+        <w:rPr>
+          <w:rFonts w:ascii="Segoe UI Emoji" w:hAnsi="Segoe UI Emoji" w:cs="Segoe UI Emoji"/>
+          <w:lang w:val="es-MX"/>
+        </w:rPr>
+        <w:t>38 Fabricante de Explosivos</w:t>
+      </w:r>
+    </w:p>
+    <w:p>
+      <w:pPr>
+        <w:rPr>
+          <w:rFonts w:ascii="Segoe UI Emoji" w:hAnsi="Segoe UI Emoji" w:cs="Segoe UI Emoji"/>
+          <w:lang w:val="es-MX"/>
+        </w:rPr>
+      </w:pPr>
+      <w:r>
+        <w:rPr>
+          <w:rFonts w:ascii="Segoe UI Emoji" w:hAnsi="Segoe UI Emoji" w:cs="Segoe UI Emoji"/>
+          <w:lang w:val="es-MX"/>
+        </w:rPr>
+        <w:t>39 Importador de Explosivos</w:t>
+      </w:r>
+    </w:p>
+    <w:p>
+      <w:pPr>
+        <w:rPr>
+          <w:rFonts w:ascii="Segoe UI Emoji" w:hAnsi="Segoe UI Emoji" w:cs="Segoe UI Emoji"/>
+          <w:lang w:val="es-MX"/>
+        </w:rPr>
+      </w:pPr>
+      <w:r>
+        <w:rPr>
+          <w:rFonts w:ascii="Segoe UI Emoji" w:hAnsi="Segoe UI Emoji" w:cs="Segoe UI Emoji"/>
+          <w:lang w:val="es-MX"/>
+        </w:rPr>
+        <w:t>42 Fabricante de Productos Pirotécnicos</w:t>
+      </w:r>
+    </w:p>
+    <w:p>
+      <w:pPr>
+        <w:rPr>
+          <w:rFonts w:ascii="Segoe UI Emoji" w:hAnsi="Segoe UI Emoji" w:cs="Segoe UI Emoji"/>
+          <w:lang w:val="es-MX"/>
+        </w:rPr>
+      </w:pPr>
+      <w:r>
+        <w:rPr>
+          <w:rFonts w:ascii="Segoe UI Emoji" w:hAnsi="Segoe UI Emoji" w:cs="Segoe UI Emoji"/>
+          <w:lang w:val="es-MX"/>
+        </w:rPr>
+        <w:t>43 Importador de Productos Pirotécnicos</w:t>
+      </w:r>
+    </w:p>
+    <w:p>
+      <w:pPr>
+        <w:rPr>
+          <w:rFonts w:ascii="Segoe UI Emoji" w:hAnsi="Segoe UI Emoji" w:cs="Segoe UI Emoji"/>
+          <w:lang w:val="es-MX"/>
+        </w:rPr>
+      </w:pPr>
+      <w:r>
+        <w:rPr>
+          <w:rFonts w:ascii="Segoe UI Emoji" w:hAnsi="Segoe UI Emoji" w:cs="Segoe UI Emoji"/>
+          <w:lang w:val="es-MX"/>
+        </w:rPr>
+        <w:t>44 Productor de Tabaco</w:t>
+      </w:r>
+    </w:p>
+    <w:p>
+      <w:pPr>
+        <w:rPr>
+          <w:rFonts w:ascii="Segoe UI Emoji" w:hAnsi="Segoe UI Emoji" w:cs="Segoe UI Emoji"/>
+          <w:lang w:val="es-MX"/>
+        </w:rPr>
+      </w:pPr>
+      <w:r>
+        <w:rPr>
+          <w:rFonts w:ascii="Segoe UI Emoji" w:hAnsi="Segoe UI Emoji" w:cs="Segoe UI Emoji"/>
+          <w:lang w:val="es-MX"/>
+        </w:rPr>
+        <w:t>50 Distribuidor de Bebidas Gaseosas Isotónicas Deportivas Fortificantes Energizante o Estimulante</w:t>
+      </w:r>
+    </w:p>
+    <w:p>
+      <w:pPr>
+        <w:rPr>
+          <w:rFonts w:ascii="Segoe UI Emoji" w:hAnsi="Segoe UI Emoji" w:cs="Segoe UI Emoji"/>
+          <w:lang w:val="es-MX"/>
+        </w:rPr>
+      </w:pPr>
+      <w:r>
+        <w:rPr>
+          <w:rFonts w:ascii="Segoe UI Emoji" w:hAnsi="Segoe UI Emoji" w:cs="Segoe UI Emoji"/>
+          <w:lang w:val="es-MX"/>
+        </w:rPr>
+        <w:t>51 Bebidas Alcohólicas</w:t>
+      </w:r>
+    </w:p>
+    <w:p>
+      <w:pPr>
+        <w:rPr>
+          <w:rFonts w:ascii="Segoe UI Emoji" w:hAnsi="Segoe UI Emoji" w:cs="Segoe UI Emoji"/>
+          <w:lang w:val="es-MX"/>
+        </w:rPr>
+      </w:pPr>
+      <w:r>
+        <w:rPr>
+          <w:rFonts w:ascii="Segoe UI Emoji" w:hAnsi="Segoe UI Emoji" w:cs="Segoe UI Emoji"/>
+          <w:lang w:val="es-MX"/>
+        </w:rPr>
+        <w:lastRenderedPageBreak/>
+        <w:t>52 Cerveza</w:t>
+      </w:r>
+    </w:p>
+    <w:p>
+      <w:pPr>
+        <w:rPr>
+          <w:rFonts w:ascii="Segoe UI Emoji" w:hAnsi="Segoe UI Emoji" w:cs="Segoe UI Emoji"/>
+          <w:lang w:val="es-MX"/>
+        </w:rPr>
+      </w:pPr>
+      <w:r>
+        <w:rPr>
+          <w:rFonts w:ascii="Segoe UI Emoji" w:hAnsi="Segoe UI Emoji" w:cs="Segoe UI Emoji"/>
+          <w:lang w:val="es-MX"/>
+        </w:rPr>
+        <w:t>53 Productos del Tabaco</w:t>
+      </w:r>
+    </w:p>
+    <w:p>
+      <w:pPr>
+        <w:rPr>
+          <w:rFonts w:ascii="Segoe UI Emoji" w:hAnsi="Segoe UI Emoji" w:cs="Segoe UI Emoji"/>
+          <w:lang w:val="es-MX"/>
+        </w:rPr>
+      </w:pPr>
+      <w:r>
+        <w:rPr>
+          <w:rFonts w:ascii="Segoe UI Emoji" w:hAnsi="Segoe UI Emoji" w:cs="Segoe UI Emoji"/>
+          <w:lang w:val="es-MX"/>
+        </w:rPr>
+        <w:t>54 Bebidas Carbonatadas o Gaseosas Simples o Endulzadas</w:t>
+      </w:r>
+    </w:p>
+    <w:p>
+      <w:pPr>
+        <w:rPr>
+          <w:rFonts w:ascii="Segoe UI Emoji" w:hAnsi="Segoe UI Emoji" w:cs="Segoe UI Emoji"/>
+          <w:lang w:val="es-MX"/>
+        </w:rPr>
+      </w:pPr>
+      <w:r>
+        <w:rPr>
+          <w:rFonts w:ascii="Segoe UI Emoji" w:hAnsi="Segoe UI Emoji" w:cs="Segoe UI Emoji"/>
+          <w:lang w:val="es-MX"/>
+        </w:rPr>
+        <w:t>55 Otros Específicos</w:t>
+      </w:r>
+    </w:p>
+    <w:p>
+      <w:pPr>
+        <w:rPr>
+          <w:rFonts w:ascii="Segoe UI Emoji" w:hAnsi="Segoe UI Emoji" w:cs="Segoe UI Emoji"/>
+          <w:lang w:val="es-MX"/>
+        </w:rPr>
+      </w:pPr>
+      <w:r>
+        <w:rPr>
+          <w:rFonts w:ascii="Segoe UI Emoji" w:hAnsi="Segoe UI Emoji" w:cs="Segoe UI Emoji"/>
+          <w:lang w:val="es-MX"/>
+        </w:rPr>
+        <w:t>58 Alcohol</w:t>
+      </w:r>
+    </w:p>
+    <w:p>
+      <w:pPr>
+        <w:rPr>
+          <w:rFonts w:ascii="Segoe UI Emoji" w:hAnsi="Segoe UI Emoji" w:cs="Segoe UI Emoji"/>
+          <w:lang w:val="es-MX"/>
+        </w:rPr>
+      </w:pPr>
+      <w:r>
+        <w:rPr>
+          <w:rFonts w:ascii="Segoe UI Emoji" w:hAnsi="Segoe UI Emoji" w:cs="Segoe UI Emoji"/>
+          <w:lang w:val="es-MX"/>
+        </w:rPr>
+        <w:t>77 Importador de Jugos Néctares Bebidas con Jugo y Refrescos</w:t>
+      </w:r>
+    </w:p>
+    <w:p>
+      <w:pPr>
+        <w:rPr>
+          <w:rFonts w:ascii="Segoe UI Emoji" w:hAnsi="Segoe UI Emoji" w:cs="Segoe UI Emoji"/>
+          <w:lang w:val="es-MX"/>
+        </w:rPr>
+      </w:pPr>
+      <w:r>
+        <w:rPr>
+          <w:rFonts w:ascii="Segoe UI Emoji" w:hAnsi="Segoe UI Emoji" w:cs="Segoe UI Emoji"/>
+          <w:lang w:val="es-MX"/>
+        </w:rPr>
+        <w:t>78 Distribuidor de Jugos Néctares Bebidas con Jugo y Refrescos</w:t>
+      </w:r>
+    </w:p>
+    <w:p>
+      <w:pPr>
+        <w:rPr>
+          <w:rFonts w:ascii="Segoe UI Emoji" w:hAnsi="Segoe UI Emoji" w:cs="Segoe UI Emoji"/>
+          <w:lang w:val="es-MX"/>
+        </w:rPr>
+      </w:pPr>
+      <w:r>
+        <w:rPr>
+          <w:rFonts w:ascii="Segoe UI Emoji" w:hAnsi="Segoe UI Emoji" w:cs="Segoe UI Emoji"/>
+          <w:lang w:val="es-MX"/>
+        </w:rPr>
+        <w:t>79 Sobre Llamadas Telefónicas Provenientes del Ext.</w:t>
+      </w:r>
+    </w:p>
+    <w:p>
+      <w:pPr>
+        <w:rPr>
+          <w:rFonts w:ascii="Segoe UI Emoji" w:hAnsi="Segoe UI Emoji" w:cs="Segoe UI Emoji"/>
+          <w:lang w:val="es-MX"/>
+        </w:rPr>
+      </w:pPr>
+      <w:r>
+        <w:rPr>
+          <w:rFonts w:ascii="Segoe UI Emoji" w:hAnsi="Segoe UI Emoji" w:cs="Segoe UI Emoji"/>
+          <w:lang w:val="es-MX"/>
+        </w:rPr>
+        <w:t>85 Detallista de Jugos Néctares Bebidas con Jugo y Refrescos</w:t>
+      </w:r>
+    </w:p>
+    <w:p>
+      <w:pPr>
+        <w:rPr>
+          <w:rFonts w:ascii="Segoe UI Emoji" w:hAnsi="Segoe UI Emoji" w:cs="Segoe UI Emoji"/>
+          <w:lang w:val="es-MX"/>
+        </w:rPr>
+      </w:pPr>
+      <w:r>
+        <w:rPr>
+          <w:rFonts w:ascii="Segoe UI Emoji" w:hAnsi="Segoe UI Emoji" w:cs="Segoe UI Emoji"/>
+          <w:lang w:val="es-MX"/>
+        </w:rPr>
+        <w:t>86 Fabricante de Preparaciones Concentradas o en Polvo para la Elaboración de Bebidas</w:t>
+      </w:r>
+    </w:p>
+    <w:p>
+      <w:pPr>
+        <w:rPr>
+          <w:rFonts w:ascii="Segoe UI Emoji" w:hAnsi="Segoe UI Emoji" w:cs="Segoe UI Emoji"/>
+          <w:lang w:val="es-MX"/>
+        </w:rPr>
+      </w:pPr>
+      <w:r>
+        <w:rPr>
+          <w:rFonts w:ascii="Segoe UI Emoji" w:hAnsi="Segoe UI Emoji" w:cs="Segoe UI Emoji"/>
+          <w:lang w:val="es-MX"/>
+        </w:rPr>
+        <w:t>91 Fabricante de Jugos Néctares Bebidas con Jugo y Refrescos</w:t>
+      </w:r>
+    </w:p>
+    <w:p>
+      <w:pPr>
+        <w:rPr>
+          <w:rFonts w:ascii="Segoe UI Emoji" w:hAnsi="Segoe UI Emoji" w:cs="Segoe UI Emoji"/>
+          <w:lang w:val="es-MX"/>
+        </w:rPr>
+      </w:pPr>
+      <w:r>
+        <w:rPr>
+          <w:rFonts w:ascii="Segoe UI Emoji" w:hAnsi="Segoe UI Emoji" w:cs="Segoe UI Emoji"/>
+          <w:lang w:val="es-MX"/>
+        </w:rPr>
+        <w:t>92 Importador de Preparaciones Concentradas o en Polvo para la Elaboración de Bebidas</w:t>
+      </w:r>
+    </w:p>
+    <w:p>
+      <w:pPr>
+        <w:rPr>
+          <w:rFonts w:ascii="Segoe UI Emoji" w:hAnsi="Segoe UI Emoji" w:cs="Segoe UI Emoji"/>
+          <w:lang w:val="es-MX"/>
+        </w:rPr>
+      </w:pPr>
+      <w:r>
+        <w:rPr>
+          <w:rFonts w:ascii="Segoe UI Emoji" w:hAnsi="Segoe UI Emoji" w:cs="Segoe UI Emoji"/>
+          <w:lang w:val="es-MX"/>
+        </w:rPr>
+        <w:t>A1 Específicos y Ad-Valorem</w:t>
+      </w:r>
+    </w:p>
+    <w:p>
+      <w:pPr>
+        <w:rPr>
+          <w:rFonts w:ascii="Segoe UI Emoji" w:hAnsi="Segoe UI Emoji" w:cs="Segoe UI Emoji"/>
+          <w:lang w:val="es-MX"/>
+        </w:rPr>
+      </w:pPr>
+      <w:r>
+        <w:rPr>
+          <w:rFonts w:ascii="Segoe UI Emoji" w:hAnsi="Segoe UI Emoji" w:cs="Segoe UI Emoji"/>
+          <w:lang w:val="es-MX"/>
+        </w:rPr>
+        <w:t>A5 Bebidas Gaseosas Isotónicas Deportivas Fortificantes Energizantes o Estimulantes</w:t>
+      </w:r>
+    </w:p>
+    <w:p>
+      <w:pPr>
+        <w:rPr>
+          <w:rFonts w:ascii="Segoe UI Emoji" w:hAnsi="Segoe UI Emoji" w:cs="Segoe UI Emoji"/>
+          <w:lang w:val="es-MX"/>
+        </w:rPr>
+      </w:pPr>
+      <w:r>
+        <w:rPr>
+          <w:rFonts w:ascii="Segoe UI Emoji" w:hAnsi="Segoe UI Emoji" w:cs="Segoe UI Emoji"/>
+          <w:lang w:val="es-MX"/>
+        </w:rPr>
+        <w:t>A7 Alcohol Etílico</w:t>
+      </w:r>
+    </w:p>
+    <w:p>
+      <w:pPr>
+        <w:rPr>
+          <w:rFonts w:ascii="Segoe UI Emoji" w:hAnsi="Segoe UI Emoji" w:cs="Segoe UI Emoji"/>
+          <w:lang w:val="es-MX"/>
+        </w:rPr>
+      </w:pPr>
+      <w:r>
+        <w:rPr>
+          <w:rFonts w:ascii="Segoe UI Emoji" w:hAnsi="Segoe UI Emoji" w:cs="Segoe UI Emoji"/>
+          <w:lang w:val="es-MX"/>
+        </w:rPr>
+        <w:t>A9 Sacos Sintéticos</w:t>
+      </w:r>
+    </w:p>
+    <w:p>
+      <w:pPr>
+        <w:rPr>
+          <w:rFonts w:ascii="Segoe UI Emoji" w:hAnsi="Segoe UI Emoji" w:cs="Segoe UI Emoji"/>
+          <w:lang w:val="es-MX"/>
+        </w:rPr>
+      </w:pPr>
+    </w:p>
+    <w:p>
+      <w:pPr>
+        <w:rPr>
+          <w:rFonts w:ascii="Segoe UI Emoji" w:hAnsi="Segoe UI Emoji" w:cs="Segoe UI Emoji"/>
+          <w:b/>
+          <w:bCs/>
+          <w:lang w:val="es-MX"/>
+        </w:rPr>
+      </w:pPr>
+      <w:r>
+        <w:rPr>
+          <w:rFonts w:ascii="Segoe UI Emoji" w:hAnsi="Segoe UI Emoji" w:cs="Segoe UI Emoji"/>
+          <w:b/>
+          <w:bCs/>
+          <w:lang w:val="es-MX"/>
+        </w:rPr>
+        <w:t>CAT-016 Condición de la Operación</w:t>
+      </w:r>
+    </w:p>
+    <w:p>
+      <w:pPr>
+        <w:rPr>
+          <w:rFonts w:ascii="Segoe UI Emoji" w:hAnsi="Segoe UI Emoji" w:cs="Segoe UI Emoji"/>
+          <w:lang w:val="es-MX"/>
+        </w:rPr>
+      </w:pPr>
+      <w:r>
+        <w:rPr>
+          <w:rFonts w:ascii="Segoe UI Emoji" w:hAnsi="Segoe UI Emoji" w:cs="Segoe UI Emoji"/>
+          <w:lang w:val="es-MX"/>
+        </w:rPr>
+        <w:t>1 Contado</w:t>
+      </w:r>
+    </w:p>
+    <w:p>
+      <w:pPr>
+        <w:rPr>
+          <w:rFonts w:ascii="Segoe UI Emoji" w:hAnsi="Segoe UI Emoji" w:cs="Segoe UI Emoji"/>
+          <w:lang w:val="es-MX"/>
+        </w:rPr>
+      </w:pPr>
+      <w:r>
+        <w:rPr>
+          <w:rFonts w:ascii="Segoe UI Emoji" w:hAnsi="Segoe UI Emoji" w:cs="Segoe UI Emoji"/>
+          <w:lang w:val="es-MX"/>
+        </w:rPr>
+        <w:t>2 A crédito</w:t>
+      </w:r>
+    </w:p>
+    <w:p>
+      <w:pPr>
+        <w:rPr>
+          <w:rFonts w:ascii="Segoe UI Emoji" w:hAnsi="Segoe UI Emoji" w:cs="Segoe UI Emoji"/>
+          <w:lang w:val="es-MX"/>
+        </w:rPr>
+      </w:pPr>
+      <w:r>
+        <w:rPr>
+          <w:rFonts w:ascii="Segoe UI Emoji" w:hAnsi="Segoe UI Emoji" w:cs="Segoe UI Emoji"/>
+          <w:lang w:val="es-MX"/>
+        </w:rPr>
+        <w:t>3 Otro</w:t>
+      </w:r>
+    </w:p>
+    <w:p>
+      <w:pPr>
+        <w:rPr>
+          <w:rFonts w:ascii="Segoe UI Emoji" w:hAnsi="Segoe UI Emoji" w:cs="Segoe UI Emoji"/>
+          <w:lang w:val="es-MX"/>
+        </w:rPr>
+      </w:pPr>
+    </w:p>
+    <w:p>
+      <w:pPr>
+        <w:rPr>
+          <w:rFonts w:ascii="Segoe UI Emoji" w:hAnsi="Segoe UI Emoji" w:cs="Segoe UI Emoji"/>
+          <w:b/>
+          <w:bCs/>
+          <w:lang w:val="es-MX"/>
+        </w:rPr>
+      </w:pPr>
+      <w:r>
+        <w:rPr>
+          <w:rFonts w:ascii="Segoe UI Emoji" w:hAnsi="Segoe UI Emoji" w:cs="Segoe UI Emoji"/>
+          <w:b/>
+          <w:bCs/>
+          <w:lang w:val="es-MX"/>
+        </w:rPr>
+        <w:lastRenderedPageBreak/>
+        <w:t>CAT-017 Forma de Pago</w:t>
+      </w:r>
+    </w:p>
+    <w:p>
+      <w:pPr>
+        <w:rPr>
+          <w:rFonts w:ascii="Segoe UI Emoji" w:hAnsi="Segoe UI Emoji" w:cs="Segoe UI Emoji"/>
+          <w:lang w:val="es-MX"/>
+        </w:rPr>
+      </w:pPr>
+      <w:r>
+        <w:rPr>
+          <w:rFonts w:ascii="Segoe UI Emoji" w:hAnsi="Segoe UI Emoji" w:cs="Segoe UI Emoji"/>
+          <w:lang w:val="es-MX"/>
+        </w:rPr>
+        <w:t>01 Billetes y monedas</w:t>
+      </w:r>
+    </w:p>
+    <w:p>
+      <w:pPr>
+        <w:rPr>
+          <w:rFonts w:ascii="Segoe UI Emoji" w:hAnsi="Segoe UI Emoji" w:cs="Segoe UI Emoji"/>
+          <w:lang w:val="es-MX"/>
+        </w:rPr>
+      </w:pPr>
+      <w:r>
+        <w:rPr>
+          <w:rFonts w:ascii="Segoe UI Emoji" w:hAnsi="Segoe UI Emoji" w:cs="Segoe UI Emoji"/>
+          <w:lang w:val="es-MX"/>
+        </w:rPr>
+        <w:t>02 Tarjeta Débito</w:t>
+      </w:r>
+    </w:p>
+    <w:p>
+      <w:pPr>
+        <w:rPr>
+          <w:rFonts w:ascii="Segoe UI Emoji" w:hAnsi="Segoe UI Emoji" w:cs="Segoe UI Emoji"/>
+          <w:lang w:val="es-MX"/>
+        </w:rPr>
+      </w:pPr>
+      <w:r>
+        <w:rPr>
+          <w:rFonts w:ascii="Segoe UI Emoji" w:hAnsi="Segoe UI Emoji" w:cs="Segoe UI Emoji"/>
+          <w:lang w:val="es-MX"/>
+        </w:rPr>
+        <w:t>03 Tarjeta Crédito</w:t>
+      </w:r>
+    </w:p>
+    <w:p>
+      <w:pPr>
+        <w:rPr>
+          <w:rFonts w:ascii="Segoe UI Emoji" w:hAnsi="Segoe UI Emoji" w:cs="Segoe UI Emoji"/>
+          <w:lang w:val="es-MX"/>
+        </w:rPr>
+      </w:pPr>
+      <w:r>
+        <w:rPr>
+          <w:rFonts w:ascii="Segoe UI Emoji" w:hAnsi="Segoe UI Emoji" w:cs="Segoe UI Emoji"/>
+          <w:lang w:val="es-MX"/>
+        </w:rPr>
+        <w:t>04 Cheque</w:t>
+      </w:r>
+    </w:p>
+    <w:p>
+      <w:pPr>
+        <w:rPr>
+          <w:rFonts w:ascii="Segoe UI Emoji" w:hAnsi="Segoe UI Emoji" w:cs="Segoe UI Emoji"/>
+          <w:lang w:val="es-MX"/>
+        </w:rPr>
+      </w:pPr>
+      <w:r>
+        <w:rPr>
+          <w:rFonts w:ascii="Segoe UI Emoji" w:hAnsi="Segoe UI Emoji" w:cs="Segoe UI Emoji"/>
+          <w:lang w:val="es-MX"/>
+        </w:rPr>
+        <w:t>05 Transferencia-Depósito Bancario</w:t>
+      </w:r>
+    </w:p>
+    <w:p>
+      <w:pPr>
+        <w:rPr>
+          <w:rFonts w:ascii="Segoe UI Emoji" w:hAnsi="Segoe UI Emoji" w:cs="Segoe UI Emoji"/>
+          <w:lang w:val="es-MX"/>
+        </w:rPr>
+      </w:pPr>
+      <w:r>
+        <w:rPr>
+          <w:rFonts w:ascii="Segoe UI Emoji" w:hAnsi="Segoe UI Emoji" w:cs="Segoe UI Emoji"/>
+          <w:lang w:val="es-MX"/>
+        </w:rPr>
+        <w:t>08 Dinero electrónico</w:t>
+      </w:r>
+    </w:p>
+    <w:p>
+      <w:pPr>
+        <w:rPr>
+          <w:rFonts w:ascii="Segoe UI Emoji" w:hAnsi="Segoe UI Emoji" w:cs="Segoe UI Emoji"/>
+          <w:lang w:val="es-MX"/>
+        </w:rPr>
+      </w:pPr>
+      <w:r>
+        <w:rPr>
+          <w:rFonts w:ascii="Segoe UI Emoji" w:hAnsi="Segoe UI Emoji" w:cs="Segoe UI Emoji"/>
+          <w:lang w:val="es-MX"/>
+        </w:rPr>
+        <w:t>09 Monedero electrónico</w:t>
+      </w:r>
+    </w:p>
+    <w:p>
+      <w:pPr>
+        <w:rPr>
+          <w:rFonts w:ascii="Segoe UI Emoji" w:hAnsi="Segoe UI Emoji" w:cs="Segoe UI Emoji"/>
+          <w:lang w:val="es-MX"/>
+        </w:rPr>
+      </w:pPr>
+      <w:r>
+        <w:rPr>
+          <w:rFonts w:ascii="Segoe UI Emoji" w:hAnsi="Segoe UI Emoji" w:cs="Segoe UI Emoji"/>
+          <w:lang w:val="es-MX"/>
+        </w:rPr>
+        <w:t>11 Bitcoin</w:t>
+      </w:r>
+    </w:p>
+    <w:p>
+      <w:pPr>
+        <w:rPr>
+          <w:rFonts w:ascii="Segoe UI Emoji" w:hAnsi="Segoe UI Emoji" w:cs="Segoe UI Emoji"/>
+          <w:lang w:val="es-MX"/>
+        </w:rPr>
+      </w:pPr>
+      <w:r>
+        <w:rPr>
+          <w:rFonts w:ascii="Segoe UI Emoji" w:hAnsi="Segoe UI Emoji" w:cs="Segoe UI Emoji"/>
+          <w:lang w:val="es-MX"/>
+        </w:rPr>
+        <w:t>12 Otras Criptomonedas</w:t>
+      </w:r>
+    </w:p>
+    <w:p>
+      <w:pPr>
+        <w:rPr>
+          <w:rFonts w:ascii="Segoe UI Emoji" w:hAnsi="Segoe UI Emoji" w:cs="Segoe UI Emoji"/>
+          <w:lang w:val="es-MX"/>
+        </w:rPr>
+      </w:pPr>
+      <w:r>
+        <w:rPr>
+          <w:rFonts w:ascii="Segoe UI Emoji" w:hAnsi="Segoe UI Emoji" w:cs="Segoe UI Emoji"/>
+          <w:lang w:val="es-MX"/>
+        </w:rPr>
+        <w:t>13 Cuentas por pagar del receptor</w:t>
+      </w:r>
+    </w:p>
+    <w:p>
+      <w:pPr>
+        <w:rPr>
+          <w:rFonts w:ascii="Segoe UI Emoji" w:hAnsi="Segoe UI Emoji" w:cs="Segoe UI Emoji"/>
+          <w:lang w:val="es-MX"/>
+        </w:rPr>
+      </w:pPr>
+      <w:r>
+        <w:rPr>
+          <w:rFonts w:ascii="Segoe UI Emoji" w:hAnsi="Segoe UI Emoji" w:cs="Segoe UI Emoji"/>
+          <w:lang w:val="es-MX"/>
+        </w:rPr>
+        <w:t>14 Giro bancario</w:t>
+      </w:r>
+    </w:p>
+    <w:p>
+      <w:pPr>
+        <w:rPr>
+          <w:rFonts w:ascii="Segoe UI Emoji" w:hAnsi="Segoe UI Emoji" w:cs="Segoe UI Emoji"/>
+          <w:lang w:val="es-MX"/>
+        </w:rPr>
+      </w:pPr>
+      <w:r>
+        <w:rPr>
+          <w:rFonts w:ascii="Segoe UI Emoji" w:hAnsi="Segoe UI Emoji" w:cs="Segoe UI Emoji"/>
+          <w:lang w:val="es-MX"/>
+        </w:rPr>
+        <w:t>99 Otros (se debe indicar el medio de pago)</w:t>
+      </w:r>
+    </w:p>
+    <w:p>
+      <w:pPr>
+        <w:rPr>
+          <w:rFonts w:ascii="Segoe UI Emoji" w:hAnsi="Segoe UI Emoji" w:cs="Segoe UI Emoji"/>
+          <w:b/>
+          <w:bCs/>
+          <w:lang w:val="es-MX"/>
+        </w:rPr>
+      </w:pPr>
+      <w:r>
+        <w:rPr>
+          <w:rFonts w:ascii="Segoe UI Emoji" w:hAnsi="Segoe UI Emoji" w:cs="Segoe UI Emoji"/>
+          <w:b/>
+          <w:bCs/>
+          <w:lang w:val="es-MX"/>
+        </w:rPr>
+        <w:t>CAT-018 Plazo</w:t>
+      </w:r>
     </w:p>
     <w:tbl>
       <w:tblPr>
@@ -5352,14 +7239,12 @@
                 <w:rFonts w:ascii="Segoe UI Emoji" w:hAnsi="Segoe UI Emoji" w:cs="Segoe UI Emoji"/>
               </w:rPr>
             </w:pPr>
-            <w:proofErr w:type="spellStart"/>
             <w:r>
               <w:rPr>
                 <w:rFonts w:ascii="Segoe UI Emoji" w:hAnsi="Segoe UI Emoji" w:cs="Segoe UI Emoji"/>
               </w:rPr>
               <w:t>Años</w:t>
             </w:r>
-            <w:proofErr w:type="spellEnd"/>
           </w:p>
         </w:tc>
       </w:tr>
@@ -5472,6 +7357,7 @@
                 <w:b/>
                 <w:bCs/>
               </w:rPr>
+              <w:lastRenderedPageBreak/>
               <w:t>CÓDIGO</w:t>
             </w:r>
           </w:p>
@@ -5584,28 +7470,12 @@
                 <w:rFonts w:ascii="Segoe UI Emoji" w:hAnsi="Segoe UI Emoji" w:cs="Segoe UI Emoji"/>
               </w:rPr>
             </w:pPr>
-            <w:proofErr w:type="spellStart"/>
             <w:r>
               <w:rPr>
                 <w:rFonts w:ascii="Segoe UI Emoji" w:hAnsi="Segoe UI Emoji" w:cs="Segoe UI Emoji"/>
               </w:rPr>
-              <w:t>Cultivo</w:t>
-            </w:r>
-            <w:proofErr w:type="spellEnd"/>
-            <w:r>
-              <w:rPr>
-                <w:rFonts w:ascii="Segoe UI Emoji" w:hAnsi="Segoe UI Emoji" w:cs="Segoe UI Emoji"/>
-              </w:rPr>
-              <w:t xml:space="preserve"> de </w:t>
-            </w:r>
-            <w:proofErr w:type="spellStart"/>
-            <w:r>
-              <w:rPr>
-                <w:rFonts w:ascii="Segoe UI Emoji" w:hAnsi="Segoe UI Emoji" w:cs="Segoe UI Emoji"/>
-              </w:rPr>
-              <w:t>legumbres</w:t>
-            </w:r>
-            <w:proofErr w:type="spellEnd"/>
+              <w:t>Cultivo de legumbres</w:t>
+            </w:r>
           </w:p>
         </w:tc>
       </w:tr>
@@ -5645,42 +7515,12 @@
                 <w:rFonts w:ascii="Segoe UI Emoji" w:hAnsi="Segoe UI Emoji" w:cs="Segoe UI Emoji"/>
               </w:rPr>
             </w:pPr>
-            <w:proofErr w:type="spellStart"/>
             <w:r>
               <w:rPr>
                 <w:rFonts w:ascii="Segoe UI Emoji" w:hAnsi="Segoe UI Emoji" w:cs="Segoe UI Emoji"/>
               </w:rPr>
-              <w:t>Cultivo</w:t>
-            </w:r>
-            <w:proofErr w:type="spellEnd"/>
-            <w:r>
-              <w:rPr>
-                <w:rFonts w:ascii="Segoe UI Emoji" w:hAnsi="Segoe UI Emoji" w:cs="Segoe UI Emoji"/>
-              </w:rPr>
-              <w:t xml:space="preserve"> de </w:t>
-            </w:r>
-            <w:proofErr w:type="spellStart"/>
-            <w:r>
-              <w:rPr>
-                <w:rFonts w:ascii="Segoe UI Emoji" w:hAnsi="Segoe UI Emoji" w:cs="Segoe UI Emoji"/>
-              </w:rPr>
-              <w:t>semillas</w:t>
-            </w:r>
-            <w:proofErr w:type="spellEnd"/>
-            <w:r>
-              <w:rPr>
-                <w:rFonts w:ascii="Segoe UI Emoji" w:hAnsi="Segoe UI Emoji" w:cs="Segoe UI Emoji"/>
-              </w:rPr>
-              <w:t xml:space="preserve"> </w:t>
-            </w:r>
-            <w:proofErr w:type="spellStart"/>
-            <w:r>
-              <w:rPr>
-                <w:rFonts w:ascii="Segoe UI Emoji" w:hAnsi="Segoe UI Emoji" w:cs="Segoe UI Emoji"/>
-              </w:rPr>
-              <w:t>oleaginosas</w:t>
-            </w:r>
-            <w:proofErr w:type="spellEnd"/>
+              <w:t>Cultivo de semillas oleaginosas</w:t>
+            </w:r>
           </w:p>
         </w:tc>
       </w:tr>
@@ -5773,23 +7613,7 @@
                 <w:rFonts w:ascii="Segoe UI Emoji" w:hAnsi="Segoe UI Emoji" w:cs="Segoe UI Emoji"/>
                 <w:lang w:val="es-MX"/>
               </w:rPr>
-              <w:t xml:space="preserve">Cultivo de otros cereales excepto arroz y forrajeros </w:t>
-            </w:r>
-            <w:proofErr w:type="spellStart"/>
-            <w:r>
-              <w:rPr>
-                <w:rFonts w:ascii="Segoe UI Emoji" w:hAnsi="Segoe UI Emoji" w:cs="Segoe UI Emoji"/>
-                <w:lang w:val="es-MX"/>
-              </w:rPr>
-              <w:t>n.c.p</w:t>
-            </w:r>
-            <w:proofErr w:type="spellEnd"/>
-            <w:r>
-              <w:rPr>
-                <w:rFonts w:ascii="Segoe UI Emoji" w:hAnsi="Segoe UI Emoji" w:cs="Segoe UI Emoji"/>
-                <w:lang w:val="es-MX"/>
-              </w:rPr>
-              <w:t>.</w:t>
+              <w:t>Cultivo de otros cereales excepto arroz y forrajeros n.c.p.</w:t>
             </w:r>
           </w:p>
         </w:tc>
@@ -5830,19 +7654,11 @@
                 <w:rFonts w:ascii="Segoe UI Emoji" w:hAnsi="Segoe UI Emoji" w:cs="Segoe UI Emoji"/>
               </w:rPr>
             </w:pPr>
-            <w:proofErr w:type="spellStart"/>
             <w:r>
               <w:rPr>
                 <w:rFonts w:ascii="Segoe UI Emoji" w:hAnsi="Segoe UI Emoji" w:cs="Segoe UI Emoji"/>
               </w:rPr>
-              <w:t>Cultivo</w:t>
-            </w:r>
-            <w:proofErr w:type="spellEnd"/>
-            <w:r>
-              <w:rPr>
-                <w:rFonts w:ascii="Segoe UI Emoji" w:hAnsi="Segoe UI Emoji" w:cs="Segoe UI Emoji"/>
-              </w:rPr>
-              <w:t xml:space="preserve"> de arroz</w:t>
+              <w:t>Cultivo de arroz</w:t>
             </w:r>
           </w:p>
         </w:tc>
@@ -5901,55 +7717,46 @@
           <w:lang w:val="es-MX"/>
         </w:rPr>
       </w:pPr>
-      <w:proofErr w:type="spellStart"/>
-      <w:r>
-        <w:rPr>
-          <w:lang w:val="es-MX"/>
-        </w:rPr>
-        <w:t>Etc</w:t>
-      </w:r>
-      <w:proofErr w:type="spellEnd"/>
-      <w:r>
-        <w:rPr>
-          <w:lang w:val="es-MX"/>
-        </w:rPr>
-        <w:t>…</w:t>
-      </w:r>
-      <w:r>
-        <w:rPr>
-          <w:lang w:val="es-MX"/>
-        </w:rPr>
-        <w:br/>
-      </w:r>
-      <w:r>
-        <w:rPr>
-          <w:lang w:val="es-MX"/>
-        </w:rPr>
-        <w:br/>
-      </w:r>
-      <w:r>
-        <w:rPr>
-          <w:lang w:val="es-MX"/>
-        </w:rPr>
-        <w:br/>
-      </w:r>
-      <w:r>
-        <w:rPr>
-          <w:lang w:val="es-MX"/>
-        </w:rPr>
-        <w:br/>
-      </w:r>
-    </w:p>
-    <w:p>
-      <w:pPr>
-        <w:rPr>
-          <w:lang w:val="es-MX"/>
-        </w:rPr>
-      </w:pPr>
-    </w:p>
-    <w:p>
-      <w:r>
-        <w:lastRenderedPageBreak/>
+      <w:r>
+        <w:rPr>
+          <w:lang w:val="es-MX"/>
+        </w:rPr>
+        <w:t>Etc…</w:t>
+      </w:r>
+      <w:r>
+        <w:rPr>
+          <w:lang w:val="es-MX"/>
+        </w:rPr>
+        <w:br/>
+      </w:r>
+      <w:r>
+        <w:rPr>
+          <w:lang w:val="es-MX"/>
+        </w:rPr>
+        <w:br/>
+      </w:r>
+      <w:r>
+        <w:rPr>
+          <w:lang w:val="es-MX"/>
+        </w:rPr>
+        <w:br/>
+      </w:r>
+      <w:r>
+        <w:rPr>
+          <w:lang w:val="es-MX"/>
+        </w:rPr>
+        <w:br/>
+      </w:r>
+    </w:p>
+    <w:p>
+      <w:pPr>
+        <w:rPr>
+          <w:lang w:val="es-MX"/>
+        </w:rPr>
+      </w:pPr>
+    </w:p>
+    <w:p>
+      <w:r>
         <w:pict w14:anchorId="0AB75DB6">
           <v:rect id="_x0000_i1029" style="width:0;height:1.5pt" o:hralign="center" o:hrstd="t" o:hr="t" fillcolor="#a0a0a0" stroked="f"/>
         </w:pict>
@@ -5980,13 +7787,8 @@
       </w:r>
       <w:r>
         <w:br/>
-        <w:t xml:space="preserve">AF – </w:t>
-      </w:r>
-      <w:proofErr w:type="spellStart"/>
-      <w:r>
-        <w:t>Afganistán</w:t>
-      </w:r>
-      <w:proofErr w:type="spellEnd"/>
+        <w:t>AF – Afganistán</w:t>
+      </w:r>
       <w:r>
         <w:br/>
         <w:t>AX – Aland</w:t>
@@ -6009,13 +7811,8 @@
       </w:r>
       <w:r>
         <w:br/>
-        <w:t xml:space="preserve">AI – </w:t>
-      </w:r>
-      <w:proofErr w:type="spellStart"/>
-      <w:r>
-        <w:t>Anguila</w:t>
-      </w:r>
-      <w:proofErr w:type="spellEnd"/>
+        <w:t>AI – Anguila</w:t>
+      </w:r>
       <w:r>
         <w:br/>
         <w:t>AQ – Antártica</w:t>
@@ -6030,13 +7827,8 @@
       </w:r>
       <w:r>
         <w:br/>
-        <w:t xml:space="preserve">SA – Arabia </w:t>
-      </w:r>
-      <w:proofErr w:type="spellStart"/>
-      <w:r>
-        <w:t>Saudita</w:t>
-      </w:r>
-      <w:proofErr w:type="spellEnd"/>
+        <w:t>SA – Arabia Saudita</w:t>
+      </w:r>
       <w:r>
         <w:br/>
         <w:t>DZ – Argelia</w:t>
@@ -6047,6 +7839,9 @@
       </w:r>
       <w:r>
         <w:br/>
+      </w:r>
+      <w:r>
+        <w:lastRenderedPageBreak/>
         <w:t>AM – Armenia</w:t>
       </w:r>
       <w:r>
@@ -6059,36 +7854,15 @@
       </w:r>
       <w:r>
         <w:br/>
-        <w:t xml:space="preserve">EG – </w:t>
-      </w:r>
-      <w:proofErr w:type="spellStart"/>
-      <w:r>
-        <w:t>Egipto</w:t>
-      </w:r>
-      <w:proofErr w:type="spellEnd"/>
+        <w:t>EG – Egipto</w:t>
+      </w:r>
       <w:r>
         <w:br/>
         <w:t>SV – El Salvador</w:t>
       </w:r>
       <w:r>
         <w:br/>
-        <w:t xml:space="preserve">AE – </w:t>
-      </w:r>
-      <w:proofErr w:type="spellStart"/>
-      <w:r>
-        <w:t>Emiratos</w:t>
-      </w:r>
-      <w:proofErr w:type="spellEnd"/>
-      <w:r>
-        <w:t xml:space="preserve"> </w:t>
-      </w:r>
-      <w:proofErr w:type="spellStart"/>
-      <w:r>
-        <w:t>Árabes</w:t>
-      </w:r>
-      <w:proofErr w:type="spellEnd"/>
-      <w:r>
-        <w:t xml:space="preserve"> Unidos</w:t>
+        <w:t>AE – Emiratos Árabes Unidos</w:t>
       </w:r>
       <w:r>
         <w:br/>
@@ -6096,37 +7870,19 @@
       </w:r>
       <w:r>
         <w:br/>
-        <w:t xml:space="preserve">SK – </w:t>
-      </w:r>
-      <w:proofErr w:type="spellStart"/>
-      <w:r>
-        <w:t>Eslovaquia</w:t>
-      </w:r>
-      <w:proofErr w:type="spellEnd"/>
-      <w:r>
-        <w:br/>
-        <w:t xml:space="preserve">SI – </w:t>
-      </w:r>
-      <w:proofErr w:type="spellStart"/>
-      <w:r>
-        <w:t>Eslovenia</w:t>
-      </w:r>
-      <w:proofErr w:type="spellEnd"/>
+        <w:t>SK – Eslovaquia</w:t>
+      </w:r>
+      <w:r>
+        <w:br/>
+        <w:t>SI – Eslovenia</w:t>
+      </w:r>
       <w:r>
         <w:br/>
         <w:t>ES – España</w:t>
       </w:r>
       <w:r>
         <w:br/>
-        <w:t xml:space="preserve">US – </w:t>
-      </w:r>
-      <w:proofErr w:type="spellStart"/>
-      <w:r>
-        <w:t>Estados</w:t>
-      </w:r>
-      <w:proofErr w:type="spellEnd"/>
-      <w:r>
-        <w:t xml:space="preserve"> Unidos</w:t>
+        <w:t>US – Estados Unidos</w:t>
       </w:r>
       <w:r>
         <w:br/>
@@ -6134,13 +7890,8 @@
       </w:r>
       <w:r>
         <w:br/>
-        <w:t xml:space="preserve">ET – </w:t>
-      </w:r>
-      <w:proofErr w:type="spellStart"/>
-      <w:r>
-        <w:t>Etiopía</w:t>
-      </w:r>
-      <w:proofErr w:type="spellEnd"/>
+        <w:t>ET – Etiopía</w:t>
+      </w:r>
       <w:r>
         <w:br/>
         <w:t>FJ – Fiji</w:t>
@@ -6159,13 +7910,8 @@
       </w:r>
       <w:r>
         <w:br/>
-        <w:t xml:space="preserve">GA – </w:t>
-      </w:r>
-      <w:proofErr w:type="spellStart"/>
-      <w:r>
-        <w:t>Gabón</w:t>
-      </w:r>
-      <w:proofErr w:type="spellEnd"/>
+        <w:t>GA – Gabón</w:t>
+      </w:r>
       <w:r>
         <w:br/>
         <w:t>GM – Gambia</w:t>
@@ -6180,97 +7926,77 @@
       </w:r>
       <w:r>
         <w:br/>
+        <w:t>GI – Gibraltar</w:t>
+      </w:r>
+      <w:r>
+        <w:br/>
+        <w:t>GD – Granada</w:t>
+      </w:r>
+      <w:r>
+        <w:br/>
+        <w:t>GR – Grecia</w:t>
+      </w:r>
+      <w:r>
+        <w:br/>
+        <w:t>GL – Groenlandia</w:t>
+      </w:r>
+      <w:r>
+        <w:br/>
+        <w:t>GP – Guadalupe</w:t>
+      </w:r>
+      <w:r>
+        <w:br/>
+        <w:t>GU – Guam</w:t>
+      </w:r>
+      <w:r>
+        <w:br/>
+        <w:t>GT – Guatemala</w:t>
+      </w:r>
+      <w:r>
+        <w:br/>
+        <w:t>GF – Guayana Francesa</w:t>
+      </w:r>
+      <w:r>
+        <w:br/>
+        <w:t>GG – Guernsey</w:t>
+      </w:r>
+      <w:r>
+        <w:br/>
+        <w:t>GN – Guinea</w:t>
+      </w:r>
+      <w:r>
+        <w:br/>
+        <w:t>GQ – Guinea Ecuatorial</w:t>
+      </w:r>
+      <w:r>
+        <w:br/>
+        <w:t>GW – Guinea-Bissau</w:t>
+      </w:r>
+      <w:r>
+        <w:br/>
+        <w:t>GY – Guyana</w:t>
+      </w:r>
+      <w:r>
+        <w:br/>
+        <w:t>HT – Haití</w:t>
+      </w:r>
+      <w:r>
+        <w:br/>
+        <w:t>HN – Honduras</w:t>
+      </w:r>
+      <w:r>
+        <w:br/>
+        <w:t>HK – Hong Kong</w:t>
+      </w:r>
+      <w:r>
+        <w:br/>
+        <w:t>HU – Hungría</w:t>
+      </w:r>
+      <w:r>
+        <w:br/>
       </w:r>
       <w:r>
         <w:lastRenderedPageBreak/>
-        <w:t>GI – Gibraltar</w:t>
-      </w:r>
-      <w:r>
-        <w:br/>
-        <w:t>GD – Granada</w:t>
-      </w:r>
-      <w:r>
-        <w:br/>
-        <w:t>GR – Grecia</w:t>
-      </w:r>
-      <w:r>
-        <w:br/>
-        <w:t xml:space="preserve">GL – </w:t>
-      </w:r>
-      <w:proofErr w:type="spellStart"/>
-      <w:r>
-        <w:t>Groenlandia</w:t>
-      </w:r>
-      <w:proofErr w:type="spellEnd"/>
-      <w:r>
-        <w:br/>
-        <w:t>GP – Guadalupe</w:t>
-      </w:r>
-      <w:r>
-        <w:br/>
-        <w:t>GU – Guam</w:t>
-      </w:r>
-      <w:r>
-        <w:br/>
-        <w:t>GT – Guatemala</w:t>
-      </w:r>
-      <w:r>
-        <w:br/>
-        <w:t>GF – Guayana Francesa</w:t>
-      </w:r>
-      <w:r>
-        <w:br/>
-        <w:t>GG – Guernsey</w:t>
-      </w:r>
-      <w:r>
-        <w:br/>
-        <w:t>GN – Guinea</w:t>
-      </w:r>
-      <w:r>
-        <w:br/>
-        <w:t xml:space="preserve">GQ – Guinea </w:t>
-      </w:r>
-      <w:proofErr w:type="spellStart"/>
-      <w:r>
-        <w:t>Ecuatorial</w:t>
-      </w:r>
-      <w:proofErr w:type="spellEnd"/>
-      <w:r>
-        <w:br/>
-        <w:t>GW – Guinea-Bissau</w:t>
-      </w:r>
-      <w:r>
-        <w:br/>
-        <w:t>GY – Guyana</w:t>
-      </w:r>
-      <w:r>
-        <w:br/>
-        <w:t xml:space="preserve">HT – </w:t>
-      </w:r>
-      <w:proofErr w:type="spellStart"/>
-      <w:r>
-        <w:t>Haití</w:t>
-      </w:r>
-      <w:proofErr w:type="spellEnd"/>
-      <w:r>
-        <w:br/>
-        <w:t>HN – Honduras</w:t>
-      </w:r>
-      <w:r>
-        <w:br/>
-        <w:t>HK – Hong Kong</w:t>
-      </w:r>
-      <w:r>
-        <w:br/>
-        <w:t xml:space="preserve">HU – </w:t>
-      </w:r>
-      <w:proofErr w:type="spellStart"/>
-      <w:r>
-        <w:t>Hungría</w:t>
-      </w:r>
-      <w:proofErr w:type="spellEnd"/>
-      <w:r>
-        <w:br/>
         <w:t>IN – India</w:t>
       </w:r>
       <w:r>
@@ -6279,13 +8005,8 @@
       </w:r>
       <w:r>
         <w:br/>
-        <w:t xml:space="preserve">IQ – </w:t>
-      </w:r>
-      <w:proofErr w:type="spellStart"/>
-      <w:r>
-        <w:t>Irak</w:t>
-      </w:r>
-      <w:proofErr w:type="spellEnd"/>
+        <w:t>IQ – Irak</w:t>
+      </w:r>
       <w:r>
         <w:br/>
         <w:t>IE – Irlanda</w:t>
@@ -6423,12 +8144,6 @@
           <w:lang w:val="es-MX"/>
         </w:rPr>
         <w:br/>
-      </w:r>
-      <w:r>
-        <w:rPr>
-          <w:lang w:val="es-MX"/>
-        </w:rPr>
-        <w:lastRenderedPageBreak/>
         <w:t>37 – Otro</w:t>
       </w:r>
       <w:r>
@@ -6570,6 +8285,7 @@
           <w:bCs/>
           <w:lang w:val="es-MX"/>
         </w:rPr>
+        <w:lastRenderedPageBreak/>
         <w:t>Código – Valores</w:t>
       </w:r>
       <w:r>
@@ -6718,12 +8434,6 @@
           <w:lang w:val="es-MX"/>
         </w:rPr>
         <w:br/>
-      </w:r>
-      <w:r>
-        <w:rPr>
-          <w:lang w:val="es-MX"/>
-        </w:rPr>
-        <w:lastRenderedPageBreak/>
         <w:t>2 – Bien</w:t>
       </w:r>
       <w:r>
@@ -6805,16 +8515,8 @@
           <w:lang w:val="es-MX"/>
         </w:rPr>
         <w:br/>
-        <w:t xml:space="preserve">05 – Terrestre La </w:t>
-      </w:r>
-      <w:proofErr w:type="spellStart"/>
-      <w:r>
-        <w:rPr>
-          <w:lang w:val="es-MX"/>
-        </w:rPr>
-        <w:t>Hachadura</w:t>
-      </w:r>
-      <w:proofErr w:type="spellEnd"/>
+        <w:t>05 – Terrestre La Hachadura</w:t>
+      </w:r>
       <w:r>
         <w:rPr>
           <w:lang w:val="es-MX"/>
@@ -6834,16 +8536,8 @@
           <w:lang w:val="es-MX"/>
         </w:rPr>
         <w:br/>
-        <w:t xml:space="preserve">08 – Terrestre </w:t>
-      </w:r>
-      <w:proofErr w:type="spellStart"/>
-      <w:r>
-        <w:rPr>
-          <w:lang w:val="es-MX"/>
-        </w:rPr>
-        <w:t>Anguiatú</w:t>
-      </w:r>
-      <w:proofErr w:type="spellEnd"/>
+        <w:t>08 – Terrestre Anguiatú</w:t>
+      </w:r>
       <w:r>
         <w:rPr>
           <w:lang w:val="es-MX"/>
@@ -6884,6 +8578,12 @@
           <w:lang w:val="es-MX"/>
         </w:rPr>
         <w:br/>
+      </w:r>
+      <w:r>
+        <w:rPr>
+          <w:lang w:val="es-MX"/>
+        </w:rPr>
+        <w:lastRenderedPageBreak/>
         <w:t>16 – Z.F. San Marcos</w:t>
       </w:r>
       <w:r>
@@ -6905,16 +8605,8 @@
           <w:lang w:val="es-MX"/>
         </w:rPr>
         <w:br/>
-        <w:t xml:space="preserve">20 – Z.F. </w:t>
-      </w:r>
-      <w:proofErr w:type="spellStart"/>
-      <w:r>
-        <w:rPr>
-          <w:lang w:val="es-MX"/>
-        </w:rPr>
-        <w:t>Exportsalva</w:t>
-      </w:r>
-      <w:proofErr w:type="spellEnd"/>
+        <w:t>20 – Z.F. Exportsalva</w:t>
+      </w:r>
       <w:r>
         <w:rPr>
           <w:lang w:val="es-MX"/>
@@ -7004,14 +8696,38 @@
           <w:lang w:val="es-MX"/>
         </w:rPr>
         <w:br/>
-        <w:t>35 – Feria Internacional</w:t>
-      </w:r>
-      <w:r>
-        <w:rPr>
-          <w:lang w:val="es-MX"/>
-        </w:rPr>
-        <w:br/>
-        <w:t>36 – Aduana El Papalón</w:t>
+        <w:t>3</w:t>
+      </w:r>
+      <w:r>
+        <w:rPr>
+          <w:lang w:val="es-MX"/>
+        </w:rPr>
+        <w:t>5</w:t>
+      </w:r>
+      <w:r>
+        <w:rPr>
+          <w:lang w:val="es-MX"/>
+        </w:rPr>
+        <w:t xml:space="preserve"> – Feria Internacional</w:t>
+      </w:r>
+      <w:r>
+        <w:rPr>
+          <w:lang w:val="es-MX"/>
+        </w:rPr>
+        <w:br/>
+        <w:t>3</w:t>
+      </w:r>
+      <w:r>
+        <w:rPr>
+          <w:lang w:val="es-MX"/>
+        </w:rPr>
+        <w:t>6</w:t>
+      </w:r>
+      <w:r>
+        <w:rPr>
+          <w:lang w:val="es-MX"/>
+        </w:rPr>
+        <w:t xml:space="preserve"> – Aduana El Papalón</w:t>
       </w:r>
       <w:r>
         <w:rPr>
@@ -7025,12 +8741,6 @@
           <w:lang w:val="es-MX"/>
         </w:rPr>
         <w:br/>
-      </w:r>
-      <w:r>
-        <w:rPr>
-          <w:lang w:val="es-MX"/>
-        </w:rPr>
-        <w:lastRenderedPageBreak/>
         <w:t>38 – Z.F. San José</w:t>
       </w:r>
       <w:r>
@@ -7045,88 +8755,36 @@
           <w:lang w:val="es-MX"/>
         </w:rPr>
         <w:br/>
-        <w:t xml:space="preserve">71 – </w:t>
-      </w:r>
-      <w:proofErr w:type="spellStart"/>
-      <w:r>
-        <w:rPr>
-          <w:lang w:val="es-MX"/>
-        </w:rPr>
-        <w:t>Aldesa</w:t>
-      </w:r>
-      <w:proofErr w:type="spellEnd"/>
-      <w:r>
-        <w:rPr>
-          <w:lang w:val="es-MX"/>
-        </w:rPr>
-        <w:br/>
-        <w:t xml:space="preserve">72 – </w:t>
-      </w:r>
-      <w:proofErr w:type="spellStart"/>
-      <w:r>
-        <w:rPr>
-          <w:lang w:val="es-MX"/>
-        </w:rPr>
-        <w:t>Agdosa</w:t>
-      </w:r>
-      <w:proofErr w:type="spellEnd"/>
-      <w:r>
-        <w:rPr>
-          <w:lang w:val="es-MX"/>
-        </w:rPr>
-        <w:t xml:space="preserve"> Merliot</w:t>
-      </w:r>
-      <w:r>
-        <w:rPr>
-          <w:lang w:val="es-MX"/>
-        </w:rPr>
-        <w:br/>
-        <w:t xml:space="preserve">73 – </w:t>
-      </w:r>
-      <w:proofErr w:type="spellStart"/>
-      <w:r>
-        <w:rPr>
-          <w:lang w:val="es-MX"/>
-        </w:rPr>
-        <w:t>Bodesa</w:t>
-      </w:r>
-      <w:proofErr w:type="spellEnd"/>
-      <w:r>
-        <w:rPr>
-          <w:lang w:val="es-MX"/>
-        </w:rPr>
-        <w:br/>
-        <w:t xml:space="preserve">76 – </w:t>
-      </w:r>
-      <w:proofErr w:type="spellStart"/>
-      <w:r>
-        <w:rPr>
-          <w:lang w:val="es-MX"/>
-        </w:rPr>
-        <w:t>Delegacion</w:t>
-      </w:r>
-      <w:proofErr w:type="spellEnd"/>
-      <w:r>
-        <w:rPr>
-          <w:lang w:val="es-MX"/>
-        </w:rPr>
-        <w:t xml:space="preserve"> DHL</w:t>
-      </w:r>
-      <w:r>
-        <w:rPr>
-          <w:lang w:val="es-MX"/>
-        </w:rPr>
-        <w:br/>
-        <w:t xml:space="preserve">77 – </w:t>
-      </w:r>
-      <w:proofErr w:type="spellStart"/>
-      <w:r>
-        <w:rPr>
-          <w:lang w:val="es-MX"/>
-        </w:rPr>
-        <w:t>Transauto</w:t>
-      </w:r>
-      <w:proofErr w:type="spellEnd"/>
+        <w:t>71 – Aldesa</w:t>
+      </w:r>
+      <w:r>
+        <w:rPr>
+          <w:lang w:val="es-MX"/>
+        </w:rPr>
+        <w:br/>
+        <w:t>72 – Agdosa Merliot</w:t>
+      </w:r>
+      <w:r>
+        <w:rPr>
+          <w:lang w:val="es-MX"/>
+        </w:rPr>
+        <w:br/>
+        <w:t>73 – Bodesa</w:t>
+      </w:r>
+      <w:r>
+        <w:rPr>
+          <w:lang w:val="es-MX"/>
+        </w:rPr>
+        <w:br/>
+        <w:t>76 – Delegacion DHL</w:t>
+      </w:r>
+      <w:r>
+        <w:rPr>
+          <w:lang w:val="es-MX"/>
+        </w:rPr>
+        <w:br/>
+        <w:t>77 – Transauto</w:t>
+      </w:r>
       <w:r>
         <w:rPr>
           <w:lang w:val="es-MX"/>
@@ -7139,36 +8797,14 @@
           <w:lang w:val="es-MX"/>
         </w:rPr>
         <w:br/>
-        <w:t xml:space="preserve">81 – </w:t>
-      </w:r>
-      <w:proofErr w:type="spellStart"/>
-      <w:r>
-        <w:rPr>
-          <w:lang w:val="es-MX"/>
-        </w:rPr>
-        <w:t>Almaconsa</w:t>
-      </w:r>
-      <w:proofErr w:type="spellEnd"/>
-      <w:r>
-        <w:rPr>
-          <w:lang w:val="es-MX"/>
-        </w:rPr>
-        <w:br/>
-        <w:t xml:space="preserve">83 – </w:t>
-      </w:r>
-      <w:proofErr w:type="spellStart"/>
-      <w:r>
-        <w:rPr>
-          <w:lang w:val="es-MX"/>
-        </w:rPr>
-        <w:t>Agdosa</w:t>
-      </w:r>
-      <w:proofErr w:type="spellEnd"/>
-      <w:r>
-        <w:rPr>
-          <w:lang w:val="es-MX"/>
-        </w:rPr>
-        <w:t xml:space="preserve"> Apopa</w:t>
+        <w:t>81 – Almaconsa</w:t>
+      </w:r>
+      <w:r>
+        <w:rPr>
+          <w:lang w:val="es-MX"/>
+        </w:rPr>
+        <w:br/>
+        <w:t>83 – Agdosa Apopa</w:t>
       </w:r>
       <w:r>
         <w:rPr>
@@ -7182,44 +8818,8 @@
           <w:lang w:val="es-MX"/>
         </w:rPr>
         <w:br/>
-        <w:t xml:space="preserve">99 – San Bartolo </w:t>
-      </w:r>
-      <w:proofErr w:type="spellStart"/>
-      <w:r>
-        <w:rPr>
-          <w:lang w:val="es-MX"/>
-        </w:rPr>
-        <w:t>Envio</w:t>
-      </w:r>
-      <w:proofErr w:type="spellEnd"/>
-      <w:r>
-        <w:rPr>
-          <w:lang w:val="es-MX"/>
-        </w:rPr>
-        <w:t xml:space="preserve"> </w:t>
-      </w:r>
-      <w:proofErr w:type="spellStart"/>
-      <w:r>
-        <w:rPr>
-          <w:lang w:val="es-MX"/>
-        </w:rPr>
-        <w:t>Hn</w:t>
-      </w:r>
-      <w:proofErr w:type="spellEnd"/>
-      <w:r>
-        <w:rPr>
-          <w:lang w:val="es-MX"/>
-        </w:rPr>
-        <w:t>/</w:t>
-      </w:r>
-      <w:proofErr w:type="spellStart"/>
-      <w:r>
-        <w:rPr>
-          <w:lang w:val="es-MX"/>
-        </w:rPr>
-        <w:t>Gt</w:t>
-      </w:r>
-      <w:proofErr w:type="spellEnd"/>
+        <w:t>99 – San Bartolo Envio Hn/Gt</w:t>
+      </w:r>
     </w:p>
     <w:p>
       <w:r>
@@ -7278,42 +8878,21 @@
           <w:lang w:val="es-MX"/>
         </w:rPr>
         <w:br/>
-        <w:t xml:space="preserve">EX-1.1041.020 – Exportación Definitiva, Proveniente de Franquicia Provisional, </w:t>
-      </w:r>
-      <w:proofErr w:type="spellStart"/>
-      <w:r>
-        <w:rPr>
-          <w:lang w:val="es-MX"/>
-        </w:rPr>
-        <w:t>Frang</w:t>
-      </w:r>
-      <w:proofErr w:type="spellEnd"/>
-      <w:r>
-        <w:rPr>
-          <w:lang w:val="es-MX"/>
-        </w:rPr>
-        <w:t>. Presidenciales exento de DAI</w:t>
-      </w:r>
-      <w:r>
-        <w:rPr>
-          <w:lang w:val="es-MX"/>
-        </w:rPr>
-        <w:br/>
-        <w:t xml:space="preserve">EX-1.1041.021 – Exportación Definitiva, Proveniente de Franquicia Provisional, </w:t>
-      </w:r>
-      <w:proofErr w:type="spellStart"/>
-      <w:r>
-        <w:rPr>
-          <w:lang w:val="es-MX"/>
-        </w:rPr>
-        <w:t>Frang</w:t>
-      </w:r>
-      <w:proofErr w:type="spellEnd"/>
-      <w:r>
-        <w:rPr>
-          <w:lang w:val="es-MX"/>
-        </w:rPr>
-        <w:t>. Presidenciales exento de DAI e IVA</w:t>
+        <w:t xml:space="preserve">EX-1.1041.020 – Exportación Definitiva, Proveniente de Franquicia Provisional, Frang. </w:t>
+      </w:r>
+      <w:r>
+        <w:rPr>
+          <w:lang w:val="es-MX"/>
+        </w:rPr>
+        <w:lastRenderedPageBreak/>
+        <w:t>Presidenciales exento de DAI</w:t>
+      </w:r>
+      <w:r>
+        <w:rPr>
+          <w:lang w:val="es-MX"/>
+        </w:rPr>
+        <w:br/>
+        <w:t>EX-1.1041.021 – Exportación Definitiva, Proveniente de Franquicia Provisional, Frang. Presidenciales exento de DAI e IVA</w:t>
       </w:r>
       <w:r>
         <w:rPr>
@@ -7334,572 +8913,12 @@
           <w:lang w:val="es-MX"/>
         </w:rPr>
         <w:br/>
-        <w:t>EX-1.1048.032 – Exportación Definitiva, Proveniente de Franquicia Definitiva, Operaciones Internacionales de Logística</w:t>
-      </w:r>
-      <w:r>
-        <w:rPr>
-          <w:lang w:val="es-MX"/>
-        </w:rPr>
-        <w:br/>
-        <w:t xml:space="preserve">EX-1.1048.033 – Exportación Definitiva, Proveniente de Franquicia Definitiva, </w:t>
-      </w:r>
-      <w:proofErr w:type="spellStart"/>
-      <w:r>
-        <w:rPr>
-          <w:lang w:val="es-MX"/>
-        </w:rPr>
-        <w:t>Call</w:t>
-      </w:r>
-      <w:proofErr w:type="spellEnd"/>
-      <w:r>
-        <w:rPr>
-          <w:lang w:val="es-MX"/>
-        </w:rPr>
-        <w:t xml:space="preserve"> Center</w:t>
-      </w:r>
-      <w:r>
-        <w:rPr>
-          <w:lang w:val="es-MX"/>
-        </w:rPr>
-        <w:br/>
-        <w:t>EX-1.1048.034 – Exportación Definitiva, Proveniente de Franquicia Definitiva, Tecnologías de Información LSI</w:t>
-      </w:r>
-      <w:r>
-        <w:rPr>
-          <w:lang w:val="es-MX"/>
-        </w:rPr>
-        <w:br/>
-        <w:t>EX-1.1048.035 – Exportación Definitiva, Proveniente de Franquicia Definitiva, Investigación y Desarrollo LSI</w:t>
-      </w:r>
-      <w:r>
-        <w:rPr>
-          <w:lang w:val="es-MX"/>
-        </w:rPr>
-        <w:br/>
-        <w:t>EX-1.1048.036 – Exportación Definitiva, Proveniente de Franquicia Definitiva, Reparación y Mantenimiento de Embarcaciones Marítimas LSI</w:t>
-      </w:r>
-      <w:r>
-        <w:rPr>
-          <w:lang w:val="es-MX"/>
-        </w:rPr>
-        <w:br/>
-        <w:t>EX-1.1048.037 – Exportación Definitiva, Proveniente de Franquicia Definitiva, Reparación y Mantenimiento de Aeronaves LSI</w:t>
-      </w:r>
-      <w:r>
-        <w:rPr>
-          <w:lang w:val="es-MX"/>
-        </w:rPr>
-        <w:br/>
-        <w:t xml:space="preserve">EX-1.1048.039 – Exportación Definitiva, Proveniente de Franquicia Definitiva, Procesos </w:t>
-      </w:r>
-      <w:r>
-        <w:rPr>
-          <w:lang w:val="es-MX"/>
-        </w:rPr>
-        <w:lastRenderedPageBreak/>
-        <w:t>Empresariales LSI</w:t>
-      </w:r>
-      <w:r>
-        <w:rPr>
-          <w:lang w:val="es-MX"/>
-        </w:rPr>
-        <w:br/>
-        <w:t>EX-1.1048.040 – Exportación Definitiva, Proveniente de Franquicia Definitiva, Servicios Médico-Hospitalarios LSI</w:t>
-      </w:r>
-      <w:r>
-        <w:rPr>
-          <w:lang w:val="es-MX"/>
-        </w:rPr>
-        <w:br/>
-        <w:t>EX-1.1048.043 – Exportación Definitiva, Proveniente de Franquicia Definitiva, Servicios Financieros Internacionales LSI</w:t>
-      </w:r>
-      <w:r>
-        <w:rPr>
-          <w:lang w:val="es-MX"/>
-        </w:rPr>
-        <w:br/>
-        <w:t>EX-1.1048.044 – Exportación Definitiva, Proveniente de Franquicia Definitiva, Reparación y Mantenimiento de Contenedores LSI</w:t>
-      </w:r>
-      <w:r>
-        <w:rPr>
-          <w:lang w:val="es-MX"/>
-        </w:rPr>
-        <w:br/>
-        <w:t>EX-1.1048.045 – Exportación Definitiva, Proveniente de Franquicia Definitiva, Reparación de Equipos Tecnológicos LSI</w:t>
-      </w:r>
-      <w:r>
-        <w:rPr>
-          <w:lang w:val="es-MX"/>
-        </w:rPr>
-        <w:br/>
-        <w:t>EX-1.1048.054 – Exportación Definitiva, Proveniente de Franquicia Definitiva, Atención Ancianos y Convalecientes LSI</w:t>
-      </w:r>
-      <w:r>
-        <w:rPr>
-          <w:lang w:val="es-MX"/>
-        </w:rPr>
-        <w:br/>
-        <w:t>EX-1.1048.055 – Exportación Definitiva, Proveniente de Franquicia Definitiva, Telemedicina LSI</w:t>
-      </w:r>
-      <w:r>
-        <w:rPr>
-          <w:lang w:val="es-MX"/>
-        </w:rPr>
-        <w:br/>
-        <w:t>EX-1.1048.056 – Exportación Definitiva, Proveniente de Franquicia Definitiva, Cinematografía LSI</w:t>
-      </w:r>
-      <w:r>
-        <w:rPr>
-          <w:lang w:val="es-MX"/>
-        </w:rPr>
-        <w:br/>
-        <w:t>EX-1.1052.000 – Exportación Definitiva de DPA con origen en Compras Locales, Régimen Común</w:t>
-      </w:r>
-      <w:r>
-        <w:rPr>
-          <w:lang w:val="es-MX"/>
-        </w:rPr>
-        <w:br/>
-        <w:t>EX-1.1054.000 – Exportación Definitiva de Zona Franca con origen en Compras Locales, Régimen Común</w:t>
-      </w:r>
-      <w:r>
-        <w:rPr>
-          <w:lang w:val="es-MX"/>
-        </w:rPr>
-        <w:br/>
-        <w:t>EX-1.1100.000 – Exportación Definitiva de Envíos de Socorro, Régimen Común</w:t>
-      </w:r>
-      <w:r>
-        <w:rPr>
-          <w:lang w:val="es-MX"/>
-        </w:rPr>
-        <w:br/>
-        <w:t>EX-1.1200.000 – Exportación Definitiva de Envíos Postales, Régimen Común</w:t>
-      </w:r>
-      <w:r>
-        <w:rPr>
-          <w:lang w:val="es-MX"/>
-        </w:rPr>
-        <w:br/>
-        <w:t>EX-1.1300.000 – Exportación Definitiva Envíos que requieren despacho urgente, Régimen Común</w:t>
-      </w:r>
-      <w:r>
-        <w:rPr>
-          <w:lang w:val="es-MX"/>
-        </w:rPr>
-        <w:br/>
-        <w:t>EX-1.1400.000 – Exportación Definitiva Courier, Régimen Común</w:t>
-      </w:r>
-      <w:r>
-        <w:rPr>
-          <w:lang w:val="es-MX"/>
-        </w:rPr>
-        <w:br/>
-        <w:t>EX-1.1400.011 – Exportación Definitiva Courier, Muestras Sin Valor Comercial</w:t>
-      </w:r>
-      <w:r>
-        <w:rPr>
-          <w:lang w:val="es-MX"/>
-        </w:rPr>
-        <w:br/>
-        <w:t>EX-1.1400.012 – Exportación Definitiva Courier, Material Publicitario</w:t>
-      </w:r>
-      <w:r>
-        <w:rPr>
-          <w:lang w:val="es-MX"/>
-        </w:rPr>
-        <w:br/>
-        <w:t>EX-1.1400.017 – Exportación Definitiva Courier, Declaración de Documentos</w:t>
-      </w:r>
-      <w:r>
-        <w:rPr>
-          <w:lang w:val="es-MX"/>
-        </w:rPr>
-        <w:br/>
-        <w:t>EX-1.1500.000 – Exportación Definitiva Menaje de casa, Régimen Común</w:t>
-      </w:r>
-      <w:r>
-        <w:rPr>
-          <w:lang w:val="es-MX"/>
-        </w:rPr>
-        <w:br/>
-        <w:t>EX-2.2100.000 – Exportación Temporal, Perfeccionamiento Pasivo, Régimen Común</w:t>
-      </w:r>
-      <w:r>
-        <w:rPr>
-          <w:lang w:val="es-MX"/>
-        </w:rPr>
-        <w:br/>
-        <w:t>EX-2.2200.000 – Exportación Temporal con Reimportación en el mismo estado, Régimen Común</w:t>
-      </w:r>
-      <w:r>
-        <w:rPr>
-          <w:lang w:val="es-MX"/>
-        </w:rPr>
-        <w:br/>
-        <w:t>EX-2.2400.000 – Traslados Definitivos</w:t>
-      </w:r>
-      <w:r>
-        <w:rPr>
-          <w:lang w:val="es-MX"/>
-        </w:rPr>
-        <w:br/>
-        <w:t>EX-3.0500.000 – Re-Exportación, Reexportación Proveniente de Importación Temporal, Régimen Común</w:t>
-      </w:r>
-      <w:r>
-        <w:rPr>
-          <w:lang w:val="es-MX"/>
-        </w:rPr>
-        <w:br/>
-        <w:t>EX-3.0501.000 – Re-Exportación, Proveniente de Tiendas Libres, Régimen Común</w:t>
-      </w:r>
-      <w:r>
-        <w:rPr>
-          <w:lang w:val="es-MX"/>
-        </w:rPr>
-        <w:br/>
-        <w:t>EX-3.0502.000 – Re-Exportación, Proveniente de Admisión Temporal para Perfeccionamiento Activo, Régimen Común</w:t>
-      </w:r>
-      <w:r>
-        <w:rPr>
-          <w:lang w:val="es-MX"/>
-        </w:rPr>
-        <w:br/>
-        <w:t>EX-3.0503.000 – Re-Exportación, Proveniente de Admisión Temporal, Régimen Común</w:t>
-      </w:r>
-      <w:r>
-        <w:rPr>
-          <w:lang w:val="es-MX"/>
-        </w:rPr>
-        <w:br/>
-      </w:r>
-      <w:r>
-        <w:rPr>
-          <w:lang w:val="es-MX"/>
-        </w:rPr>
-        <w:lastRenderedPageBreak/>
-        <w:t>EX-3.0504.000 – Re-Exportación, Proveniente de Régimen de Zona Franca, Régimen Común</w:t>
-      </w:r>
-      <w:r>
-        <w:rPr>
-          <w:lang w:val="es-MX"/>
-        </w:rPr>
-        <w:br/>
-        <w:t>EX-3.0505.000 – Re-Exportación, Proveniente de Admisión Temporal para Perfeccionamiento Activo con Garantía, Régimen Común</w:t>
-      </w:r>
-      <w:r>
-        <w:rPr>
-          <w:lang w:val="es-MX"/>
-        </w:rPr>
-        <w:br/>
-        <w:t>EX-3.0506.000 – Re-Exportación, Proveniente de Admisión Temporal Distribución Internacional Parque de Servicios, Régimen Común</w:t>
-      </w:r>
-      <w:r>
-        <w:rPr>
-          <w:lang w:val="es-MX"/>
-        </w:rPr>
-        <w:br/>
-        <w:t>EX-3.0506.057 – Re-Exportación, Proveniente de Admisión Temporal Distribución Internacional Parque de Servicios, Remisión entre Usuarios Directos del Mismo Parque de Servicios</w:t>
-      </w:r>
-      <w:r>
-        <w:rPr>
-          <w:lang w:val="es-MX"/>
-        </w:rPr>
-        <w:br/>
-        <w:t>EX-3.0506.058 – Re-Exportación, Proveniente de Admisión Temporal Distribución Internacional Parque de Servicios, Remisión entre Usuarios Directos de Diferente Parque de Servicios</w:t>
-      </w:r>
-      <w:r>
-        <w:rPr>
-          <w:lang w:val="es-MX"/>
-        </w:rPr>
-        <w:br/>
-        <w:t>EX-3.0506.072 – Re-Exportación, Proveniente de Admisión Temporal Distribución Internacional Parque de Servicios, Decreto 738 Eléctricos e Híbridos</w:t>
-      </w:r>
-      <w:r>
-        <w:rPr>
-          <w:lang w:val="es-MX"/>
-        </w:rPr>
-        <w:br/>
-        <w:t>EX-3.0507.000 – Re-Exportación, Proveniente de Admisión Temporal Operaciones Internacional de Logística Parque de Servicios, Régimen Común</w:t>
-      </w:r>
-      <w:r>
-        <w:rPr>
-          <w:lang w:val="es-MX"/>
-        </w:rPr>
-        <w:br/>
-        <w:t>EX-3.0507.057 – Re-Exportación, Proveniente de Admisión Temporal Operaciones Internacional de Logística Parque de Servicios, Remisión entre Usuarios Directos del Mismo Parque de Servicios</w:t>
-      </w:r>
-      <w:r>
-        <w:rPr>
-          <w:lang w:val="es-MX"/>
-        </w:rPr>
-        <w:br/>
-        <w:t>EX-3.0507.058 – Re-Exportación, Proveniente de Admisión Temporal Operaciones Internacional de Logística Parque de Servicios, Remisión entre Usuarios Directos de Diferente Parque de Servicios</w:t>
-      </w:r>
-      <w:r>
-        <w:rPr>
-          <w:lang w:val="es-MX"/>
-        </w:rPr>
-        <w:br/>
-        <w:t xml:space="preserve">EX-3.0508.033 – Re-Exportación, Proveniente de Admisión Temporal Centro Servicio LSI, </w:t>
-      </w:r>
-      <w:proofErr w:type="spellStart"/>
-      <w:r>
-        <w:rPr>
-          <w:lang w:val="es-MX"/>
-        </w:rPr>
-        <w:t>Call</w:t>
-      </w:r>
-      <w:proofErr w:type="spellEnd"/>
-      <w:r>
-        <w:rPr>
-          <w:lang w:val="es-MX"/>
-        </w:rPr>
-        <w:t xml:space="preserve"> Center</w:t>
-      </w:r>
-      <w:r>
-        <w:rPr>
-          <w:lang w:val="es-MX"/>
-        </w:rPr>
-        <w:br/>
-        <w:t>EX-3.0508.036 – Re-Exportación, Proveniente de Admisión Temporal Centro Servicio LSI, Reparación y Mantenimiento de Embarcaciones Marítimas LSI</w:t>
-      </w:r>
-      <w:r>
-        <w:rPr>
-          <w:lang w:val="es-MX"/>
-        </w:rPr>
-        <w:br/>
-        <w:t>EX-3.0508.037 – Re-Exportación, Proveniente de Admisión Temporal Centro Servicio LSI, Reparación y Mantenimiento de Aeronaves LSI</w:t>
-      </w:r>
-      <w:r>
-        <w:rPr>
-          <w:lang w:val="es-MX"/>
-        </w:rPr>
-        <w:br/>
-        <w:t>EX-3.0508.043 – Re-Exportación, Proveniente de Admisión Temporal Centro Servicio LSI, Reparación y Mantenimiento de Contenedores LSI</w:t>
-      </w:r>
-      <w:r>
-        <w:rPr>
-          <w:lang w:val="es-MX"/>
-        </w:rPr>
-        <w:br/>
-        <w:t>EX-3.0509.000 – Re-Exportación, Proveniente de Admisión Temporal Reparación de Equipo Tecnológico Parque de Servicios, Régimen Común</w:t>
-      </w:r>
-      <w:r>
-        <w:rPr>
-          <w:lang w:val="es-MX"/>
-        </w:rPr>
-        <w:br/>
-        <w:t>EX-3.0509.057 – Re-Exportación, Proveniente de Admisión Temporal Reparación de Equipo Tecnológico Parque de Servicios, Remisión entre Usuarios Directos del Mismo Parque de Servicios</w:t>
-      </w:r>
-      <w:r>
-        <w:rPr>
-          <w:lang w:val="es-MX"/>
-        </w:rPr>
-        <w:br/>
-        <w:t>EX-3.0509.058 – Re-Exportación, Proveniente de Admisión Temporal Reparación de Equipo Tecnológico Parque de Servicios, Remisión entre Usuarios Directos de Diferente Parque de Servicios</w:t>
-      </w:r>
-      <w:r>
-        <w:rPr>
-          <w:lang w:val="es-MX"/>
-        </w:rPr>
-        <w:br/>
-      </w:r>
-      <w:r>
-        <w:rPr>
-          <w:lang w:val="es-MX"/>
-        </w:rPr>
-        <w:lastRenderedPageBreak/>
-        <w:t>EX-3.0700.000 – Re-Exportación, Reexportación Proveniente de Depósito., Régimen Común</w:t>
-      </w:r>
-      <w:r>
-        <w:rPr>
-          <w:lang w:val="es-MX"/>
-        </w:rPr>
-        <w:br/>
-        <w:t>EX-3.0700.072 – Re-Exportación, Reexportación Proveniente de Depósito., Decreto 738 Eléctricos e Híbridos</w:t>
-      </w:r>
-      <w:r>
-        <w:rPr>
-          <w:lang w:val="es-MX"/>
-        </w:rPr>
-        <w:br/>
-        <w:t xml:space="preserve">EX-3.071.000 – </w:t>
-      </w:r>
-      <w:proofErr w:type="spellStart"/>
-      <w:r>
-        <w:rPr>
-          <w:lang w:val="es-MX"/>
-        </w:rPr>
-        <w:t>Reexp</w:t>
-      </w:r>
-      <w:proofErr w:type="spellEnd"/>
-      <w:r>
-        <w:rPr>
-          <w:lang w:val="es-MX"/>
-        </w:rPr>
-        <w:t>. Prov. de Depósito.</w:t>
-      </w:r>
-      <w:r>
-        <w:rPr>
-          <w:lang w:val="es-MX"/>
-        </w:rPr>
-        <w:br/>
-        <w:t xml:space="preserve">EX-3.052.000 – </w:t>
-      </w:r>
-      <w:proofErr w:type="spellStart"/>
-      <w:r>
-        <w:rPr>
-          <w:lang w:val="es-MX"/>
-        </w:rPr>
-        <w:t>Reexp</w:t>
-      </w:r>
-      <w:proofErr w:type="spellEnd"/>
-      <w:r>
-        <w:rPr>
-          <w:lang w:val="es-MX"/>
-        </w:rPr>
-        <w:t xml:space="preserve">. Prov. de </w:t>
-      </w:r>
-      <w:proofErr w:type="spellStart"/>
-      <w:r>
-        <w:rPr>
-          <w:lang w:val="es-MX"/>
-        </w:rPr>
-        <w:t>Adm</w:t>
-      </w:r>
-      <w:proofErr w:type="spellEnd"/>
-      <w:r>
-        <w:rPr>
-          <w:lang w:val="es-MX"/>
-        </w:rPr>
-        <w:t xml:space="preserve"> </w:t>
-      </w:r>
-      <w:proofErr w:type="spellStart"/>
-      <w:r>
-        <w:rPr>
-          <w:lang w:val="es-MX"/>
-        </w:rPr>
-        <w:t>Temp</w:t>
-      </w:r>
-      <w:proofErr w:type="spellEnd"/>
-      <w:r>
-        <w:rPr>
-          <w:lang w:val="es-MX"/>
-        </w:rPr>
-        <w:t>. para Perfeccionamiento Activo</w:t>
-      </w:r>
-      <w:r>
-        <w:rPr>
-          <w:lang w:val="es-MX"/>
-        </w:rPr>
-        <w:br/>
-        <w:t xml:space="preserve">EX-3.054.000 – </w:t>
-      </w:r>
-      <w:proofErr w:type="spellStart"/>
-      <w:r>
-        <w:rPr>
-          <w:lang w:val="es-MX"/>
-        </w:rPr>
-        <w:t>Reexp</w:t>
-      </w:r>
-      <w:proofErr w:type="spellEnd"/>
-      <w:r>
-        <w:rPr>
-          <w:lang w:val="es-MX"/>
-        </w:rPr>
-        <w:t>. Prov. de Régimen de Zona Franca</w:t>
-      </w:r>
-      <w:r>
-        <w:rPr>
-          <w:lang w:val="es-MX"/>
-        </w:rPr>
-        <w:br/>
-        <w:t xml:space="preserve">EX-3.055.000 – </w:t>
-      </w:r>
-      <w:proofErr w:type="spellStart"/>
-      <w:r>
-        <w:rPr>
-          <w:lang w:val="es-MX"/>
-        </w:rPr>
-        <w:t>Reexp</w:t>
-      </w:r>
-      <w:proofErr w:type="spellEnd"/>
-      <w:r>
-        <w:rPr>
-          <w:lang w:val="es-MX"/>
-        </w:rPr>
-        <w:t xml:space="preserve">. Prov. de </w:t>
-      </w:r>
-      <w:proofErr w:type="spellStart"/>
-      <w:r>
-        <w:rPr>
-          <w:lang w:val="es-MX"/>
-        </w:rPr>
-        <w:t>Adm.Temporal</w:t>
-      </w:r>
-      <w:proofErr w:type="spellEnd"/>
-      <w:r>
-        <w:rPr>
-          <w:lang w:val="es-MX"/>
-        </w:rPr>
-        <w:t xml:space="preserve"> para Perfeccionamiento Activo con Garantía</w:t>
-      </w:r>
-      <w:r>
-        <w:rPr>
-          <w:lang w:val="es-MX"/>
-        </w:rPr>
-        <w:br/>
-        <w:t>EX-3.056.000 – Re-</w:t>
-      </w:r>
-      <w:proofErr w:type="spellStart"/>
-      <w:r>
-        <w:rPr>
-          <w:lang w:val="es-MX"/>
-        </w:rPr>
-        <w:t>Exp</w:t>
-      </w:r>
-      <w:proofErr w:type="spellEnd"/>
-      <w:r>
-        <w:rPr>
-          <w:lang w:val="es-MX"/>
-        </w:rPr>
-        <w:t xml:space="preserve">. </w:t>
-      </w:r>
-      <w:proofErr w:type="spellStart"/>
-      <w:r>
-        <w:rPr>
-          <w:lang w:val="es-MX"/>
-        </w:rPr>
-        <w:t>Prov.de</w:t>
-      </w:r>
-      <w:proofErr w:type="spellEnd"/>
-      <w:r>
-        <w:rPr>
-          <w:lang w:val="es-MX"/>
-        </w:rPr>
-        <w:t xml:space="preserve"> </w:t>
-      </w:r>
-      <w:proofErr w:type="spellStart"/>
-      <w:r>
-        <w:rPr>
-          <w:lang w:val="es-MX"/>
-        </w:rPr>
-        <w:t>Adm.Temporal</w:t>
-      </w:r>
-      <w:proofErr w:type="spellEnd"/>
-      <w:r>
-        <w:rPr>
-          <w:lang w:val="es-MX"/>
-        </w:rPr>
-        <w:t xml:space="preserve"> Ley de Servi. Internacionales</w:t>
-      </w:r>
-      <w:r>
-        <w:rPr>
-          <w:lang w:val="es-MX"/>
-        </w:rPr>
-        <w:br/>
-        <w:t>EX-3.057.000 – Reexportación Prov. de Centro de Servicio LSI</w:t>
+      </w:r>
+      <w:r>
+        <w:rPr>
+          <w:lang w:val="es-MX"/>
+        </w:rPr>
+        <w:t>…..</w:t>
       </w:r>
     </w:p>
     <w:p>
@@ -8128,26 +9147,26 @@
           <w:lang w:val="es-MX"/>
         </w:rPr>
         <w:br/>
+        <w:t>08 – FAS-Libre al costado del buque</w:t>
+      </w:r>
+      <w:r>
+        <w:rPr>
+          <w:lang w:val="es-MX"/>
+        </w:rPr>
+        <w:br/>
+        <w:t>09 – FOB-Libre a bordo</w:t>
+      </w:r>
+      <w:r>
+        <w:rPr>
+          <w:lang w:val="es-MX"/>
+        </w:rPr>
+        <w:br/>
       </w:r>
       <w:r>
         <w:rPr>
           <w:lang w:val="es-MX"/>
         </w:rPr>
         <w:lastRenderedPageBreak/>
-        <w:t>08 – FAS-Libre al costado del buque</w:t>
-      </w:r>
-      <w:r>
-        <w:rPr>
-          <w:lang w:val="es-MX"/>
-        </w:rPr>
-        <w:br/>
-        <w:t>09 – FOB-Libre a bordo</w:t>
-      </w:r>
-      <w:r>
-        <w:rPr>
-          <w:lang w:val="es-MX"/>
-        </w:rPr>
-        <w:br/>
         <w:t>10 – CFR-Costo y flete</w:t>
       </w:r>
       <w:r>
@@ -8229,954 +9248,6 @@
           <w:lang w:val="es-MX"/>
         </w:rPr>
         <w:br/>
-        <w:t>CAT-012 Departamento</w:t>
-      </w:r>
-    </w:p>
-    <w:p>
-      <w:pPr>
-        <w:rPr>
-          <w:lang w:val="es-MX"/>
-        </w:rPr>
-      </w:pPr>
-      <w:r>
-        <w:rPr>
-          <w:lang w:val="es-MX"/>
-        </w:rPr>
-        <w:t xml:space="preserve">00 </w:t>
-      </w:r>
-      <w:proofErr w:type="gramStart"/>
-      <w:r>
-        <w:rPr>
-          <w:lang w:val="es-MX"/>
-        </w:rPr>
-        <w:t>Otro</w:t>
-      </w:r>
-      <w:proofErr w:type="gramEnd"/>
-      <w:r>
-        <w:rPr>
-          <w:lang w:val="es-MX"/>
-        </w:rPr>
-        <w:t xml:space="preserve"> (Para extranjeros) </w:t>
-      </w:r>
-    </w:p>
-    <w:p>
-      <w:pPr>
-        <w:rPr>
-          <w:lang w:val="es-MX"/>
-        </w:rPr>
-      </w:pPr>
-      <w:r>
-        <w:rPr>
-          <w:lang w:val="es-MX"/>
-        </w:rPr>
-        <w:t xml:space="preserve">01 Ahuachapán </w:t>
-      </w:r>
-    </w:p>
-    <w:p>
-      <w:pPr>
-        <w:rPr>
-          <w:lang w:val="es-MX"/>
-        </w:rPr>
-      </w:pPr>
-      <w:r>
-        <w:rPr>
-          <w:lang w:val="es-MX"/>
-        </w:rPr>
-        <w:t xml:space="preserve">02 </w:t>
-      </w:r>
-      <w:proofErr w:type="gramStart"/>
-      <w:r>
-        <w:rPr>
-          <w:lang w:val="es-MX"/>
-        </w:rPr>
-        <w:t>Santa</w:t>
-      </w:r>
-      <w:proofErr w:type="gramEnd"/>
-      <w:r>
-        <w:rPr>
-          <w:lang w:val="es-MX"/>
-        </w:rPr>
-        <w:t xml:space="preserve"> Ana </w:t>
-      </w:r>
-    </w:p>
-    <w:p>
-      <w:pPr>
-        <w:rPr>
-          <w:lang w:val="es-MX"/>
-        </w:rPr>
-      </w:pPr>
-      <w:r>
-        <w:rPr>
-          <w:lang w:val="es-MX"/>
-        </w:rPr>
-        <w:t xml:space="preserve">O3 Sonsonate </w:t>
-      </w:r>
-    </w:p>
-    <w:p>
-      <w:pPr>
-        <w:rPr>
-          <w:lang w:val="es-MX"/>
-        </w:rPr>
-      </w:pPr>
-      <w:r>
-        <w:rPr>
-          <w:lang w:val="es-MX"/>
-        </w:rPr>
-        <w:t xml:space="preserve">04 Chalatenango </w:t>
-      </w:r>
-    </w:p>
-    <w:p>
-      <w:pPr>
-        <w:rPr>
-          <w:lang w:val="es-MX"/>
-        </w:rPr>
-      </w:pPr>
-      <w:r>
-        <w:rPr>
-          <w:lang w:val="es-MX"/>
-        </w:rPr>
-        <w:t xml:space="preserve">05 </w:t>
-      </w:r>
-      <w:proofErr w:type="gramStart"/>
-      <w:r>
-        <w:rPr>
-          <w:lang w:val="es-MX"/>
-        </w:rPr>
-        <w:t>La</w:t>
-      </w:r>
-      <w:proofErr w:type="gramEnd"/>
-      <w:r>
-        <w:rPr>
-          <w:lang w:val="es-MX"/>
-        </w:rPr>
-        <w:t xml:space="preserve"> Libertad </w:t>
-      </w:r>
-    </w:p>
-    <w:p>
-      <w:pPr>
-        <w:rPr>
-          <w:lang w:val="es-MX"/>
-        </w:rPr>
-      </w:pPr>
-      <w:r>
-        <w:rPr>
-          <w:lang w:val="es-MX"/>
-        </w:rPr>
-        <w:t xml:space="preserve">06 </w:t>
-      </w:r>
-      <w:proofErr w:type="gramStart"/>
-      <w:r>
-        <w:rPr>
-          <w:lang w:val="es-MX"/>
-        </w:rPr>
-        <w:t>San</w:t>
-      </w:r>
-      <w:proofErr w:type="gramEnd"/>
-      <w:r>
-        <w:rPr>
-          <w:lang w:val="es-MX"/>
-        </w:rPr>
-        <w:t xml:space="preserve"> Salvador </w:t>
-      </w:r>
-    </w:p>
-    <w:p>
-      <w:pPr>
-        <w:rPr>
-          <w:lang w:val="es-MX"/>
-        </w:rPr>
-      </w:pPr>
-      <w:r>
-        <w:rPr>
-          <w:lang w:val="es-MX"/>
-        </w:rPr>
-        <w:t xml:space="preserve">07 Cuscatlán </w:t>
-      </w:r>
-    </w:p>
-    <w:p>
-      <w:pPr>
-        <w:rPr>
-          <w:lang w:val="es-MX"/>
-        </w:rPr>
-      </w:pPr>
-      <w:r>
-        <w:rPr>
-          <w:lang w:val="es-MX"/>
-        </w:rPr>
-        <w:t xml:space="preserve">08 </w:t>
-      </w:r>
-      <w:proofErr w:type="gramStart"/>
-      <w:r>
-        <w:rPr>
-          <w:lang w:val="es-MX"/>
-        </w:rPr>
-        <w:t>La</w:t>
-      </w:r>
-      <w:proofErr w:type="gramEnd"/>
-      <w:r>
-        <w:rPr>
-          <w:lang w:val="es-MX"/>
-        </w:rPr>
-        <w:t xml:space="preserve"> Paz </w:t>
-      </w:r>
-    </w:p>
-    <w:p>
-      <w:pPr>
-        <w:rPr>
-          <w:lang w:val="es-MX"/>
-        </w:rPr>
-      </w:pPr>
-      <w:r>
-        <w:rPr>
-          <w:lang w:val="es-MX"/>
-        </w:rPr>
-        <w:t xml:space="preserve">09 Cabañas </w:t>
-      </w:r>
-    </w:p>
-    <w:p>
-      <w:pPr>
-        <w:rPr>
-          <w:lang w:val="es-MX"/>
-        </w:rPr>
-      </w:pPr>
-      <w:r>
-        <w:rPr>
-          <w:lang w:val="es-MX"/>
-        </w:rPr>
-        <w:t xml:space="preserve">10 </w:t>
-      </w:r>
-      <w:proofErr w:type="gramStart"/>
-      <w:r>
-        <w:rPr>
-          <w:lang w:val="es-MX"/>
-        </w:rPr>
-        <w:t>San</w:t>
-      </w:r>
-      <w:proofErr w:type="gramEnd"/>
-      <w:r>
-        <w:rPr>
-          <w:lang w:val="es-MX"/>
-        </w:rPr>
-        <w:t xml:space="preserve"> Vicente </w:t>
-      </w:r>
-    </w:p>
-    <w:p>
-      <w:pPr>
-        <w:rPr>
-          <w:lang w:val="es-MX"/>
-        </w:rPr>
-      </w:pPr>
-      <w:r>
-        <w:rPr>
-          <w:lang w:val="es-MX"/>
-        </w:rPr>
-        <w:t xml:space="preserve">11 Usulután </w:t>
-      </w:r>
-    </w:p>
-    <w:p>
-      <w:pPr>
-        <w:rPr>
-          <w:lang w:val="es-MX"/>
-        </w:rPr>
-      </w:pPr>
-      <w:r>
-        <w:rPr>
-          <w:lang w:val="es-MX"/>
-        </w:rPr>
-        <w:t xml:space="preserve">12 </w:t>
-      </w:r>
-      <w:proofErr w:type="gramStart"/>
-      <w:r>
-        <w:rPr>
-          <w:lang w:val="es-MX"/>
-        </w:rPr>
-        <w:t>San</w:t>
-      </w:r>
-      <w:proofErr w:type="gramEnd"/>
-      <w:r>
-        <w:rPr>
-          <w:lang w:val="es-MX"/>
-        </w:rPr>
-        <w:t xml:space="preserve"> Miguel </w:t>
-      </w:r>
-    </w:p>
-    <w:p>
-      <w:pPr>
-        <w:rPr>
-          <w:lang w:val="es-MX"/>
-        </w:rPr>
-      </w:pPr>
-      <w:r>
-        <w:rPr>
-          <w:lang w:val="es-MX"/>
-        </w:rPr>
-        <w:t xml:space="preserve">l3 Morazán </w:t>
-      </w:r>
-    </w:p>
-    <w:p>
-      <w:pPr>
-        <w:rPr>
-          <w:lang w:val="es-MX"/>
-        </w:rPr>
-      </w:pPr>
-      <w:r>
-        <w:rPr>
-          <w:lang w:val="es-MX"/>
-        </w:rPr>
-        <w:t xml:space="preserve">14 </w:t>
-      </w:r>
-      <w:proofErr w:type="gramStart"/>
-      <w:r>
-        <w:rPr>
-          <w:lang w:val="es-MX"/>
-        </w:rPr>
-        <w:t>La</w:t>
-      </w:r>
-      <w:proofErr w:type="gramEnd"/>
-      <w:r>
-        <w:rPr>
-          <w:lang w:val="es-MX"/>
-        </w:rPr>
-        <w:t xml:space="preserve"> Unión</w:t>
-      </w:r>
-    </w:p>
-    <w:p>
-      <w:pPr>
-        <w:rPr>
-          <w:lang w:val="es-MX"/>
-        </w:rPr>
-      </w:pPr>
-    </w:p>
-    <w:p>
-      <w:pPr>
-        <w:rPr>
-          <w:lang w:val="es-MX"/>
-        </w:rPr>
-      </w:pPr>
-    </w:p>
-    <w:p>
-      <w:pPr>
-        <w:rPr>
-          <w:lang w:val="es-MX"/>
-        </w:rPr>
-      </w:pPr>
-      <w:r>
-        <w:rPr>
-          <w:lang w:val="es-MX"/>
-        </w:rPr>
-        <w:t>CAT-013 M</w:t>
-      </w:r>
-      <w:r>
-        <w:rPr>
-          <w:lang w:val="es-MX"/>
-        </w:rPr>
-        <w:t>unicipio</w:t>
-      </w:r>
-    </w:p>
-    <w:p>
-      <w:pPr>
-        <w:rPr>
-          <w:lang w:val="es-MX"/>
-        </w:rPr>
-      </w:pPr>
-    </w:p>
-    <w:p>
-      <w:pPr>
-        <w:rPr>
-          <w:lang w:val="es-MX"/>
-        </w:rPr>
-      </w:pPr>
-      <w:r>
-        <w:rPr>
-          <w:lang w:val="es-MX"/>
-        </w:rPr>
-        <w:t xml:space="preserve">00 </w:t>
-      </w:r>
-      <w:proofErr w:type="gramStart"/>
-      <w:r>
-        <w:rPr>
-          <w:lang w:val="es-MX"/>
-        </w:rPr>
-        <w:t>Otro</w:t>
-      </w:r>
-      <w:proofErr w:type="gramEnd"/>
-      <w:r>
-        <w:rPr>
-          <w:lang w:val="es-MX"/>
-        </w:rPr>
-        <w:t xml:space="preserve"> (Para extranjeros) </w:t>
-      </w:r>
-    </w:p>
-    <w:p>
-      <w:pPr>
-        <w:rPr>
-          <w:lang w:val="es-MX"/>
-        </w:rPr>
-      </w:pPr>
-      <w:r>
-        <w:rPr>
-          <w:lang w:val="es-MX"/>
-        </w:rPr>
-        <w:t xml:space="preserve">13 AHUACHAPAN NORTE </w:t>
-      </w:r>
-    </w:p>
-    <w:p>
-      <w:pPr>
-        <w:rPr>
-          <w:lang w:val="es-MX"/>
-        </w:rPr>
-      </w:pPr>
-      <w:r>
-        <w:rPr>
-          <w:lang w:val="es-MX"/>
-        </w:rPr>
-        <w:t xml:space="preserve">14 AHUACHAPAN CENTRO </w:t>
-      </w:r>
-    </w:p>
-    <w:p>
-      <w:pPr>
-        <w:rPr>
-          <w:lang w:val="es-MX"/>
-        </w:rPr>
-      </w:pPr>
-      <w:r>
-        <w:rPr>
-          <w:lang w:val="es-MX"/>
-        </w:rPr>
-        <w:t xml:space="preserve">15 AHUACHAPAN SUR </w:t>
-      </w:r>
-    </w:p>
-    <w:p>
-      <w:pPr>
-        <w:rPr>
-          <w:lang w:val="es-MX"/>
-        </w:rPr>
-      </w:pPr>
-      <w:r>
-        <w:rPr>
-          <w:lang w:val="es-MX"/>
-        </w:rPr>
-        <w:t xml:space="preserve">14 SANTA ANA NORTE </w:t>
-      </w:r>
-    </w:p>
-    <w:p>
-      <w:pPr>
-        <w:rPr>
-          <w:lang w:val="es-MX"/>
-        </w:rPr>
-      </w:pPr>
-      <w:r>
-        <w:rPr>
-          <w:lang w:val="es-MX"/>
-        </w:rPr>
-        <w:t xml:space="preserve">15 SANTA ANA CENTRO </w:t>
-      </w:r>
-    </w:p>
-    <w:p>
-      <w:pPr>
-        <w:rPr>
-          <w:lang w:val="es-MX"/>
-        </w:rPr>
-      </w:pPr>
-      <w:r>
-        <w:rPr>
-          <w:lang w:val="es-MX"/>
-        </w:rPr>
-        <w:t xml:space="preserve">16 SANTA ANA ESTE </w:t>
-      </w:r>
-    </w:p>
-    <w:p>
-      <w:pPr>
-        <w:rPr>
-          <w:lang w:val="es-MX"/>
-        </w:rPr>
-      </w:pPr>
-      <w:r>
-        <w:rPr>
-          <w:lang w:val="es-MX"/>
-        </w:rPr>
-        <w:t xml:space="preserve">17 SANTA ANA OESTE </w:t>
-      </w:r>
-    </w:p>
-    <w:p>
-      <w:pPr>
-        <w:rPr>
-          <w:lang w:val="es-MX"/>
-        </w:rPr>
-      </w:pPr>
-      <w:r>
-        <w:rPr>
-          <w:lang w:val="es-MX"/>
-        </w:rPr>
-        <w:t xml:space="preserve">17 SONSONATE NORTE </w:t>
-      </w:r>
-    </w:p>
-    <w:p>
-      <w:pPr>
-        <w:rPr>
-          <w:lang w:val="es-MX"/>
-        </w:rPr>
-      </w:pPr>
-      <w:r>
-        <w:rPr>
-          <w:lang w:val="es-MX"/>
-        </w:rPr>
-        <w:t xml:space="preserve">18 SONSONATE CENTRO </w:t>
-      </w:r>
-    </w:p>
-    <w:p>
-      <w:pPr>
-        <w:rPr>
-          <w:lang w:val="es-MX"/>
-        </w:rPr>
-      </w:pPr>
-      <w:r>
-        <w:rPr>
-          <w:lang w:val="es-MX"/>
-        </w:rPr>
-        <w:t xml:space="preserve">19 SONSONATE ESTE </w:t>
-      </w:r>
-    </w:p>
-    <w:p>
-      <w:pPr>
-        <w:rPr>
-          <w:lang w:val="es-MX"/>
-        </w:rPr>
-      </w:pPr>
-      <w:r>
-        <w:rPr>
-          <w:lang w:val="es-MX"/>
-        </w:rPr>
-        <w:t xml:space="preserve">20 SONSONATE OESTE </w:t>
-      </w:r>
-    </w:p>
-    <w:p>
-      <w:pPr>
-        <w:rPr>
-          <w:lang w:val="es-MX"/>
-        </w:rPr>
-      </w:pPr>
-      <w:r>
-        <w:rPr>
-          <w:lang w:val="es-MX"/>
-        </w:rPr>
-        <w:t xml:space="preserve">34 CHALATENANGO NORTE </w:t>
-      </w:r>
-    </w:p>
-    <w:p>
-      <w:pPr>
-        <w:rPr>
-          <w:lang w:val="es-MX"/>
-        </w:rPr>
-      </w:pPr>
-      <w:r>
-        <w:rPr>
-          <w:lang w:val="es-MX"/>
-        </w:rPr>
-        <w:t xml:space="preserve">35 CHALATENANGO CENTRO </w:t>
-      </w:r>
-    </w:p>
-    <w:p>
-      <w:pPr>
-        <w:rPr>
-          <w:lang w:val="es-MX"/>
-        </w:rPr>
-      </w:pPr>
-      <w:r>
-        <w:rPr>
-          <w:lang w:val="es-MX"/>
-        </w:rPr>
-        <w:t xml:space="preserve">36 CHALATENANGO SUR </w:t>
-      </w:r>
-    </w:p>
-    <w:p>
-      <w:pPr>
-        <w:rPr>
-          <w:lang w:val="es-MX"/>
-        </w:rPr>
-      </w:pPr>
-      <w:r>
-        <w:rPr>
-          <w:lang w:val="es-MX"/>
-        </w:rPr>
-        <w:t xml:space="preserve">23 LA LIBERTAD NORTE </w:t>
-      </w:r>
-    </w:p>
-    <w:p>
-      <w:pPr>
-        <w:rPr>
-          <w:lang w:val="es-MX"/>
-        </w:rPr>
-      </w:pPr>
-      <w:r>
-        <w:rPr>
-          <w:lang w:val="es-MX"/>
-        </w:rPr>
-        <w:t xml:space="preserve">24 LA LIBERTAD CENTRO </w:t>
-      </w:r>
-    </w:p>
-    <w:p>
-      <w:pPr>
-        <w:rPr>
-          <w:lang w:val="es-MX"/>
-        </w:rPr>
-      </w:pPr>
-      <w:r>
-        <w:rPr>
-          <w:lang w:val="es-MX"/>
-        </w:rPr>
-        <w:t xml:space="preserve">25 LA LIBERTAD OESTE </w:t>
-      </w:r>
-    </w:p>
-    <w:p>
-      <w:pPr>
-        <w:rPr>
-          <w:lang w:val="es-MX"/>
-        </w:rPr>
-      </w:pPr>
-      <w:r>
-        <w:rPr>
-          <w:lang w:val="es-MX"/>
-        </w:rPr>
-        <w:t xml:space="preserve">26 LA LIBERTAD ESTE </w:t>
-      </w:r>
-    </w:p>
-    <w:p>
-      <w:pPr>
-        <w:rPr>
-          <w:lang w:val="es-MX"/>
-        </w:rPr>
-      </w:pPr>
-      <w:r>
-        <w:rPr>
-          <w:lang w:val="es-MX"/>
-        </w:rPr>
-        <w:t xml:space="preserve">27 LA LIBERTAD COSTA </w:t>
-      </w:r>
-    </w:p>
-    <w:p>
-      <w:pPr>
-        <w:rPr>
-          <w:lang w:val="es-MX"/>
-        </w:rPr>
-      </w:pPr>
-      <w:r>
-        <w:rPr>
-          <w:lang w:val="es-MX"/>
-        </w:rPr>
-        <w:t xml:space="preserve">28 LA LIBERTAD SUR </w:t>
-      </w:r>
-    </w:p>
-    <w:p>
-      <w:pPr>
-        <w:rPr>
-          <w:lang w:val="es-MX"/>
-        </w:rPr>
-      </w:pPr>
-      <w:r>
-        <w:rPr>
-          <w:lang w:val="es-MX"/>
-        </w:rPr>
-        <w:t xml:space="preserve">20 SAN SALVADOR NORTE </w:t>
-      </w:r>
-    </w:p>
-    <w:p>
-      <w:pPr>
-        <w:rPr>
-          <w:lang w:val="es-MX"/>
-        </w:rPr>
-      </w:pPr>
-      <w:r>
-        <w:rPr>
-          <w:lang w:val="es-MX"/>
-        </w:rPr>
-        <w:t xml:space="preserve">21 SAN SALVADOR OESTE </w:t>
-      </w:r>
-    </w:p>
-    <w:p>
-      <w:pPr>
-        <w:rPr>
-          <w:lang w:val="es-MX"/>
-        </w:rPr>
-      </w:pPr>
-      <w:r>
-        <w:rPr>
-          <w:lang w:val="es-MX"/>
-        </w:rPr>
-        <w:lastRenderedPageBreak/>
-        <w:t xml:space="preserve">22 SAN SALVADOR ESTE </w:t>
-      </w:r>
-    </w:p>
-    <w:p>
-      <w:pPr>
-        <w:rPr>
-          <w:lang w:val="es-MX"/>
-        </w:rPr>
-      </w:pPr>
-      <w:r>
-        <w:rPr>
-          <w:lang w:val="es-MX"/>
-        </w:rPr>
-        <w:t xml:space="preserve">23 SAN SALVADOR CENTRO </w:t>
-      </w:r>
-    </w:p>
-    <w:p>
-      <w:pPr>
-        <w:rPr>
-          <w:lang w:val="es-MX"/>
-        </w:rPr>
-      </w:pPr>
-      <w:r>
-        <w:rPr>
-          <w:lang w:val="es-MX"/>
-        </w:rPr>
-        <w:t xml:space="preserve">24 SAN SALVADOR SUR </w:t>
-      </w:r>
-    </w:p>
-    <w:p>
-      <w:pPr>
-        <w:rPr>
-          <w:lang w:val="es-MX"/>
-        </w:rPr>
-      </w:pPr>
-      <w:r>
-        <w:rPr>
-          <w:lang w:val="es-MX"/>
-        </w:rPr>
-        <w:t xml:space="preserve">17 CUSCATLAN NORTE </w:t>
-      </w:r>
-    </w:p>
-    <w:p>
-      <w:pPr>
-        <w:rPr>
-          <w:lang w:val="es-MX"/>
-        </w:rPr>
-      </w:pPr>
-      <w:r>
-        <w:rPr>
-          <w:lang w:val="es-MX"/>
-        </w:rPr>
-        <w:t xml:space="preserve">18 CUSCATLAN SUR </w:t>
-      </w:r>
-    </w:p>
-    <w:p>
-      <w:pPr>
-        <w:rPr>
-          <w:lang w:val="es-MX"/>
-        </w:rPr>
-      </w:pPr>
-      <w:r>
-        <w:rPr>
-          <w:lang w:val="es-MX"/>
-        </w:rPr>
-        <w:t xml:space="preserve">23 LA PAZ OESTE </w:t>
-      </w:r>
-    </w:p>
-    <w:p>
-      <w:pPr>
-        <w:rPr>
-          <w:lang w:val="es-MX"/>
-        </w:rPr>
-      </w:pPr>
-      <w:r>
-        <w:rPr>
-          <w:lang w:val="es-MX"/>
-        </w:rPr>
-        <w:t xml:space="preserve">24 LA PAZ CENTRO </w:t>
-      </w:r>
-    </w:p>
-    <w:p>
-      <w:pPr>
-        <w:rPr>
-          <w:lang w:val="es-MX"/>
-        </w:rPr>
-      </w:pPr>
-      <w:r>
-        <w:rPr>
-          <w:lang w:val="es-MX"/>
-        </w:rPr>
-        <w:t xml:space="preserve">25 LA PAZ ESTE </w:t>
-      </w:r>
-    </w:p>
-    <w:p>
-      <w:pPr>
-        <w:rPr>
-          <w:lang w:val="es-MX"/>
-        </w:rPr>
-      </w:pPr>
-      <w:r>
-        <w:rPr>
-          <w:lang w:val="es-MX"/>
-        </w:rPr>
-        <w:t xml:space="preserve">l0 CABANAS OESTE </w:t>
-      </w:r>
-    </w:p>
-    <w:p>
-      <w:pPr>
-        <w:rPr>
-          <w:lang w:val="es-MX"/>
-        </w:rPr>
-      </w:pPr>
-      <w:r>
-        <w:rPr>
-          <w:lang w:val="es-MX"/>
-        </w:rPr>
-        <w:t xml:space="preserve">11 CABANAS ESTE </w:t>
-      </w:r>
-    </w:p>
-    <w:p>
-      <w:pPr>
-        <w:rPr>
-          <w:lang w:val="es-MX"/>
-        </w:rPr>
-      </w:pPr>
-      <w:r>
-        <w:rPr>
-          <w:lang w:val="es-MX"/>
-        </w:rPr>
-        <w:t xml:space="preserve">14 SAN VICENTE NORTE </w:t>
-      </w:r>
-    </w:p>
-    <w:p>
-      <w:pPr>
-        <w:rPr>
-          <w:lang w:val="es-MX"/>
-        </w:rPr>
-      </w:pPr>
-      <w:r>
-        <w:rPr>
-          <w:lang w:val="es-MX"/>
-        </w:rPr>
-        <w:t xml:space="preserve">15 SAN VICENTE SUR </w:t>
-      </w:r>
-    </w:p>
-    <w:p>
-      <w:pPr>
-        <w:rPr>
-          <w:lang w:val="es-MX"/>
-        </w:rPr>
-      </w:pPr>
-      <w:r>
-        <w:rPr>
-          <w:lang w:val="es-MX"/>
-        </w:rPr>
-        <w:t xml:space="preserve">24 USULUTAN NORTE </w:t>
-      </w:r>
-    </w:p>
-    <w:p>
-      <w:pPr>
-        <w:rPr>
-          <w:lang w:val="es-MX"/>
-        </w:rPr>
-      </w:pPr>
-      <w:r>
-        <w:rPr>
-          <w:lang w:val="es-MX"/>
-        </w:rPr>
-        <w:t xml:space="preserve">25 USULUTAN ESTE </w:t>
-      </w:r>
-    </w:p>
-    <w:p>
-      <w:pPr>
-        <w:rPr>
-          <w:lang w:val="es-MX"/>
-        </w:rPr>
-      </w:pPr>
-      <w:r>
-        <w:rPr>
-          <w:lang w:val="es-MX"/>
-        </w:rPr>
-        <w:t xml:space="preserve">26 USULUTAN OESTE </w:t>
-      </w:r>
-    </w:p>
-    <w:p>
-      <w:pPr>
-        <w:rPr>
-          <w:lang w:val="es-MX"/>
-        </w:rPr>
-      </w:pPr>
-      <w:r>
-        <w:rPr>
-          <w:lang w:val="es-MX"/>
-        </w:rPr>
-        <w:t xml:space="preserve">21 SAN MIGUEL NORTE </w:t>
-      </w:r>
-    </w:p>
-    <w:p>
-      <w:pPr>
-        <w:rPr>
-          <w:lang w:val="es-MX"/>
-        </w:rPr>
-      </w:pPr>
-      <w:r>
-        <w:rPr>
-          <w:lang w:val="es-MX"/>
-        </w:rPr>
-        <w:t xml:space="preserve">22 SAN MIGUEL CENTRO </w:t>
-      </w:r>
-    </w:p>
-    <w:p>
-      <w:pPr>
-        <w:rPr>
-          <w:lang w:val="es-MX"/>
-        </w:rPr>
-      </w:pPr>
-      <w:r>
-        <w:rPr>
-          <w:lang w:val="es-MX"/>
-        </w:rPr>
-        <w:t xml:space="preserve">23 SAN MIGUEL OESTE </w:t>
-      </w:r>
-    </w:p>
-    <w:p>
-      <w:pPr>
-        <w:rPr>
-          <w:lang w:val="es-MX"/>
-        </w:rPr>
-      </w:pPr>
-      <w:r>
-        <w:rPr>
-          <w:lang w:val="es-MX"/>
-        </w:rPr>
-        <w:t xml:space="preserve">27 MORAZAN NORTE </w:t>
-      </w:r>
-    </w:p>
-    <w:p>
-      <w:pPr>
-        <w:rPr>
-          <w:lang w:val="es-MX"/>
-        </w:rPr>
-      </w:pPr>
-      <w:r>
-        <w:rPr>
-          <w:lang w:val="es-MX"/>
-        </w:rPr>
-        <w:t xml:space="preserve">28 MORAZAN SUR </w:t>
-      </w:r>
-    </w:p>
-    <w:p>
-      <w:pPr>
-        <w:rPr>
-          <w:lang w:val="es-MX"/>
-        </w:rPr>
-      </w:pPr>
-      <w:r>
-        <w:rPr>
-          <w:lang w:val="es-MX"/>
-        </w:rPr>
-        <w:t xml:space="preserve">19 LA UNION NORTE </w:t>
-      </w:r>
-    </w:p>
-    <w:p>
-      <w:pPr>
-        <w:rPr>
-          <w:lang w:val="es-MX"/>
-        </w:rPr>
-      </w:pPr>
-      <w:r>
-        <w:rPr>
-          <w:lang w:val="es-MX"/>
-        </w:rPr>
-        <w:t>20 LA UNION SUR</w:t>
       </w:r>
     </w:p>
     <w:sectPr>
@@ -9191,6 +9262,16 @@
 
 <file path=word/numbering.xml><?xml version="1.0" encoding="utf-8"?>
 <w:numbering xmlns:wpc="http://schemas.microsoft.com/office/word/2010/wordprocessingCanvas" xmlns:cx="http://schemas.microsoft.com/office/drawing/2014/chartex" xmlns:cx1="http://schemas.microsoft.com/office/drawing/2015/9/8/chartex" xmlns:cx2="http://schemas.microsoft.com/office/drawing/2015/10/21/chartex" xmlns:cx3="http://schemas.microsoft.com/office/drawing/2016/5/9/chartex" xmlns:cx4="http://schemas.microsoft.com/office/drawing/2016/5/10/chartex" xmlns:cx5="http://schemas.microsoft.com/office/drawing/2016/5/11/chartex" xmlns:cx6="http://schemas.microsoft.com/office/drawing/2016/5/12/chartex" xmlns:cx7="http://schemas.microsoft.com/office/drawing/2016/5/13/chartex" xmlns:cx8="http://schemas.microsoft.com/office/drawing/2016/5/14/chartex" xmlns:mc="http://schemas.openxmlformats.org/markup-compatibility/2006" xmlns:aink="http://schemas.microsoft.com/office/drawing/2016/ink" xmlns:am3d="http://schemas.microsoft.com/office/drawing/2017/model3d" xmlns:o="urn:schemas-microsoft-com:office:office" xmlns:oel="http://schemas.microsoft.com/office/2019/extlst" xmlns:r="http://schemas.openxmlformats.org/officeDocument/2006/relationships" xmlns:m="http://schemas.openxmlformats.org/officeDocument/2006/math" xmlns:v="urn:schemas-microsoft-com:vml" xmlns:wp14="http://schemas.microsoft.com/office/word/2010/wordprocessingDrawing" xmlns:wp="http://schemas.openxmlformats.org/drawingml/2006/wordprocessingDrawing" xmlns:w10="urn:schemas-microsoft-com:office:word" xmlns:w="http://schemas.openxmlformats.org/wordprocessingml/2006/main" xmlns:w14="http://schemas.microsoft.com/office/word/2010/wordml" xmlns:w15="http://schemas.microsoft.com/office/word/2012/wordml" xmlns:w16cex="http://schemas.microsoft.com/office/word/2018/wordml/cex" xmlns:w16cid="http://schemas.microsoft.com/office/word/2016/wordml/cid" xmlns:w16="http://schemas.microsoft.com/office/word/2018/wordml" xmlns:w16du="http://schemas.microsoft.com/office/word/2023/wordml/word16du" xmlns:w16sdtdh="http://schemas.microsoft.com/office/word/2020/wordml/sdtdatahash" xmlns:w16sdtfl="http://schemas.microsoft.com/office/word/2024/wordml/sdtformatlock" xmlns:w16se="http://schemas.microsoft.com/office/word/2015/wordml/symex" xmlns:wpg="http://schemas.microsoft.com/office/word/2010/wordprocessingGroup" xmlns:wpi="http://schemas.microsoft.com/office/word/2010/wordprocessingInk" xmlns:wne="http://schemas.microsoft.com/office/word/2006/wordml" xmlns:wps="http://schemas.microsoft.com/office/word/2010/wordprocessingShape" mc:Ignorable="w14 w15 w16se w16cid w16 w16cex w16sdtdh w16sdtfl w16du wp14">
+  <w:numPicBullet w:numPicBulletId="0">
+    <w:pict>
+      <v:rect id="_x0000_i1109" style="width:0;height:1.5pt" o:hralign="center" o:bullet="t" o:hrstd="t" o:hr="t" fillcolor="#a0a0a0" stroked="f"/>
+    </w:pict>
+  </w:numPicBullet>
+  <w:numPicBullet w:numPicBulletId="1">
+    <w:pict>
+      <v:rect id="_x0000_i1110" style="width:0;height:1.5pt" o:hralign="center" o:bullet="t" o:hrstd="t" o:hr="t" fillcolor="#a0a0a0" stroked="f"/>
+    </w:pict>
+  </w:numPicBullet>
   <w:abstractNum w:abstractNumId="0" w15:restartNumberingAfterBreak="0">
     <w:nsid w:val="313C068D"/>
     <w:multiLevelType w:val="multilevel"/>
@@ -9453,11 +9534,155 @@
       </w:rPr>
     </w:lvl>
   </w:abstractNum>
+  <w:abstractNum w:abstractNumId="2" w15:restartNumberingAfterBreak="0">
+    <w:nsid w:val="7433266F"/>
+    <w:multiLevelType w:val="hybridMultilevel"/>
+    <w:tmpl w:val="736A3F0C"/>
+    <w:lvl w:ilvl="0" w:tplc="06DEE08E">
+      <w:start w:val="1"/>
+      <w:numFmt w:val="bullet"/>
+      <w:lvlText w:val=""/>
+      <w:lvlPicBulletId w:val="0"/>
+      <w:lvlJc w:val="left"/>
+      <w:pPr>
+        <w:tabs>
+          <w:tab w:val="num" w:pos="720"/>
+        </w:tabs>
+        <w:ind w:left="720" w:hanging="360"/>
+      </w:pPr>
+      <w:rPr>
+        <w:rFonts w:ascii="Symbol" w:hAnsi="Symbol" w:hint="default"/>
+      </w:rPr>
+    </w:lvl>
+    <w:lvl w:ilvl="1" w:tplc="640CB10A" w:tentative="1">
+      <w:start w:val="1"/>
+      <w:numFmt w:val="bullet"/>
+      <w:lvlText w:val=""/>
+      <w:lvlJc w:val="left"/>
+      <w:pPr>
+        <w:tabs>
+          <w:tab w:val="num" w:pos="1440"/>
+        </w:tabs>
+        <w:ind w:left="1440" w:hanging="360"/>
+      </w:pPr>
+      <w:rPr>
+        <w:rFonts w:ascii="Symbol" w:hAnsi="Symbol" w:hint="default"/>
+      </w:rPr>
+    </w:lvl>
+    <w:lvl w:ilvl="2" w:tplc="6EC03E0C" w:tentative="1">
+      <w:start w:val="1"/>
+      <w:numFmt w:val="bullet"/>
+      <w:lvlText w:val=""/>
+      <w:lvlJc w:val="left"/>
+      <w:pPr>
+        <w:tabs>
+          <w:tab w:val="num" w:pos="2160"/>
+        </w:tabs>
+        <w:ind w:left="2160" w:hanging="360"/>
+      </w:pPr>
+      <w:rPr>
+        <w:rFonts w:ascii="Symbol" w:hAnsi="Symbol" w:hint="default"/>
+      </w:rPr>
+    </w:lvl>
+    <w:lvl w:ilvl="3" w:tplc="CE7613A2" w:tentative="1">
+      <w:start w:val="1"/>
+      <w:numFmt w:val="bullet"/>
+      <w:lvlText w:val=""/>
+      <w:lvlJc w:val="left"/>
+      <w:pPr>
+        <w:tabs>
+          <w:tab w:val="num" w:pos="2880"/>
+        </w:tabs>
+        <w:ind w:left="2880" w:hanging="360"/>
+      </w:pPr>
+      <w:rPr>
+        <w:rFonts w:ascii="Symbol" w:hAnsi="Symbol" w:hint="default"/>
+      </w:rPr>
+    </w:lvl>
+    <w:lvl w:ilvl="4" w:tplc="B67064A0" w:tentative="1">
+      <w:start w:val="1"/>
+      <w:numFmt w:val="bullet"/>
+      <w:lvlText w:val=""/>
+      <w:lvlJc w:val="left"/>
+      <w:pPr>
+        <w:tabs>
+          <w:tab w:val="num" w:pos="3600"/>
+        </w:tabs>
+        <w:ind w:left="3600" w:hanging="360"/>
+      </w:pPr>
+      <w:rPr>
+        <w:rFonts w:ascii="Symbol" w:hAnsi="Symbol" w:hint="default"/>
+      </w:rPr>
+    </w:lvl>
+    <w:lvl w:ilvl="5" w:tplc="D5CA4FA4" w:tentative="1">
+      <w:start w:val="1"/>
+      <w:numFmt w:val="bullet"/>
+      <w:lvlText w:val=""/>
+      <w:lvlJc w:val="left"/>
+      <w:pPr>
+        <w:tabs>
+          <w:tab w:val="num" w:pos="4320"/>
+        </w:tabs>
+        <w:ind w:left="4320" w:hanging="360"/>
+      </w:pPr>
+      <w:rPr>
+        <w:rFonts w:ascii="Symbol" w:hAnsi="Symbol" w:hint="default"/>
+      </w:rPr>
+    </w:lvl>
+    <w:lvl w:ilvl="6" w:tplc="A38260AA" w:tentative="1">
+      <w:start w:val="1"/>
+      <w:numFmt w:val="bullet"/>
+      <w:lvlText w:val=""/>
+      <w:lvlJc w:val="left"/>
+      <w:pPr>
+        <w:tabs>
+          <w:tab w:val="num" w:pos="5040"/>
+        </w:tabs>
+        <w:ind w:left="5040" w:hanging="360"/>
+      </w:pPr>
+      <w:rPr>
+        <w:rFonts w:ascii="Symbol" w:hAnsi="Symbol" w:hint="default"/>
+      </w:rPr>
+    </w:lvl>
+    <w:lvl w:ilvl="7" w:tplc="EC9CAAA6" w:tentative="1">
+      <w:start w:val="1"/>
+      <w:numFmt w:val="bullet"/>
+      <w:lvlText w:val=""/>
+      <w:lvlJc w:val="left"/>
+      <w:pPr>
+        <w:tabs>
+          <w:tab w:val="num" w:pos="5760"/>
+        </w:tabs>
+        <w:ind w:left="5760" w:hanging="360"/>
+      </w:pPr>
+      <w:rPr>
+        <w:rFonts w:ascii="Symbol" w:hAnsi="Symbol" w:hint="default"/>
+      </w:rPr>
+    </w:lvl>
+    <w:lvl w:ilvl="8" w:tplc="1B1ED014" w:tentative="1">
+      <w:start w:val="1"/>
+      <w:numFmt w:val="bullet"/>
+      <w:lvlText w:val=""/>
+      <w:lvlJc w:val="left"/>
+      <w:pPr>
+        <w:tabs>
+          <w:tab w:val="num" w:pos="6480"/>
+        </w:tabs>
+        <w:ind w:left="6480" w:hanging="360"/>
+      </w:pPr>
+      <w:rPr>
+        <w:rFonts w:ascii="Symbol" w:hAnsi="Symbol" w:hint="default"/>
+      </w:rPr>
+    </w:lvl>
+  </w:abstractNum>
   <w:num w:numId="1" w16cid:durableId="207836753">
     <w:abstractNumId w:val="0"/>
   </w:num>
   <w:num w:numId="2" w16cid:durableId="255015638">
     <w:abstractNumId w:val="1"/>
+  </w:num>
+  <w:num w:numId="3" w16cid:durableId="555433526">
+    <w:abstractNumId w:val="2"/>
   </w:num>
 </w:numbering>
 </file>
@@ -10065,7 +10290,6 @@
   <w:style w:type="character" w:default="1" w:styleId="Fuentedeprrafopredeter">
     <w:name w:val="Default Paragraph Font"/>
     <w:uiPriority w:val="1"/>
-    <w:semiHidden/>
     <w:unhideWhenUsed/>
   </w:style>
   <w:style w:type="table" w:default="1" w:styleId="Tablanormal">
